--- a/CProgramming.docx
+++ b/CProgramming.docx
@@ -121,7 +121,7 @@
       <w:r>
         <w:rPr/>
         <w:tab/>
-        <w:t xml:space="preserve">The C programming language is what we call a “low-level” programming language. This means that it does not have many abstractions built into the language. It is useful for reading or writing data close to the hardware level. This is also the reason that it is typically used to write operating systems and device drivers. In order to communicate with hardware, we must be able to read and write to registers, device drivers, the kernel, etc. I will try not to assume too much of your skill set since C will likely be one of the first languages that you learn. Despite it being a very challenging language to master, I think it is still a good spot to begin learning how to program. Technically, I’ve structured these notes so that Java I is your introduction to programming, but if you have a loose understanding of functions/methods, variables, and computer hardware, you might be okay to start here.  I will be trying to start from the fundamentals and work our way up to more complicated things in a linear A to B fashion. I will also be talking quite a bit about Unix/Linux since C is most easily developed on a Unix-like operating system. C can be compiled and ran on Windows, but you will face challenges that will not be covered in this document if you decide to do so. If you don’t know Unix/Linux very well, you can skip over some of the system-related parts and hopefully still walk away understanding the jist of the syntax. </w:t>
+        <w:t xml:space="preserve">The C programming language is what we call a “low-level” programming language. This means that it does not have many abstractions built into the language. It is useful for reading or writing data close to the hardware level. This is also the reason that it is typically used to write operating systems and device drivers. In order to communicate with hardware, we must be able to read and write to registers, device drivers, the kernel, etc. I will try not to assume too much of your skill set since C will likely be one of the first languages that you learn. Despite it being a very challenging language to master, I think it is still a good spot to begin learning how to program. Technically, I’ve structured these notes so that Introduction to Java is your introduction to programming, but if you have a loose understanding of functions/methods, variables, and computer hardware, you might be okay to start here.  I will be trying to start from the fundamentals and work our way up to more complicated things in a linear A to B fashion. I will also be talking quite a bit about Unix/Linux since C is most easily developed on a Unix-like operating system. C can be compiled and ran on Windows, but you will face challenges that will not be covered in this document if you decide to do so. If you don’t know Unix/Linux very well, you can skip over some of the system-related parts and hopefully still walk away understanding the jist of the syntax. </w:t>
       </w:r>
     </w:p>
     <w:p>
@@ -155,7 +155,7 @@
       <w:r>
         <w:rPr/>
         <w:tab/>
-        <w:t xml:space="preserve">Where better to start than variables? Arguably the most basic and essential part of any programming language are variables. In Java, you learned that variables contain some sort of data. Unlike in Java, we have no reference types because C does not have classes or objects. As you are likely aware, data types always have a specified size. These sizes are not arbitrarily defined within the language specification. This means that they are platform dependent. In other words, the size of an int may vary from a 32-bit machine to a 64-bit machine. Unfortunately, this can get quite confusing. I will be covering each of the primitive data types individually. This might seem like a lot of stuff to remember, however, understanding the size of variables is very important when writing C code. We must be more considerate of how much space we are occupying. </w:t>
+        <w:t xml:space="preserve">Where better to start than variables? Arguably the most basic and essential part of any programming language are variables. In Java, you learned that variables contain some sort of data. Unlike in Java, we have no reference types because C does not have classes or objects. As you are likely aware, data types always have a specified size. These sizes are defined within the language specification, but vary depending on the platform architecture. In other words, the size of an int may vary from a 32-bit machine to a 64-bit machine. Unfortunately, this can get quite confusing. I will be covering each of the primitive data types individually. This might seem like a lot of stuff to remember, however, understanding the size of variables is very important when writing C code. We must be more considerate of how much space we are occupying. </w:t>
       </w:r>
     </w:p>
     <w:p>
@@ -200,7 +200,7 @@
       </w:r>
       <w:r>
         <w:rPr/>
-        <w:t xml:space="preserve"> data type. A char is always a binary/hexadecimal number but is usually represented on the screen as an alphanumeric glyph. By default, the numeric value of char is translated according to its corresponding character symbol in the ASCII standard (the ASCII table). ASCII is not the only standard, however. char can be represented with ASCII, UTF-8, and UTF-16 (UTF stands for Unicode Transformation Format, or Unicode for short). You will often hear that a char is 1 byte in C. This is technically false. A char in C is at </w:t>
+        <w:t xml:space="preserve"> data type. A char is always a numeric number that gets represented on the screen as a glyph. By default, the numeric value of char is translated according to its corresponding glyph in the ASCII standard (the ASCII table). ASCII is not the only standard, however. char can be represented with ASCII, UTF-8, and UTF-16 (UTF stands for Unicode Transformation Format, or Unicode for short). You will often hear that a char is 1 byte in C. This is technically false. A char in C is at </w:t>
       </w:r>
       <w:r>
         <w:rPr>
@@ -211,7 +211,7 @@
       </w:r>
       <w:r>
         <w:rPr/>
-        <w:t xml:space="preserve"> 1 byte, and is, in fact, often 1 byte, but UTF-16 allows it to be 2 bytes (16 bits = 2 bytes). When using ASCII or UTF-8 to represent a character, char must be unsigned. If we use a signed char to represent an ASCII/UTF-8 character, we may receive the incorrect letter, since C could potentially interpret the unsigned char as signed (negative numbers are undefined in the ASCII table). Assuming that char is 1 byte in most cases, the range can either be -128 to 127 if signed, or 0 to 255 if unsigned. Valid character literals are considered to be any one character surrounded by single quotes e.g., ‘z’. Not all valid character literals must be alphanumeric. Certain char literals are interpreted as special characters and must be escaped by a backslash to assume a special meaning. For example, ‘\n’, ‘\t’, ‘\b’, ‘\0’, etc. are all special characters that may or may not be interpreted to have some special functionality (this is dependent on how the OS interprets them, not C). </w:t>
+        <w:t xml:space="preserve"> 1 byte, and is, in fact, often 1 byte, but in UTF-16, a char is 2 bytes (16 bits = 2 bytes). When using ASCII or UTF-8 to represent a character, char must be unsigned. If we use a signed char to represent an ASCII/UTF-8 character, we may receive the incorrect letter, since C could potentially interpret the unsigned char as signed (negative numbers are undefined in the ASCII table). Assuming that char is 1 byte in most cases, the range can either be -128 to 127 if signed, or 0 to 255 if unsigned. Valid character literals are considered to be any one character surrounded by single quotes e.g., ‘z’. Not all valid character literals must be alphanumeric. Certain char literals are interpreted as special characters and must be escaped by a backslash to assume a special meaning. For example, ‘\n’, ‘\t’, ‘\b’, ‘\0’, etc. are all special characters that may or may not be interpreted to have some special functionality (this is dependent on how the OS interprets them, not C). </w:t>
       </w:r>
     </w:p>
     <w:p>
@@ -326,7 +326,7 @@
       <w:r>
         <w:rPr/>
         <w:tab/>
-        <w:t>Binary literal (base 2): Begins with ‘0b’ eg. 0b11110000, 0b111, 0b101010101</w:t>
+        <w:t>Binary literal: N/A – Binary literals do not exist in C</w:t>
       </w:r>
     </w:p>
     <w:p>
@@ -510,7 +510,7 @@
       <w:r>
         <w:rPr/>
         <w:tab/>
-        <w:t xml:space="preserve">We are now moving away from integer types, and entering decimal types, a.k.a. floating-point integers a.k.a. IEEE-754 (ISO standard). While still numeric, floating-point types do not represent themselves the same way that normal binary integers do. float is short for “single-precision floating point integer”. This is a fancy way of saying that it’s a 32-bit decimal number. floats </w:t>
+        <w:t xml:space="preserve">We are now moving away from integer types, and entering decimal types, a.k.a. floating-point integers. While still numeric, floating-point types do not represent themselves the same way that normal binary integers do. Instead, they are represented by a format called IEEE-754 by the ISO standard. Note that IEEE-754 is not the only method of representing decimal types (IEEE-754 is known as floating point notation, but there also exists something called fixed point, which we will not be covering here). float is short for “single-precision floating point integer”. This is a fancy way of saying that it’s a 32-bit decimal number. floats </w:t>
       </w:r>
       <w:r>
         <w:rPr>
@@ -566,7 +566,7 @@
       <w:r>
         <w:rPr/>
         <w:tab/>
-        <w:t xml:space="preserve"> doubles are also considered as floating-point precision integers, however, double stands for “double precision” since there are twice as many bits in a double as there are in a float, (and therefore double the precision). As I mentioned, floating point integers cannot be unsigned, and that still applies to doubles. doubles are 64-bits. Unlike float, double does not have any suffix to denote that it is a double. Like int, double is assumed if no suffix is given. Not much more is to be said here... There is much debate as to whether double is better than float. In my humble opinion, float is sufficient for the majority of calculations, making it preferred over double for programs that require a lot of maths.</w:t>
+        <w:t xml:space="preserve"> doubles are also considered as floating-point integers, however, double stands for “double precision” since there are twice as many bits in a double as there are in a float, (and therefore double the precision). As I mentioned, floating point integers cannot be unsigned, and that still applies to doubles. doubles are 64-bits. Unlike float, double does not have any suffix to denote that it is a double. Like int, double is assumed if no suffix is given. Not much more is to be said here... There is some debate as to whether double is better than float. In my humble opinion, float is sufficient for the majority of calculations, making it preferred over double for programs that require a lot of maths.</w:t>
       </w:r>
     </w:p>
     <w:p>
@@ -727,64 +727,18 @@
         <w:rPr>
           <w:u w:val="single"/>
         </w:rPr>
-        <w:t>Platform Agnostic Types</w:t>
-      </w:r>
-      <w:r>
-        <w:rPr>
-          <w:u w:val="single"/>
-        </w:rPr>
-        <w:t xml:space="preserve"> (stdint.h):</w:t>
-      </w:r>
-    </w:p>
-    <w:p>
-      <w:pPr>
-        <w:pStyle w:val="Normal"/>
-        <w:rPr/>
-      </w:pPr>
-      <w:r>
-        <w:rPr/>
-        <w:tab/>
-        <w:t xml:space="preserve">There are a few typedefs which </w:t>
-      </w:r>
-      <w:r>
-        <w:rPr/>
-        <w:t>allow you to create integer type variables with the exact number of bits requested, independent of platform</w:t>
-      </w:r>
-      <w:r>
-        <w:rPr/>
-        <w:t>. Th</w:t>
-      </w:r>
-      <w:r>
-        <w:rPr/>
-        <w:t xml:space="preserve">e stdint.h header file </w:t>
-      </w:r>
-      <w:r>
-        <w:rPr/>
-        <w:t xml:space="preserve">consists of the typedefs uint8_t, uint16_t, uint32_t, and uint64_t, </w:t>
-      </w:r>
-      <w:r>
-        <w:rPr/>
-        <w:t>as well as their signed int variants</w:t>
-      </w:r>
-      <w:r>
-        <w:rPr/>
-        <w:t xml:space="preserve">. The ‘u’ in uint stands for unsigned int as you may have guessed. </w:t>
-      </w:r>
-      <w:r>
-        <w:rPr/>
-        <w:t>As I mentioned, the</w:t>
-      </w:r>
-      <w:r>
-        <w:rPr/>
-        <w:t xml:space="preserve"> very nice thing about </w:t>
-      </w:r>
-      <w:r>
-        <w:rPr/>
-        <w:t>these typedefs is that they</w:t>
-      </w:r>
-      <w:r>
-        <w:rPr/>
-        <w:t xml:space="preserve"> guarantee the number of bits that you specify on any platform. So, for example, uint16_t will always allocate 16 bits, no matter what architecture. Here are the typedef definitions for each if you are curious:</w:t>
+        <w:t>Platform Agnostic Types (stdint.h):</w:t>
+      </w:r>
+    </w:p>
+    <w:p>
+      <w:pPr>
+        <w:pStyle w:val="Normal"/>
+        <w:rPr/>
+      </w:pPr>
+      <w:r>
+        <w:rPr/>
+        <w:tab/>
+        <w:t>There are a few typedefs which allow you to create integer type variables with the exact number of bits requested, independent of platform. The stdint.h header file consists of the typedefs uint8_t, uint16_t, uint32_t, and uint64_t, as well as their signed int variants. The ‘u’ in uint stands for unsigned int as you may have guessed. As I mentioned, the very nice thing about these typedefs is that they guarantee the number of bits that you specify on any platform. So, for example, uint16_t will always allocate 16 bits, no matter what architecture. Here are the typedef definitions for each if you are curious:</w:t>
       </w:r>
     </w:p>
     <w:p>
@@ -992,7 +946,7 @@
       </w:r>
       <w:r>
         <w:rPr/>
-        <w:t xml:space="preserve"> of a particular item. For example, the size of an array, or the size of a buffer. Using size_t for counters or other constructs will likely just add confusion to your program.</w:t>
+        <w:t xml:space="preserve"> of a particular item. For example, the size of an array, or the size of a buffer. Using size_t for counters or other constructs will likely just add confusion to your program and wastes space.</w:t>
       </w:r>
     </w:p>
     <w:p>
@@ -1803,7 +1757,6 @@
         </w:rPr>
         <w:tab/>
         <w:tab/>
-        <w:tab/>
       </w:r>
       <w:hyperlink r:id="rId6">
         <w:r>
@@ -2069,7 +2022,6 @@
         </w:rPr>
         <w:tab/>
         <w:tab/>
-        <w:tab/>
       </w:r>
       <w:hyperlink r:id="rId21">
         <w:r>
@@ -2159,7 +2111,6 @@
         </w:rPr>
         <w:tab/>
         <w:tab/>
-        <w:tab/>
       </w:r>
       <w:hyperlink r:id="rId26">
         <w:r>
@@ -2409,7 +2360,6 @@
         </w:rPr>
         <w:tab/>
         <w:tab/>
-        <w:tab/>
       </w:r>
       <w:hyperlink r:id="rId40">
         <w:r>
@@ -2447,7 +2397,6 @@
           <w:color w:val="000000"/>
         </w:rPr>
         <w:tab/>
-        <w:tab/>
       </w:r>
       <w:hyperlink r:id="rId42">
         <w:r>
@@ -3843,336 +3792,128 @@
           <w:szCs w:val="22"/>
         </w:rPr>
         <w:tab/>
-        <w:t>BADBLOCK_</w:t>
-      </w:r>
+        <w:t>BADBLOCK_ERR, NOMEM_ERR, CRASH_ERR, UNKNOWN_ERR</w:t>
+      </w:r>
+    </w:p>
+    <w:p>
+      <w:pPr>
+        <w:pStyle w:val="PreformattedText"/>
+        <w:spacing w:before="0" w:after="283"/>
+        <w:rPr/>
+      </w:pPr>
       <w:r>
         <w:rPr>
           <w:rFonts w:eastAsia="Calibri" w:cs="Calibri" w:ascii="Calibri" w:hAnsi="Calibri"/>
           <w:sz w:val="22"/>
           <w:szCs w:val="22"/>
         </w:rPr>
-        <w:t>ERR</w:t>
-      </w:r>
+        <w:t>};</w:t>
+      </w:r>
+    </w:p>
+    <w:p>
+      <w:pPr>
+        <w:pStyle w:val="PreformattedText"/>
+        <w:spacing w:before="0" w:after="283"/>
+        <w:rPr/>
+      </w:pPr>
+      <w:r>
+        <w:rPr/>
+      </w:r>
+    </w:p>
+    <w:p>
+      <w:pPr>
+        <w:pStyle w:val="PreformattedText"/>
+        <w:spacing w:before="0" w:after="283"/>
+        <w:rPr/>
+      </w:pPr>
       <w:r>
         <w:rPr>
           <w:rFonts w:eastAsia="Calibri" w:cs="Calibri" w:ascii="Calibri" w:hAnsi="Calibri"/>
           <w:sz w:val="22"/>
           <w:szCs w:val="22"/>
         </w:rPr>
-        <w:t>, NOMEM_</w:t>
-      </w:r>
+        <w:t>As you can see, I’ve created a list of variables which each have some name pertaining to an error that might arise in my code. Enums implicitly have a start value of 0, so BADBLOCK_ERR would be = 0, NOMEM_ERR would be = 1, and so forth. However, we can change that start value with the assignment operator like so:</w:t>
+      </w:r>
+    </w:p>
+    <w:p>
+      <w:pPr>
+        <w:pStyle w:val="PreformattedText"/>
+        <w:spacing w:before="0" w:after="283"/>
+        <w:rPr/>
+      </w:pPr>
+      <w:r>
+        <w:rPr/>
+      </w:r>
+    </w:p>
+    <w:p>
+      <w:pPr>
+        <w:pStyle w:val="PreformattedText"/>
+        <w:spacing w:before="0" w:after="283"/>
+        <w:rPr/>
+      </w:pPr>
       <w:r>
         <w:rPr>
           <w:rFonts w:eastAsia="Calibri" w:cs="Calibri" w:ascii="Calibri" w:hAnsi="Calibri"/>
           <w:sz w:val="22"/>
           <w:szCs w:val="22"/>
         </w:rPr>
-        <w:t>ERR</w:t>
-      </w:r>
+        <w:t>enum errors {</w:t>
+      </w:r>
+    </w:p>
+    <w:p>
+      <w:pPr>
+        <w:pStyle w:val="PreformattedText"/>
+        <w:spacing w:before="0" w:after="283"/>
+        <w:rPr/>
+      </w:pPr>
       <w:r>
         <w:rPr>
           <w:rFonts w:eastAsia="Calibri" w:cs="Calibri" w:ascii="Calibri" w:hAnsi="Calibri"/>
           <w:sz w:val="22"/>
           <w:szCs w:val="22"/>
         </w:rPr>
-        <w:t>, CRASH_</w:t>
-      </w:r>
+        <w:tab/>
+        <w:t>BADBLOCK_ERR = 1, NOMEM_ERR, CRASH_ERR = 5, UNKNOWN_ERR</w:t>
+      </w:r>
+    </w:p>
+    <w:p>
+      <w:pPr>
+        <w:pStyle w:val="PreformattedText"/>
+        <w:spacing w:before="0" w:after="283"/>
+        <w:rPr/>
+      </w:pPr>
       <w:r>
         <w:rPr>
           <w:rFonts w:eastAsia="Calibri" w:cs="Calibri" w:ascii="Calibri" w:hAnsi="Calibri"/>
           <w:sz w:val="22"/>
           <w:szCs w:val="22"/>
         </w:rPr>
-        <w:t>ERR</w:t>
-      </w:r>
+        <w:t>};</w:t>
+      </w:r>
+    </w:p>
+    <w:p>
+      <w:pPr>
+        <w:pStyle w:val="PreformattedText"/>
+        <w:spacing w:before="0" w:after="283"/>
+        <w:rPr/>
+      </w:pPr>
+      <w:r>
+        <w:rPr/>
+      </w:r>
+    </w:p>
+    <w:p>
+      <w:pPr>
+        <w:pStyle w:val="PreformattedText"/>
+        <w:spacing w:before="0" w:after="283"/>
+        <w:rPr/>
+      </w:pPr>
       <w:r>
         <w:rPr>
           <w:rFonts w:eastAsia="Calibri" w:cs="Calibri" w:ascii="Calibri" w:hAnsi="Calibri"/>
           <w:sz w:val="22"/>
           <w:szCs w:val="22"/>
         </w:rPr>
-        <w:t>, UNKNOWN_</w:t>
-      </w:r>
-      <w:r>
-        <w:rPr>
-          <w:rFonts w:eastAsia="Calibri" w:cs="Calibri" w:ascii="Calibri" w:hAnsi="Calibri"/>
-          <w:sz w:val="22"/>
-          <w:szCs w:val="22"/>
-        </w:rPr>
-        <w:t>ERR</w:t>
-      </w:r>
-    </w:p>
-    <w:p>
-      <w:pPr>
-        <w:pStyle w:val="PreformattedText"/>
-        <w:spacing w:before="0" w:after="283"/>
-        <w:rPr/>
-      </w:pPr>
-      <w:r>
-        <w:rPr>
-          <w:rFonts w:eastAsia="Calibri" w:cs="Calibri" w:ascii="Calibri" w:hAnsi="Calibri"/>
-          <w:sz w:val="22"/>
-          <w:szCs w:val="22"/>
-        </w:rPr>
-        <w:t>};</w:t>
-      </w:r>
-    </w:p>
-    <w:p>
-      <w:pPr>
-        <w:pStyle w:val="PreformattedText"/>
-        <w:spacing w:before="0" w:after="283"/>
-        <w:rPr/>
-      </w:pPr>
-      <w:r>
-        <w:rPr/>
-      </w:r>
-    </w:p>
-    <w:p>
-      <w:pPr>
-        <w:pStyle w:val="PreformattedText"/>
-        <w:spacing w:before="0" w:after="283"/>
-        <w:rPr/>
-      </w:pPr>
-      <w:r>
-        <w:rPr>
-          <w:rFonts w:eastAsia="Calibri" w:cs="Calibri" w:ascii="Calibri" w:hAnsi="Calibri"/>
-          <w:sz w:val="22"/>
-          <w:szCs w:val="22"/>
-        </w:rPr>
-        <w:t>As you can see, I’ve created a list of variables which each have some name pertaining to an error that might arise in my code. Enums implicitly have a start value of 0, so BADBLOCK_</w:t>
-      </w:r>
-      <w:r>
-        <w:rPr>
-          <w:rFonts w:eastAsia="Calibri" w:cs="Calibri" w:ascii="Calibri" w:hAnsi="Calibri"/>
-          <w:sz w:val="22"/>
-          <w:szCs w:val="22"/>
-        </w:rPr>
-        <w:t>ERR</w:t>
-      </w:r>
-      <w:r>
-        <w:rPr>
-          <w:rFonts w:eastAsia="Calibri" w:cs="Calibri" w:ascii="Calibri" w:hAnsi="Calibri"/>
-          <w:sz w:val="22"/>
-          <w:szCs w:val="22"/>
-        </w:rPr>
-        <w:t xml:space="preserve"> would be = 0, NOMEM_</w:t>
-      </w:r>
-      <w:r>
-        <w:rPr>
-          <w:rFonts w:eastAsia="Calibri" w:cs="Calibri" w:ascii="Calibri" w:hAnsi="Calibri"/>
-          <w:sz w:val="22"/>
-          <w:szCs w:val="22"/>
-        </w:rPr>
-        <w:t>ERR</w:t>
-      </w:r>
-      <w:r>
-        <w:rPr>
-          <w:rFonts w:eastAsia="Calibri" w:cs="Calibri" w:ascii="Calibri" w:hAnsi="Calibri"/>
-          <w:sz w:val="22"/>
-          <w:szCs w:val="22"/>
-        </w:rPr>
-        <w:t xml:space="preserve"> would be = 1, and so forth. However, we can change that start value with the assignment operator like so:</w:t>
-      </w:r>
-    </w:p>
-    <w:p>
-      <w:pPr>
-        <w:pStyle w:val="PreformattedText"/>
-        <w:spacing w:before="0" w:after="283"/>
-        <w:rPr/>
-      </w:pPr>
-      <w:r>
-        <w:rPr/>
-      </w:r>
-    </w:p>
-    <w:p>
-      <w:pPr>
-        <w:pStyle w:val="PreformattedText"/>
-        <w:spacing w:before="0" w:after="283"/>
-        <w:rPr/>
-      </w:pPr>
-      <w:r>
-        <w:rPr>
-          <w:rFonts w:eastAsia="Calibri" w:cs="Calibri" w:ascii="Calibri" w:hAnsi="Calibri"/>
-          <w:sz w:val="22"/>
-          <w:szCs w:val="22"/>
-        </w:rPr>
-        <w:t>enum errors {</w:t>
-      </w:r>
-    </w:p>
-    <w:p>
-      <w:pPr>
-        <w:pStyle w:val="PreformattedText"/>
-        <w:spacing w:before="0" w:after="283"/>
-        <w:rPr/>
-      </w:pPr>
-      <w:r>
-        <w:rPr>
-          <w:rFonts w:eastAsia="Calibri" w:cs="Calibri" w:ascii="Calibri" w:hAnsi="Calibri"/>
-          <w:sz w:val="22"/>
-          <w:szCs w:val="22"/>
-        </w:rPr>
-        <w:tab/>
-        <w:t>BADBLOCK_</w:t>
-      </w:r>
-      <w:r>
-        <w:rPr>
-          <w:rFonts w:eastAsia="Calibri" w:cs="Calibri" w:ascii="Calibri" w:hAnsi="Calibri"/>
-          <w:sz w:val="22"/>
-          <w:szCs w:val="22"/>
-        </w:rPr>
-        <w:t>ERR</w:t>
-      </w:r>
-      <w:r>
-        <w:rPr>
-          <w:rFonts w:eastAsia="Calibri" w:cs="Calibri" w:ascii="Calibri" w:hAnsi="Calibri"/>
-          <w:sz w:val="22"/>
-          <w:szCs w:val="22"/>
-        </w:rPr>
-        <w:t xml:space="preserve"> = 1, NOMEM_</w:t>
-      </w:r>
-      <w:r>
-        <w:rPr>
-          <w:rFonts w:eastAsia="Calibri" w:cs="Calibri" w:ascii="Calibri" w:hAnsi="Calibri"/>
-          <w:sz w:val="22"/>
-          <w:szCs w:val="22"/>
-        </w:rPr>
-        <w:t>ERR</w:t>
-      </w:r>
-      <w:r>
-        <w:rPr>
-          <w:rFonts w:eastAsia="Calibri" w:cs="Calibri" w:ascii="Calibri" w:hAnsi="Calibri"/>
-          <w:sz w:val="22"/>
-          <w:szCs w:val="22"/>
-        </w:rPr>
-        <w:t>, CRASH_</w:t>
-      </w:r>
-      <w:r>
-        <w:rPr>
-          <w:rFonts w:eastAsia="Calibri" w:cs="Calibri" w:ascii="Calibri" w:hAnsi="Calibri"/>
-          <w:sz w:val="22"/>
-          <w:szCs w:val="22"/>
-        </w:rPr>
-        <w:t>ERR</w:t>
-      </w:r>
-      <w:r>
-        <w:rPr>
-          <w:rFonts w:eastAsia="Calibri" w:cs="Calibri" w:ascii="Calibri" w:hAnsi="Calibri"/>
-          <w:sz w:val="22"/>
-          <w:szCs w:val="22"/>
-        </w:rPr>
-        <w:t xml:space="preserve"> = 5, UNKNOWN_</w:t>
-      </w:r>
-      <w:r>
-        <w:rPr>
-          <w:rFonts w:eastAsia="Calibri" w:cs="Calibri" w:ascii="Calibri" w:hAnsi="Calibri"/>
-          <w:sz w:val="22"/>
-          <w:szCs w:val="22"/>
-        </w:rPr>
-        <w:t>ERR</w:t>
-      </w:r>
-    </w:p>
-    <w:p>
-      <w:pPr>
-        <w:pStyle w:val="PreformattedText"/>
-        <w:spacing w:before="0" w:after="283"/>
-        <w:rPr/>
-      </w:pPr>
-      <w:r>
-        <w:rPr>
-          <w:rFonts w:eastAsia="Calibri" w:cs="Calibri" w:ascii="Calibri" w:hAnsi="Calibri"/>
-          <w:sz w:val="22"/>
-          <w:szCs w:val="22"/>
-        </w:rPr>
-        <w:t>};</w:t>
-      </w:r>
-    </w:p>
-    <w:p>
-      <w:pPr>
-        <w:pStyle w:val="PreformattedText"/>
-        <w:spacing w:before="0" w:after="283"/>
-        <w:rPr/>
-      </w:pPr>
-      <w:r>
-        <w:rPr/>
-      </w:r>
-    </w:p>
-    <w:p>
-      <w:pPr>
-        <w:pStyle w:val="PreformattedText"/>
-        <w:spacing w:before="0" w:after="283"/>
-        <w:rPr/>
-      </w:pPr>
-      <w:r>
-        <w:rPr>
-          <w:rFonts w:eastAsia="Calibri" w:cs="Calibri" w:ascii="Calibri" w:hAnsi="Calibri"/>
-          <w:sz w:val="22"/>
-          <w:szCs w:val="22"/>
-        </w:rPr>
-        <w:t>Now, BADBLOCK_</w:t>
-      </w:r>
-      <w:r>
-        <w:rPr>
-          <w:rFonts w:eastAsia="Calibri" w:cs="Calibri" w:ascii="Calibri" w:hAnsi="Calibri"/>
-          <w:sz w:val="22"/>
-          <w:szCs w:val="22"/>
-        </w:rPr>
-        <w:t>ERR</w:t>
-      </w:r>
-      <w:r>
-        <w:rPr>
-          <w:rFonts w:eastAsia="Calibri" w:cs="Calibri" w:ascii="Calibri" w:hAnsi="Calibri"/>
-          <w:sz w:val="22"/>
-          <w:szCs w:val="22"/>
-        </w:rPr>
-        <w:t xml:space="preserve"> will be = 1, NOMEM_</w:t>
-      </w:r>
-      <w:r>
-        <w:rPr>
-          <w:rFonts w:eastAsia="Calibri" w:cs="Calibri" w:ascii="Calibri" w:hAnsi="Calibri"/>
-          <w:sz w:val="22"/>
-          <w:szCs w:val="22"/>
-        </w:rPr>
-        <w:t>ERR</w:t>
-      </w:r>
-      <w:r>
-        <w:rPr>
-          <w:rFonts w:eastAsia="Calibri" w:cs="Calibri" w:ascii="Calibri" w:hAnsi="Calibri"/>
-          <w:sz w:val="22"/>
-          <w:szCs w:val="22"/>
-        </w:rPr>
-        <w:t xml:space="preserve"> will be = 2 (since enums are incremental), CRASH_</w:t>
-      </w:r>
-      <w:r>
-        <w:rPr>
-          <w:rFonts w:eastAsia="Calibri" w:cs="Calibri" w:ascii="Calibri" w:hAnsi="Calibri"/>
-          <w:sz w:val="22"/>
-          <w:szCs w:val="22"/>
-        </w:rPr>
-        <w:t>ERR</w:t>
-      </w:r>
-      <w:r>
-        <w:rPr>
-          <w:rFonts w:eastAsia="Calibri" w:cs="Calibri" w:ascii="Calibri" w:hAnsi="Calibri"/>
-          <w:sz w:val="22"/>
-          <w:szCs w:val="22"/>
-        </w:rPr>
-        <w:t xml:space="preserve"> will be 5, and UNKNOWN_</w:t>
-      </w:r>
-      <w:r>
-        <w:rPr>
-          <w:rFonts w:eastAsia="Calibri" w:cs="Calibri" w:ascii="Calibri" w:hAnsi="Calibri"/>
-          <w:sz w:val="22"/>
-          <w:szCs w:val="22"/>
-        </w:rPr>
-        <w:t>ERR</w:t>
-      </w:r>
-      <w:r>
-        <w:rPr>
-          <w:rFonts w:eastAsia="Calibri" w:cs="Calibri" w:ascii="Calibri" w:hAnsi="Calibri"/>
-          <w:sz w:val="22"/>
-          <w:szCs w:val="22"/>
-        </w:rPr>
-        <w:t xml:space="preserve"> will be 6. Enums must be of type int. You may think of enums as a list of correlated integer values. Enums are often used for setting flags or defining correlated states.</w:t>
+        <w:t>Now, BADBLOCK_ERR will be = 1, NOMEM_ERR will be = 2 (since enums are incremental), CRASH_ERR will be 5, and UNKNOWN_ERR will be 6. Enums must be of type int. You may think of enums as a list of correlated integer values. Enums are often used for setting flags or defining correlated states.</w:t>
       </w:r>
     </w:p>
     <w:p>
@@ -4487,35 +4228,7 @@
       </w:pPr>
       <w:r>
         <w:rPr/>
-        <w:t xml:space="preserve">Note that argv is sometimes also written as char **argv (it makes no difference, so long as we can input an array of strings). </w:t>
-      </w:r>
-      <w:r>
-        <w:rPr/>
-        <w:t xml:space="preserve">Other variations of main are not POSIX compliant. For example, a common mistake for beginners is to define main as: int main() {} </w:t>
-      </w:r>
-      <w:r>
-        <w:rPr/>
-        <w:t xml:space="preserve">without the void keyword, </w:t>
-      </w:r>
-      <w:r>
-        <w:rPr/>
-        <w:t xml:space="preserve">however, this is technically incorrect, even though your program will still execute. The second </w:t>
-      </w:r>
-      <w:r>
-        <w:rPr/>
-        <w:t>prototype</w:t>
-      </w:r>
-      <w:r>
-        <w:rPr/>
-        <w:t xml:space="preserve"> of main is only </w:t>
-      </w:r>
-      <w:r>
-        <w:rPr/>
-        <w:t>useful</w:t>
-      </w:r>
-      <w:r>
-        <w:rPr/>
-        <w:t xml:space="preserve"> if you want to take in command line arguments. argc (argument count) is the number of arguments, and argv (argument vector) is an array of strings. The first argc indexes of argv will contain each parameter passed to the program (separated via whitespace). For example, if I run an executable called runme with the command line arguments hello and world like so: ./runme hello world, then argc will be 3 (runme is considered to be the 0</w:t>
+        <w:t>Note that argv is sometimes also written as char **argv (it makes no difference, so long as we can input an array of strings). Other variations of main are not POSIX compliant. For example, a common mistake for beginners is to define main as: int main() {} without the void keyword, however, this is technically incorrect, even though your program will still execute. The second prototype of main is only useful if you want to take in command line arguments. argc (argument count) is the number of arguments, and argv (argument vector) is an array of strings. The first argc indexes of argv will contain each parameter passed to the program (separated via whitespace). For example, if I run an executable called runme with the command line arguments hello and world like so: ./runme hello world, then argc will be 3 (runme is considered to be the 0</w:t>
       </w:r>
       <w:r>
         <w:rPr>
@@ -6859,6 +6572,7 @@
         <w:t>printf(“Value of num: %d\n”, num);</w:t>
         <w:tab/>
         <w:tab/>
+        <w:tab/>
         <w:t>// Prints 10</w:t>
       </w:r>
     </w:p>
@@ -6872,6 +6586,7 @@
         <w:tab/>
         <w:t>printf(“Address of num: %p\n”, &amp;num);</w:t>
         <w:tab/>
+        <w:tab/>
         <w:t>// Prints 0x7ffc2eb8bc9c</w:t>
       </w:r>
     </w:p>
@@ -6884,6 +6599,7 @@
         <w:rPr/>
         <w:tab/>
         <w:t>printf(“Value of ptr: %p\n”, ptr);</w:t>
+        <w:tab/>
         <w:tab/>
         <w:tab/>
         <w:t>// Prints 0x7ffc2eb8bc9c</w:t>
@@ -7412,7 +7128,7 @@
       <w:r>
         <w:rPr/>
         <w:tab/>
-        <w:t>NULL is a macro that is typically defined as 0, however, this depends on your compilers implementation. Sometimes it can be defined as (void *)0 or even 0L. The escape character ‘\0’ is equivalent to NULL, but usually we prefer the macro for clarity. It is considered a best practice to avoid declaring pointers without initializing them. This is because if we create a pointer (which will presumably have automatic storage duration) and don’t give it an initial value, then it will point to garbage which it will interpret as a hexadecimal address. To address this, we like to set pointers = NULL if we are not ready to point them to something yet. That way, we can perform error checking more easily. One other thing to note is that if we set a pointer equal to the address of a variable that is within a block scope, and that scope exits (thus destroying the variable that was being referenced) then we now have what’s called a null pointer. Dereferencing a null pointer leads to undefined behaviour. In most cases, however, you will receive a segmentation fault which is a crash. I will show you an example of accidentally creating a null pointer, and how we can error check it.</w:t>
+        <w:t>NULL is a macro that is typically defined as 0, however, this depends on your library’s implementation. Sometimes it can be defined as (void *)0 or even 0L. The escape character ‘\0’ is equivalent to NULL, but usually we prefer the macro for clarity. It is considered a best practice to avoid declaring pointers without initializing them. This is because if we create a pointer (which will presumably have automatic storage duration) and don’t give it an initial value, then it will point to garbage which it will interpret as a hexadecimal address. To address this, we like to set pointers = NULL if we are not ready to point them to something yet. This has the additional benefit of allowing us to do error checking. One other thing to note is that if we set a pointer equal to the address of a variable that is within a block scope, and that scope exits (thus destroying the variable that was being referenced) then we now have what’s called a null pointer. This is perhaps a confusing name for it, since a null pointer is not actually a pointer that points to the NULL macro, but rather one that points to invalid memory (an address which does not belong to our process’ address space). Dereferencing a null pointer leads to undefined behaviour. In most cases you will receive a segmentation fault which will crash the execution environment (program), however, this is not always the case. I will show you an example of accidentally creating a null pointer, and how we can error check it.</w:t>
       </w:r>
     </w:p>
     <w:p>
@@ -7588,7 +7304,7 @@
       </w:r>
       <w:r>
         <w:rPr/>
-        <w:t>char *nullptr = NULL;</w:t>
+        <w:t>char *nullptr;</w:t>
       </w:r>
     </w:p>
     <w:p>
@@ -7625,7 +7341,7 @@
       </w:r>
       <w:r>
         <w:rPr/>
-        <w:t>printf("Value of nullptr is: %c\n", *nullptr);</w:t>
+        <w:t>printf("Value pointed to by nullptr is: %c\n", *nullptr);</w:t>
       </w:r>
     </w:p>
     <w:p>
@@ -7677,7 +7393,7 @@
       </w:pPr>
       <w:r>
         <w:rPr/>
-        <w:t xml:space="preserve">The above example has no error checking, and therefore the program crashes when we try to dereference nullptr in the printf statement. In C, 0 means false, and anything that is not 0 means true (including negative numbers). Therefore, we could say only dereference nullptr </w:t>
+        <w:t xml:space="preserve">The above example has no error checking, and therefore the program may crash when we try to dereference nullptr in the printf statement. In C, 0 means false, and anything that is not 0 means true (including negative numbers). Therefore, we could say only dereference nullptr </w:t>
       </w:r>
       <w:r>
         <w:rPr>
@@ -7688,23 +7404,217 @@
       </w:r>
       <w:r>
         <w:rPr/>
-        <w:t xml:space="preserve"> nullptr != NULL. We can simplify this expression to just if(nullptr) meaning, if nullptr is anything but NULL, we are allowed to continue. Here is how we could do error handling for the above example then:</w:t>
-      </w:r>
-    </w:p>
-    <w:p>
-      <w:pPr>
-        <w:pStyle w:val="TextBody"/>
-        <w:rPr/>
-      </w:pPr>
-      <w:r>
-        <w:rPr/>
-      </w:r>
-    </w:p>
-    <w:p>
-      <w:pPr>
-        <w:pStyle w:val="TextBody"/>
-        <w:rPr/>
-      </w:pPr>
+        <w:t xml:space="preserve"> nullptr != NULL. We can simplify this expression to just if(nullptr) meaning, if nullptr is anything but NULL, we are allowed to continue. Note that this will only work if we set nullptr = NULL when we declare it, which we are not doing in the above example. Here is how we could do error handling for the above example then:</w:t>
+      </w:r>
+    </w:p>
+    <w:p>
+      <w:pPr>
+        <w:pStyle w:val="TextBody"/>
+        <w:rPr/>
+      </w:pPr>
+      <w:r>
+        <w:rPr/>
+      </w:r>
+    </w:p>
+    <w:p>
+      <w:pPr>
+        <w:pStyle w:val="TextBody"/>
+        <w:rPr/>
+      </w:pPr>
+      <w:r>
+        <w:rPr/>
+        <w:t>#include &lt;stdio.h&gt;</w:t>
+      </w:r>
+    </w:p>
+    <w:p>
+      <w:pPr>
+        <w:pStyle w:val="TextBody"/>
+        <w:rPr/>
+      </w:pPr>
+      <w:r>
+        <w:rPr/>
+      </w:r>
+    </w:p>
+    <w:p>
+      <w:pPr>
+        <w:pStyle w:val="TextBody"/>
+        <w:rPr/>
+      </w:pPr>
+      <w:r>
+        <w:rPr/>
+        <w:t>// Function declaration</w:t>
+      </w:r>
+    </w:p>
+    <w:p>
+      <w:pPr>
+        <w:pStyle w:val="TextBody"/>
+        <w:rPr/>
+      </w:pPr>
+      <w:r>
+        <w:rPr/>
+        <w:t>void test_null_ptr(void *);</w:t>
+      </w:r>
+    </w:p>
+    <w:p>
+      <w:pPr>
+        <w:pStyle w:val="TextBody"/>
+        <w:rPr/>
+      </w:pPr>
+      <w:r>
+        <w:rPr/>
+      </w:r>
+    </w:p>
+    <w:p>
+      <w:pPr>
+        <w:pStyle w:val="TextBody"/>
+        <w:rPr/>
+      </w:pPr>
+      <w:r>
+        <w:rPr/>
+        <w:t>// Function definition</w:t>
+      </w:r>
+    </w:p>
+    <w:p>
+      <w:pPr>
+        <w:pStyle w:val="TextBody"/>
+        <w:rPr/>
+      </w:pPr>
+      <w:r>
+        <w:rPr/>
+        <w:t>void create_null_ptr(void *arg) {</w:t>
+      </w:r>
+    </w:p>
+    <w:p>
+      <w:pPr>
+        <w:pStyle w:val="TextBody"/>
+        <w:rPr/>
+      </w:pPr>
+      <w:r>
+        <w:rPr/>
+        <w:t xml:space="preserve">   </w:t>
+      </w:r>
+      <w:r>
+        <w:rPr/>
+        <w:t>char c = 'a';</w:t>
+      </w:r>
+    </w:p>
+    <w:p>
+      <w:pPr>
+        <w:pStyle w:val="TextBody"/>
+        <w:rPr/>
+      </w:pPr>
+      <w:r>
+        <w:rPr/>
+        <w:t xml:space="preserve">   </w:t>
+      </w:r>
+      <w:r>
+        <w:rPr/>
+        <w:t>arg = &amp;c;</w:t>
+      </w:r>
+    </w:p>
+    <w:p>
+      <w:pPr>
+        <w:pStyle w:val="TextBody"/>
+        <w:rPr/>
+      </w:pPr>
+      <w:r>
+        <w:rPr/>
+        <w:t>} // Local variable c goes out of block scope</w:t>
+      </w:r>
+    </w:p>
+    <w:p>
+      <w:pPr>
+        <w:pStyle w:val="TextBody"/>
+        <w:rPr/>
+      </w:pPr>
+      <w:r>
+        <w:rPr/>
+      </w:r>
+    </w:p>
+    <w:p>
+      <w:pPr>
+        <w:pStyle w:val="TextBody"/>
+        <w:rPr/>
+      </w:pPr>
+      <w:r>
+        <w:rPr/>
+        <w:t>int main(void) {</w:t>
+      </w:r>
+    </w:p>
+    <w:p>
+      <w:pPr>
+        <w:pStyle w:val="TextBody"/>
+        <w:rPr/>
+      </w:pPr>
+      <w:r>
+        <w:rPr/>
+        <w:t xml:space="preserve">   </w:t>
+      </w:r>
+      <w:r>
+        <w:rPr/>
+        <w:t>/* Good practice to initialize ptr with NULL</w:t>
+      </w:r>
+    </w:p>
+    <w:p>
+      <w:pPr>
+        <w:pStyle w:val="TextBody"/>
+        <w:rPr/>
+      </w:pPr>
+      <w:r>
+        <w:rPr/>
+        <w:t xml:space="preserve">      </w:t>
+      </w:r>
+      <w:r>
+        <w:rPr/>
+        <w:t>if we are not setting it right away */</w:t>
+      </w:r>
+    </w:p>
+    <w:p>
+      <w:pPr>
+        <w:pStyle w:val="TextBody"/>
+        <w:rPr/>
+      </w:pPr>
+      <w:r>
+        <w:rPr/>
+        <w:t xml:space="preserve">   </w:t>
+      </w:r>
+      <w:r>
+        <w:rPr/>
+        <w:t>char *nullptr = NULL;</w:t>
+      </w:r>
+    </w:p>
+    <w:p>
+      <w:pPr>
+        <w:pStyle w:val="TextBody"/>
+        <w:rPr/>
+      </w:pPr>
+      <w:r>
+        <w:rPr/>
+        <w:t xml:space="preserve">   </w:t>
+      </w:r>
+      <w:r>
+        <w:rPr/>
+        <w:t>create_null_ptr(nullptr);</w:t>
+      </w:r>
+    </w:p>
+    <w:p>
+      <w:pPr>
+        <w:pStyle w:val="TextBody"/>
+        <w:rPr/>
+      </w:pPr>
+      <w:r>
+        <w:rPr/>
+      </w:r>
+    </w:p>
+    <w:p>
+      <w:pPr>
+        <w:pStyle w:val="TextBody"/>
+        <w:rPr/>
+      </w:pPr>
+      <w:r>
+        <w:rPr/>
+        <w:t xml:space="preserve">   </w:t>
+      </w:r>
       <w:r>
         <w:rPr/>
         <w:t>if (nullptr)</w:t>
@@ -7717,20 +7627,24 @@
       </w:pPr>
       <w:r>
         <w:rPr/>
+        <w:t xml:space="preserve">      </w:t>
+      </w:r>
+      <w:r>
+        <w:rPr/>
+        <w:t>printf("Address contained in nullptr is: %p\n", nullptr);</w:t>
+      </w:r>
+    </w:p>
+    <w:p>
+      <w:pPr>
+        <w:pStyle w:val="TextBody"/>
+        <w:rPr/>
+      </w:pPr>
+      <w:r>
+        <w:rPr/>
         <w:t xml:space="preserve">   </w:t>
       </w:r>
       <w:r>
         <w:rPr/>
-        <w:t>printf("Value of nullptr is: %c\n", *nullptr);</w:t>
-      </w:r>
-    </w:p>
-    <w:p>
-      <w:pPr>
-        <w:pStyle w:val="TextBody"/>
-        <w:rPr/>
-      </w:pPr>
-      <w:r>
-        <w:rPr/>
         <w:t>else</w:t>
       </w:r>
     </w:p>
@@ -7741,30 +7655,86 @@
       </w:pPr>
       <w:r>
         <w:rPr/>
+        <w:t xml:space="preserve">      </w:t>
+      </w:r>
+      <w:r>
+        <w:rPr/>
+        <w:t>printf("nullptr does not point to an address\n");</w:t>
+      </w:r>
+    </w:p>
+    <w:p>
+      <w:pPr>
+        <w:pStyle w:val="TextBody"/>
+        <w:rPr/>
+      </w:pPr>
+      <w:r>
+        <w:rPr/>
+      </w:r>
+    </w:p>
+    <w:p>
+      <w:pPr>
+        <w:pStyle w:val="TextBody"/>
+        <w:rPr/>
+      </w:pPr>
+      <w:r>
+        <w:rPr/>
         <w:t xml:space="preserve">   </w:t>
       </w:r>
       <w:r>
         <w:rPr/>
-        <w:t>printf("nullptr does not point to valid data\n");</w:t>
-      </w:r>
-    </w:p>
-    <w:p>
-      <w:pPr>
-        <w:pStyle w:val="TextBody"/>
-        <w:rPr/>
-      </w:pPr>
-      <w:r>
-        <w:rPr/>
-      </w:r>
-    </w:p>
-    <w:p>
-      <w:pPr>
-        <w:pStyle w:val="TextBody"/>
-        <w:rPr/>
-      </w:pPr>
-      <w:r>
-        <w:rPr/>
-        <w:t>Since nullptr does not point to valid data, our if condition fails and we go to the second “else” branch. We will probably talk about assert() later, but if not, know that the assert() function takes in some conditional statement and if it evaluates to false the program terminates with an predefined error statement to stderr. Note that we must #include &lt;assert.h&gt; to use this function. This would look like the following:</w:t>
+        <w:t>printf("Value pointed to by nullptr is: %c\n", *nullptr);</w:t>
+      </w:r>
+    </w:p>
+    <w:p>
+      <w:pPr>
+        <w:pStyle w:val="TextBody"/>
+        <w:rPr/>
+      </w:pPr>
+      <w:r>
+        <w:rPr/>
+      </w:r>
+    </w:p>
+    <w:p>
+      <w:pPr>
+        <w:pStyle w:val="TextBody"/>
+        <w:rPr/>
+      </w:pPr>
+      <w:r>
+        <w:rPr/>
+        <w:t xml:space="preserve">   </w:t>
+      </w:r>
+      <w:r>
+        <w:rPr/>
+        <w:t>return 0;</w:t>
+      </w:r>
+    </w:p>
+    <w:p>
+      <w:pPr>
+        <w:pStyle w:val="TextBody"/>
+        <w:rPr/>
+      </w:pPr>
+      <w:r>
+        <w:rPr/>
+        <w:t>}</w:t>
+      </w:r>
+    </w:p>
+    <w:p>
+      <w:pPr>
+        <w:pStyle w:val="TextBody"/>
+        <w:rPr/>
+      </w:pPr>
+      <w:r>
+        <w:rPr/>
+      </w:r>
+    </w:p>
+    <w:p>
+      <w:pPr>
+        <w:pStyle w:val="TextBody"/>
+        <w:rPr/>
+      </w:pPr>
+      <w:r>
+        <w:rPr/>
+        <w:t>Since we set nullptr = NULL, our if condition fails and we go to the second “else” branch. We can also perform the same error checking using assert() (we will review assert() again in a bit). The assert() function takes in some conditional statement and if it evaluates to false the program terminates with an predefined error statement to stderr. Note that we must #include &lt;assert.h&gt; to use this function. This would look like the following:</w:t>
       </w:r>
     </w:p>
     <w:p>
@@ -7791,10 +7761,6 @@
         <w:pStyle w:val="TextBody"/>
         <w:rPr/>
       </w:pPr>
-      <w:r>
-        <w:rPr/>
-        <w:t xml:space="preserve">   </w:t>
-      </w:r>
       <w:r>
         <w:rPr/>
         <w:t>printf("Value of nullptr is: %c\n", *nullptr);</w:t>
@@ -9221,7 +9187,7 @@
       <w:r>
         <w:rPr/>
         <w:tab/>
-        <w:t xml:space="preserve">I’d like to cover type casting in C, because it took me way to long to properly teach myself how it works, and it occurs fairly frequently in C. As I alluded to in the section on implicit vs. explicit, type casting is an explicit way of translating a variable’s data type to another type. The C compiler does this implicitly for us if we pass in an int to a function that expects a long for example. If the compiler is configured to give us warnings, it will often notify us whenever we have implicit type casts because they often come across as unintentional. Explicit type casts help with readability because they show the programmer that yes, you meant to turn that long into an int. In order to typecast, we simply put the type that we want to cast </w:t>
+        <w:t xml:space="preserve">It is important that you understand typecasting, as it comes up very frequently in the industry. As I alluded to in the section on implicit vs. explicit, type casting is an explicit way of translating a variable’s data type to another type. The C compiler does this implicitly for us if we pass in an int to a function that expects a long for example. If the compiler is configured to give us warnings, it will often notify us whenever we have implicit type casts because they often come across as unintentional. Explicit type casts help with readability because they show the programmer that yes, you meant to turn that long into an int. In order to typecast, we simply put the type that we want to cast </w:t>
       </w:r>
       <w:r>
         <w:rPr>
@@ -9232,7 +9198,11 @@
       </w:r>
       <w:r>
         <w:rPr/>
-        <w:t xml:space="preserve"> in parentheses e.g. (int), followed by the variable that we’re type-casting e.g. (int) im_a_long; This doesn’t permanently cast the type, it only casts it for the duration of the line being executed. Now what about if we cast a type with 16 bits such as a short to a type with less bits such as a char. In C, this will truncate the higher significant bits. So, for example, if our short is set to AA BB in hexadecimal, then casting it to a char will mean that it gets truncated to 00 BB. Now technically, I just lied, because if you typecast short to char like this: (char)im_a_short; then you will actually end up with FF BB. This is because char is treated as signed in this circumstance. We can fix this by either typecasting to unsigned char e.g. (unsigned char)im_a_short; or by using something like uint8_t. Here is a small code snippet to demonstrate:</w:t>
+        <w:t xml:space="preserve"> in parentheses e.g. (int), followed by the variable that we’re type-casting e.g. (int) a_long; This doesn’t actually alter the type of a_long. Under the hood, the C compiler is allocating space on the heap for a new int variable and then assigning the contents of a_long to it. This would like like: int tmp = a_long; </w:t>
+        <w:br/>
+        <w:br/>
+        <w:tab/>
+        <w:t>Now what if we cast a type with 16 bits such as a short to a type with less bits such as a char. In C, this will truncate the higher significant bits. So, for example, if our short is set to AA BB in hexadecimal, then casting it to a char will mean that it gets truncated to 00 BB. Now technically, I just lied, because if you typecast short to char like this: (char)a_short; then you will actually end up with FF BB. This is because char is signed by default. We can fix this by either typecasting to unsigned char e.g. (unsigned char)a_short; or by using something like uint8_t. Here is a small code snippet to demonstrate:</w:t>
       </w:r>
     </w:p>
     <w:p>
@@ -9374,353 +9344,1137 @@
       <w:r>
         <w:rPr/>
         <w:tab/>
-        <w:t xml:space="preserve">We’re not done just yet though. We still have casting data types into pointers. Casting a pointer to a pointer of another type will effectively alter how the data being pointed to is interpreted. This is effectively the exact same as if you dereferenced the pointer and then cast that. For example, this: (long *) intp; is (for all intents and purposes) the same as (long) (*intp); Where casting to a pointer </w:t>
+        <w:t xml:space="preserve">Casting a pointer to a pointer of another type will effectively alter how the data being pointed to is interpreted. For this reason, C is not considered typesafe. It is undefined behavior within the C specification to cast a data type to a pointer of a different data type with the exception of void *. For example, I may want to cast a variable or literal into an int pointer, or a char pointer. We can accomplish this like so: (char *) a_char; This effectively does the same thing as a regular cast, but creates a temporary char pointer to store the address of a_char. The compiler would do something like: char *tmp = &amp;a_char; You must be cautious because the temporary pointer’s lifetime is only that of the current line being executed. To preserve this temporary variable, either assign it to another char pointer, or pass it as an argument to a function. For example: char *cp = (char *)a_char; The compiler effectively does this: char *tmp = &amp;a_char; followed by this: char *cp = tmp; </w:t>
+        <w:br/>
+        <w:br/>
+        <w:tab/>
+        <w:t xml:space="preserve"> One final trick that I wanted to show, just because I thought it was cool the first time I seen it, is that we can cast initializer lists into arrays (we will cover initializer lists shortly). This is useful when passing values to a function that accepts an array as one of its parameters. For example, given a function prototype like the following: void foo(const int bar[]); we can pass in data like so: foo( (const int[]) ({1, 2, 3}) ); Here, we the compiler is essentially doing const int tmp[3] = {1, 2, 3}; You may appreciate this more as you learn of the struggle that are arrays in C.</w:t>
+      </w:r>
+    </w:p>
+    <w:p>
+      <w:pPr>
+        <w:pStyle w:val="TextBody"/>
+        <w:rPr>
+          <w:u w:val="single"/>
+        </w:rPr>
+      </w:pPr>
+      <w:r>
+        <w:rPr>
+          <w:u w:val="single"/>
+        </w:rPr>
+      </w:r>
+    </w:p>
+    <w:p>
+      <w:pPr>
+        <w:pStyle w:val="TextBody"/>
+        <w:rPr>
+          <w:u w:val="single"/>
+        </w:rPr>
+      </w:pPr>
+      <w:r>
+        <w:rPr>
+          <w:u w:val="single"/>
+        </w:rPr>
+        <w:t>Derived Types:</w:t>
+      </w:r>
+    </w:p>
+    <w:p>
+      <w:pPr>
+        <w:pStyle w:val="TextBody"/>
+        <w:rPr/>
+      </w:pPr>
+      <w:r>
+        <w:rPr/>
+        <w:tab/>
+        <w:t>Derived types are low level structures or concepts that are built into C but rely on basic data types to be implemented. These primarily include arrays, strings, structures/structs, and unions. We will look at each of these derived types and how they function.</w:t>
+      </w:r>
+    </w:p>
+    <w:p>
+      <w:pPr>
+        <w:pStyle w:val="TextBody"/>
+        <w:rPr/>
+      </w:pPr>
+      <w:r>
+        <w:rPr/>
+      </w:r>
+    </w:p>
+    <w:p>
+      <w:pPr>
+        <w:pStyle w:val="TextBody"/>
+        <w:rPr>
+          <w:u w:val="single"/>
+        </w:rPr>
+      </w:pPr>
+      <w:r>
+        <w:rPr>
+          <w:u w:val="single"/>
+        </w:rPr>
+        <w:t>Arrays:</w:t>
+      </w:r>
+    </w:p>
+    <w:p>
+      <w:pPr>
+        <w:pStyle w:val="TextBody"/>
+        <w:rPr/>
+      </w:pPr>
+      <w:r>
+        <w:rPr/>
+        <w:tab/>
+        <w:t>Arrays should hopefully be a familiar concept to you. They have a fixed size and create key-pair mappings between the indices of the array and the data that we are storing a.k.a. the elements of the array. You must specify the data type of the array since all of the data stored within any given array must be of the same data type. We also throw around the word “contiguous” a lot in C when discussing arrays. It is important that each index of the array is next to its neighboring index in memory, thus we say that an array reserves a contiguous chunk/block of memory. You may have been taught in school to think about arrays as a rectangle made up of individual blocks that each represent the indexes of the array. In reality, arrays are not segmented as if we have divisors between each element but are instead just a long sequence of bytes separated by the size of the data type of the array. For example, an array such as the following: int arr[5] = {1, 2, 3, 4, 5}; would look like this in memory:</w:t>
+      </w:r>
+    </w:p>
+    <w:p>
+      <w:pPr>
+        <w:pStyle w:val="TextBody"/>
+        <w:ind w:firstLine="720"/>
+        <w:rPr/>
+      </w:pPr>
+      <w:r>
+        <w:rPr/>
+        <w:t>00000000 00000000 00000000 00000001 // 4 bytes reserved for 1</w:t>
+      </w:r>
+    </w:p>
+    <w:p>
+      <w:pPr>
+        <w:pStyle w:val="TextBody"/>
+        <w:ind w:left="720" w:hanging="0"/>
+        <w:rPr/>
+      </w:pPr>
+      <w:r>
+        <w:rPr/>
+        <w:t>00000000 00000000 00000000 00000010 // 4 bytes reserved for 2</w:t>
+      </w:r>
+    </w:p>
+    <w:p>
+      <w:pPr>
+        <w:pStyle w:val="TextBody"/>
+        <w:ind w:left="720" w:hanging="0"/>
+        <w:rPr/>
+      </w:pPr>
+      <w:r>
+        <w:rPr/>
+        <w:t>00000000 00000000 00000000 00000011 // 4 bytes reserved for 3</w:t>
+      </w:r>
+    </w:p>
+    <w:p>
+      <w:pPr>
+        <w:pStyle w:val="TextBody"/>
+        <w:ind w:left="720" w:hanging="0"/>
+        <w:rPr/>
+      </w:pPr>
+      <w:r>
+        <w:rPr/>
+        <w:t>00000000 00000000 00000000 00000100 // 4 bytes reserved for 4</w:t>
+      </w:r>
+    </w:p>
+    <w:p>
+      <w:pPr>
+        <w:pStyle w:val="TextBody"/>
+        <w:ind w:left="720" w:hanging="0"/>
+        <w:rPr/>
+      </w:pPr>
+      <w:r>
+        <w:rPr/>
+        <w:t>00000000 00000000 00000000 00000101 // 4 bytes reserved for 5</w:t>
+      </w:r>
+    </w:p>
+    <w:p>
+      <w:pPr>
+        <w:pStyle w:val="TextBody"/>
+        <w:rPr/>
+      </w:pPr>
+      <w:r>
+        <w:rPr/>
+      </w:r>
+    </w:p>
+    <w:p>
+      <w:pPr>
+        <w:pStyle w:val="TextBody"/>
+        <w:rPr/>
+      </w:pPr>
+      <w:r>
+        <w:rPr/>
+        <w:t xml:space="preserve">The array (in this case called arr) is essentially used as an alias for the </w:t>
       </w:r>
       <w:r>
         <w:rPr>
           <w:i/>
           <w:iCs/>
         </w:rPr>
-        <w:t>differs</w:t>
-      </w:r>
-      <w:r>
-        <w:rPr/>
-        <w:t xml:space="preserve"> is when we cast a literal value to a pointer. For example, I recently had a customer that was returning an integer representation of a binary value such as (10101001) from a function that returned long *. Because he did not have compiler warnings on, the compiler did not warn about the implicit cast that was happening. What the code was really doing was: return (long *)(10101001); What this does is assigns an address to the literal value 10101001 and then creates a long pointer that points to that address. Unfortunately, since that address is created in stack space, it was returning a NULL pointer 100% of the time, so the code would segfault after trying to dereference the pointer that got returned. Moral of the story – you probably should not type cast literals (or variables) to pointers unless they are being assigned to another variable immediately. It is always better to declare a variable and then have an actual pointer point to it, rather than just casting it to a pointer temporarily. </w:t>
-      </w:r>
-    </w:p>
-    <w:p>
-      <w:pPr>
-        <w:pStyle w:val="TextBody"/>
-        <w:rPr>
-          <w:u w:val="single"/>
-        </w:rPr>
-      </w:pPr>
-      <w:r>
-        <w:rPr>
-          <w:u w:val="single"/>
-        </w:rPr>
-      </w:r>
-    </w:p>
-    <w:p>
-      <w:pPr>
-        <w:pStyle w:val="TextBody"/>
-        <w:rPr>
-          <w:u w:val="single"/>
-        </w:rPr>
-      </w:pPr>
-      <w:r>
-        <w:rPr>
-          <w:u w:val="single"/>
-        </w:rPr>
-        <w:t>Derived Types:</w:t>
-      </w:r>
-    </w:p>
-    <w:p>
-      <w:pPr>
-        <w:pStyle w:val="TextBody"/>
-        <w:rPr/>
-      </w:pPr>
-      <w:r>
-        <w:rPr/>
-        <w:tab/>
-        <w:t>Derived types are low level structures or concepts that are built into C but rely on basic data types to be implemented. These primarily include arrays, strings, structures/structs, and unions. We will look at each of these derived types and how they function.</w:t>
-      </w:r>
-    </w:p>
-    <w:p>
-      <w:pPr>
-        <w:pStyle w:val="TextBody"/>
-        <w:rPr/>
-      </w:pPr>
-      <w:r>
-        <w:rPr/>
-      </w:r>
-    </w:p>
-    <w:p>
-      <w:pPr>
-        <w:pStyle w:val="TextBody"/>
-        <w:rPr>
-          <w:u w:val="single"/>
-        </w:rPr>
-      </w:pPr>
-      <w:r>
-        <w:rPr>
-          <w:u w:val="single"/>
-        </w:rPr>
-        <w:t>Arrays:</w:t>
-      </w:r>
-    </w:p>
-    <w:p>
-      <w:pPr>
-        <w:pStyle w:val="TextBody"/>
-        <w:rPr/>
-      </w:pPr>
-      <w:r>
-        <w:rPr/>
-        <w:tab/>
-        <w:t>Arrays should hopefully be a familiar concept to you. They have a fixed size and create key-pair mappings between the indices of the array and the data that we are storing a.k.a. the elements of the array. You must specify the data type of the array since all of the data stored within any given array must be of the same data type. We also throw around the word “contiguous” a lot in C when discussing arrays. It is important that each index of the array is next to its neighboring index in memory, thus we say that an array reserves a contiguous chunk/block of memory. You may have been taught in school to think about arrays as a rectangle made up of individual blocks that each represent the indexes of the array. In reality, arrays are not segmented as if we have divisors between each element but are instead just a long sequence of bytes separated by the size of the data type of the array. For example, an array such as the following: int arr[5] = {1, 2, 3, 4, 5}; would look like this in memory:</w:t>
-      </w:r>
-    </w:p>
-    <w:p>
-      <w:pPr>
-        <w:pStyle w:val="TextBody"/>
-        <w:ind w:firstLine="720"/>
-        <w:rPr/>
-      </w:pPr>
-      <w:r>
-        <w:rPr/>
-        <w:t>00000000 00000000 00000000 00000001 // 4 bytes reserved for 1</w:t>
-      </w:r>
-    </w:p>
-    <w:p>
-      <w:pPr>
-        <w:pStyle w:val="TextBody"/>
-        <w:ind w:left="720" w:hanging="0"/>
-        <w:rPr/>
-      </w:pPr>
-      <w:r>
-        <w:rPr/>
-        <w:t>00000000 00000000 00000000 00000010 // 4 bytes reserved for 2</w:t>
-      </w:r>
-    </w:p>
-    <w:p>
-      <w:pPr>
-        <w:pStyle w:val="TextBody"/>
-        <w:ind w:left="720" w:hanging="0"/>
-        <w:rPr/>
-      </w:pPr>
-      <w:r>
-        <w:rPr/>
-        <w:t>00000000 00000000 00000000 00000011 // 4 bytes reserved for 3</w:t>
-      </w:r>
-    </w:p>
-    <w:p>
-      <w:pPr>
-        <w:pStyle w:val="TextBody"/>
-        <w:ind w:left="720" w:hanging="0"/>
-        <w:rPr/>
-      </w:pPr>
-      <w:r>
-        <w:rPr/>
-        <w:t>00000000 00000000 00000000 00000100 // 4 bytes reserved for 4</w:t>
-      </w:r>
-    </w:p>
-    <w:p>
-      <w:pPr>
-        <w:pStyle w:val="TextBody"/>
-        <w:ind w:left="720" w:hanging="0"/>
-        <w:rPr/>
-      </w:pPr>
-      <w:r>
-        <w:rPr/>
-        <w:t>00000000 00000000 00000000 00000101 // 4 bytes reserved for 5</w:t>
-      </w:r>
-    </w:p>
-    <w:p>
-      <w:pPr>
-        <w:pStyle w:val="TextBody"/>
-        <w:rPr/>
-      </w:pPr>
-      <w:r>
-        <w:rPr/>
-      </w:r>
-    </w:p>
-    <w:p>
-      <w:pPr>
-        <w:pStyle w:val="TextBody"/>
-        <w:rPr/>
-      </w:pPr>
-      <w:r>
-        <w:rPr/>
-        <w:t xml:space="preserve">The array (in this case called arr) is essentially used as an alias for the </w:t>
+        <w:t>base address</w:t>
+      </w:r>
+      <w:r>
+        <w:rPr/>
+        <w:t xml:space="preserve"> of the array. The base address of the array is actually just the address of its first element, since that’s where our region of reserved memory begins. If we want to access some index of the array, it is as simple as adding an offset to that base address. That offset is calculated by taking the size of the data type of the array i.e. sizeof(int) in this case, and multiplying that with the index of the element that we want to access. Therefore, our formula for accessing a particular element in an array is B + si where B is the base address, s is the size of the data type of the array, and i is the index that we want to access. Let us say that we want to access the third element of the array in our example (which would be index 2). The base address of the array might be 0x7ffc3d81ddc0. In order to access the third element, we do 0x7ffc3d81ddc0 + sizeof(int) * 2 </w:t>
+      </w:r>
+    </w:p>
+    <w:p>
+      <w:pPr>
+        <w:pStyle w:val="TextBody"/>
+        <w:rPr/>
+      </w:pPr>
+      <w:r>
+        <w:rPr/>
+        <w:t xml:space="preserve">= 0x7ffc3d81ddc0 + 0x4 * 2 </w:t>
+      </w:r>
+    </w:p>
+    <w:p>
+      <w:pPr>
+        <w:pStyle w:val="TextBody"/>
+        <w:rPr/>
+      </w:pPr>
+      <w:r>
+        <w:rPr/>
+        <w:t>= 0x7ffc3d81ddc0 + 0x8</w:t>
+      </w:r>
+    </w:p>
+    <w:p>
+      <w:pPr>
+        <w:pStyle w:val="TextBody"/>
+        <w:rPr/>
+      </w:pPr>
+      <w:r>
+        <w:rPr/>
+        <w:t>= 0x7ffe40a5bef0</w:t>
+      </w:r>
+    </w:p>
+    <w:p>
+      <w:pPr>
+        <w:pStyle w:val="TextBody"/>
+        <w:rPr/>
+      </w:pPr>
+      <w:r>
+        <w:rPr/>
+      </w:r>
+    </w:p>
+    <w:p>
+      <w:pPr>
+        <w:pStyle w:val="TextBody"/>
+        <w:rPr/>
+      </w:pPr>
+      <w:r>
+        <w:rPr/>
+        <w:t xml:space="preserve">Now perhaps that was all very confusing to you, but my point is mainly that when we use the index operator (for example, arr[2]), what C is doing behind the scenes is taking the base address of arr and adding sizeof(int) * 2 to it. Then it simply returns the data located at that address. So, there are no fancy separators between the data of an array. We just have one long contiguous chunk of memory that has a base address, and that we can calculate where elements are located by adding offsets to that base address according to the size of each element within the array. </w:t>
+      </w:r>
+    </w:p>
+    <w:p>
+      <w:pPr>
+        <w:pStyle w:val="TextBody"/>
+        <w:rPr/>
+      </w:pPr>
+      <w:r>
+        <w:rPr/>
+      </w:r>
+    </w:p>
+    <w:p>
+      <w:pPr>
+        <w:pStyle w:val="TextBody"/>
+        <w:rPr>
+          <w:u w:val="single"/>
+        </w:rPr>
+      </w:pPr>
+      <w:r>
+        <w:rPr>
+          <w:u w:val="single"/>
+        </w:rPr>
+        <w:t>Creating Arrays:</w:t>
+      </w:r>
+    </w:p>
+    <w:p>
+      <w:pPr>
+        <w:pStyle w:val="TextBody"/>
+        <w:rPr/>
+      </w:pPr>
+      <w:r>
+        <w:rPr/>
+        <w:tab/>
+        <w:t xml:space="preserve">In order to create an array in C we have two options. The first is the classic way: &lt;data_type&gt; &lt;var_name&gt;[&lt;size&gt;]; and the second way is to use an initializer list. Initializer lists can only be used at the time of declaration, and at no point afterwards. Initializer lists are useful when you know what elements will be in the array at the time of creation. For example, </w:t>
+      </w:r>
+    </w:p>
+    <w:p>
+      <w:pPr>
+        <w:pStyle w:val="TextBody"/>
+        <w:rPr>
+          <w:u w:val="single"/>
+        </w:rPr>
+      </w:pPr>
+      <w:r>
+        <w:rPr/>
+        <w:t>const char *months[NMONTHS] = { JAN, FEB, MAR, APR, MAY, JUN, JUL, AUG, SEP, OCT, NOV, DEC };</w:t>
+      </w:r>
+    </w:p>
+    <w:p>
+      <w:pPr>
+        <w:pStyle w:val="TextBody"/>
+        <w:rPr/>
+      </w:pPr>
+      <w:r>
+        <w:rPr/>
+        <w:t xml:space="preserve">The initializer list works here because we already know what months are going to be within the array. </w:t>
+      </w:r>
+    </w:p>
+    <w:p>
+      <w:pPr>
+        <w:pStyle w:val="TextBody"/>
+        <w:rPr/>
+      </w:pPr>
+      <w:r>
+        <w:rPr/>
+      </w:r>
+    </w:p>
+    <w:p>
+      <w:pPr>
+        <w:pStyle w:val="TextBody"/>
+        <w:rPr>
+          <w:u w:val="single"/>
+        </w:rPr>
+      </w:pPr>
+      <w:r>
+        <w:rPr/>
+        <w:tab/>
+        <w:t xml:space="preserve">Let’s quickly talk about the size of arrays. I believe I’ve already mentioned this, but it can’t hurt to say it again: The size of an array must be known at compile time. This means that we cannot have variables (even const variables) to define how large our arrays will be. In other words, macros or explicit integer literals are your only choices here. Note that it is possible to create variable length arrays in C as of C99, but these are very dangerous and should not be used. Another note when using initializer lists is that we do not need to define the size in the square brackets. The size is implicit based off how many elements are in the list. You can, and probably should, still explicitly give it a size though. This helps with readability, and if can help catch errors under some circumstances. For instance, if you provide the array with a size that is less than the number of elements in the initializer list, the compiler will warn you that there are excess elements in the array that will be thrown out. </w:t>
+      </w:r>
+    </w:p>
+    <w:p>
+      <w:pPr>
+        <w:pStyle w:val="TextBody"/>
+        <w:rPr/>
+      </w:pPr>
+      <w:r>
+        <w:rPr/>
+      </w:r>
+    </w:p>
+    <w:p>
+      <w:pPr>
+        <w:pStyle w:val="TextBody"/>
+        <w:rPr>
+          <w:u w:val="single"/>
+        </w:rPr>
+      </w:pPr>
+      <w:r>
+        <w:rPr>
+          <w:u w:val="single"/>
+        </w:rPr>
+        <w:t>Examples of Using Arrays:</w:t>
+      </w:r>
+    </w:p>
+    <w:p>
+      <w:pPr>
+        <w:pStyle w:val="TextBody"/>
+        <w:rPr>
+          <w:u w:val="single"/>
+        </w:rPr>
+      </w:pPr>
+      <w:r>
+        <w:rPr/>
+        <w:tab/>
+        <w:t>I feel that the best way to show you how arrays work is to give some code to help you visualize it. The first example I have is a simple program that performs a right bit shift on each element in the array:</w:t>
+      </w:r>
+    </w:p>
+    <w:p>
+      <w:pPr>
+        <w:pStyle w:val="TextBody"/>
+        <w:rPr/>
+      </w:pPr>
+      <w:r>
+        <w:rPr/>
+      </w:r>
+    </w:p>
+    <w:p>
+      <w:pPr>
+        <w:pStyle w:val="TextBody"/>
+        <w:rPr/>
+      </w:pPr>
+      <w:r>
+        <w:rPr/>
+        <w:t>#include &lt;stdio.h&gt;</w:t>
+      </w:r>
+    </w:p>
+    <w:p>
+      <w:pPr>
+        <w:pStyle w:val="TextBody"/>
+        <w:rPr/>
+      </w:pPr>
+      <w:r>
+        <w:rPr/>
+        <w:t>#include &lt;stdint.h&gt;</w:t>
+      </w:r>
+    </w:p>
+    <w:p>
+      <w:pPr>
+        <w:pStyle w:val="TextBody"/>
+        <w:rPr/>
+      </w:pPr>
+      <w:r>
+        <w:rPr/>
+      </w:r>
+    </w:p>
+    <w:p>
+      <w:pPr>
+        <w:pStyle w:val="TextBody"/>
+        <w:rPr/>
+      </w:pPr>
+      <w:r>
+        <w:rPr/>
+        <w:t>int main(void) {</w:t>
+      </w:r>
+    </w:p>
+    <w:p>
+      <w:pPr>
+        <w:pStyle w:val="TextBody"/>
+        <w:rPr/>
+      </w:pPr>
+      <w:r>
+        <w:rPr/>
+      </w:r>
+    </w:p>
+    <w:p>
+      <w:pPr>
+        <w:pStyle w:val="TextBody"/>
+        <w:rPr/>
+      </w:pPr>
+      <w:r>
+        <w:rPr/>
+        <w:t xml:space="preserve">   </w:t>
+      </w:r>
+      <w:r>
+        <w:rPr/>
+        <w:t>int i;</w:t>
+      </w:r>
+    </w:p>
+    <w:p>
+      <w:pPr>
+        <w:pStyle w:val="TextBody"/>
+        <w:rPr/>
+      </w:pPr>
+      <w:r>
+        <w:rPr/>
+        <w:t xml:space="preserve">   </w:t>
+      </w:r>
+      <w:r>
+        <w:rPr/>
+        <w:t>uint8_t arr[8] = { 128, 64, 32, 16, 8, 4, 2, 1 };</w:t>
+      </w:r>
+    </w:p>
+    <w:p>
+      <w:pPr>
+        <w:pStyle w:val="TextBody"/>
+        <w:rPr/>
+      </w:pPr>
+      <w:r>
+        <w:rPr/>
+        <w:t xml:space="preserve">   </w:t>
+      </w:r>
+      <w:r>
+        <w:rPr/>
+        <w:t>size_t arr_size = sizeof(arr) / sizeof(uint8_t);</w:t>
+      </w:r>
+    </w:p>
+    <w:p>
+      <w:pPr>
+        <w:pStyle w:val="TextBody"/>
+        <w:rPr/>
+      </w:pPr>
+      <w:r>
+        <w:rPr/>
+        <w:t xml:space="preserve">   </w:t>
+      </w:r>
+      <w:r>
+        <w:rPr/>
+        <w:t>for (i = 0; i &lt; arr_size; i++)</w:t>
+      </w:r>
+    </w:p>
+    <w:p>
+      <w:pPr>
+        <w:pStyle w:val="TextBody"/>
+        <w:rPr/>
+      </w:pPr>
+      <w:r>
+        <w:rPr/>
+        <w:t xml:space="preserve">      </w:t>
+      </w:r>
+      <w:r>
+        <w:rPr/>
+        <w:t>printf("%u bitshifted right = %u\n", arr[i], (arr[i]) &gt;&gt; 1);</w:t>
+      </w:r>
+    </w:p>
+    <w:p>
+      <w:pPr>
+        <w:pStyle w:val="TextBody"/>
+        <w:rPr/>
+      </w:pPr>
+      <w:r>
+        <w:rPr/>
+      </w:r>
+    </w:p>
+    <w:p>
+      <w:pPr>
+        <w:pStyle w:val="TextBody"/>
+        <w:rPr/>
+      </w:pPr>
+      <w:r>
+        <w:rPr/>
+        <w:t xml:space="preserve">   </w:t>
+      </w:r>
+      <w:r>
+        <w:rPr/>
+        <w:t>return 0;</w:t>
+      </w:r>
+    </w:p>
+    <w:p>
+      <w:pPr>
+        <w:pStyle w:val="TextBody"/>
+        <w:rPr/>
+      </w:pPr>
+      <w:r>
+        <w:rPr/>
+        <w:t>}</w:t>
+      </w:r>
+    </w:p>
+    <w:p>
+      <w:pPr>
+        <w:pStyle w:val="TextBody"/>
+        <w:rPr/>
+      </w:pPr>
+      <w:r>
+        <w:rPr/>
+      </w:r>
+    </w:p>
+    <w:p>
+      <w:pPr>
+        <w:pStyle w:val="TextBody"/>
+        <w:rPr/>
+      </w:pPr>
+      <w:r>
+        <w:rPr/>
+        <w:t>// Output</w:t>
+      </w:r>
+    </w:p>
+    <w:p>
+      <w:pPr>
+        <w:pStyle w:val="TextBody"/>
+        <w:rPr/>
+      </w:pPr>
+      <w:r>
+        <w:rPr/>
+        <w:t>128 bitshifted right = 64</w:t>
+      </w:r>
+    </w:p>
+    <w:p>
+      <w:pPr>
+        <w:pStyle w:val="TextBody"/>
+        <w:rPr/>
+      </w:pPr>
+      <w:r>
+        <w:rPr/>
+        <w:t>64 bitshifted right = 32</w:t>
+      </w:r>
+    </w:p>
+    <w:p>
+      <w:pPr>
+        <w:pStyle w:val="TextBody"/>
+        <w:rPr/>
+      </w:pPr>
+      <w:r>
+        <w:rPr/>
+        <w:t>32 bitshifted right = 16</w:t>
+      </w:r>
+    </w:p>
+    <w:p>
+      <w:pPr>
+        <w:pStyle w:val="TextBody"/>
+        <w:rPr/>
+      </w:pPr>
+      <w:r>
+        <w:rPr/>
+        <w:t>16 bitshifted right = 8</w:t>
+      </w:r>
+    </w:p>
+    <w:p>
+      <w:pPr>
+        <w:pStyle w:val="TextBody"/>
+        <w:rPr/>
+      </w:pPr>
+      <w:r>
+        <w:rPr/>
+        <w:t>8 bitshifted right = 4</w:t>
+      </w:r>
+    </w:p>
+    <w:p>
+      <w:pPr>
+        <w:pStyle w:val="TextBody"/>
+        <w:rPr/>
+      </w:pPr>
+      <w:r>
+        <w:rPr/>
+        <w:t>4 bitshifted right = 2</w:t>
+      </w:r>
+    </w:p>
+    <w:p>
+      <w:pPr>
+        <w:pStyle w:val="TextBody"/>
+        <w:rPr/>
+      </w:pPr>
+      <w:r>
+        <w:rPr/>
+        <w:t>2 bitshifted right = 1</w:t>
+      </w:r>
+    </w:p>
+    <w:p>
+      <w:pPr>
+        <w:pStyle w:val="TextBody"/>
+        <w:rPr/>
+      </w:pPr>
+      <w:r>
+        <w:rPr/>
+        <w:t>1 bitshifted right = 0</w:t>
+      </w:r>
+    </w:p>
+    <w:p>
+      <w:pPr>
+        <w:pStyle w:val="TextBody"/>
+        <w:rPr/>
+      </w:pPr>
+      <w:r>
+        <w:rPr/>
+      </w:r>
+    </w:p>
+    <w:p>
+      <w:pPr>
+        <w:pStyle w:val="TextBody"/>
+        <w:rPr>
+          <w:u w:val="single"/>
+        </w:rPr>
+      </w:pPr>
+      <w:r>
+        <w:rPr/>
+        <w:t>C is quite picky about keeping variable definitions at the top of functions, and it especially doesn’t like it when you try to create variables within loops or if conditionals, so I declare “i” at the start of main. Since I won’t be exceeding numbers past 256 I declare the array to be of type uint8_t. In this case I explicitly state that the size of the array will be 8 (I could have used a macro here, but I wanted to demonstrate a neat trick in the next line), and I populate it with descending powers of 2. The next line may be somewhat confusing to you, but it helps explain a good point. Since this variable will be representing a size, I give it the typedef size_t. Then we do sizeof(arr) / sizeof(uint8). Hopefully you understand that sizeof() will return the size in bytes of the variable/data type that we give to it. But wouldn’t sizeof(arr) just return the size of uint8_t since that’s the data type of arr? Well actually, sizeof(arr) returns the size of the entire array in bytes (since an array is a derived type). So essentially, we are dividing total number of bytes of the array by sizeof() the arrays data type. The bytes allocated for each element will cancel out and we are left with the number of elements. If you wanted to visualize that a bit more mathematically:</w:t>
+      </w:r>
+    </w:p>
+    <w:p>
+      <w:pPr>
+        <w:pStyle w:val="TextBody"/>
+        <w:rPr/>
+      </w:pPr>
+      <w:r>
+        <w:rPr/>
+        <w:t>sizeof(arr) = 8 * sizeof(uint8_t)</w:t>
+      </w:r>
+    </w:p>
+    <w:p>
+      <w:pPr>
+        <w:pStyle w:val="TextBody"/>
+        <w:rPr/>
+      </w:pPr>
+      <w:r>
+        <w:rPr/>
+        <w:t>arr_size = sizeof(arr) / sizeof(uint8_t)</w:t>
+      </w:r>
+    </w:p>
+    <w:p>
+      <w:pPr>
+        <w:pStyle w:val="TextBody"/>
+        <w:rPr/>
+      </w:pPr>
+      <w:r>
+        <w:rPr/>
+        <w:t>arr_size = 8 * sizeof(uint8_t) / sizeof(uint8_t)</w:t>
+      </w:r>
+    </w:p>
+    <w:p>
+      <w:pPr>
+        <w:pStyle w:val="TextBody"/>
+        <w:rPr/>
+      </w:pPr>
+      <w:r>
+        <w:rPr/>
+        <w:t>arr_size = 8</w:t>
+      </w:r>
+    </w:p>
+    <w:p>
+      <w:pPr>
+        <w:pStyle w:val="TextBody"/>
+        <w:rPr/>
+      </w:pPr>
+      <w:r>
+        <w:rPr/>
+        <w:t xml:space="preserve">We end this function by printing out each element of the array and the result of performing a right bit shift on that element. </w:t>
+      </w:r>
+    </w:p>
+    <w:p>
+      <w:pPr>
+        <w:pStyle w:val="TextBody"/>
+        <w:rPr/>
+      </w:pPr>
+      <w:r>
+        <w:rPr/>
+      </w:r>
+    </w:p>
+    <w:p>
+      <w:pPr>
+        <w:pStyle w:val="TextBody"/>
+        <w:rPr>
+          <w:u w:val="single"/>
+        </w:rPr>
+      </w:pPr>
+      <w:r>
+        <w:rPr>
+          <w:u w:val="single"/>
+        </w:rPr>
+        <w:t>Pointers to Arrays:</w:t>
+      </w:r>
+    </w:p>
+    <w:p>
+      <w:pPr>
+        <w:pStyle w:val="TextBody"/>
+        <w:rPr/>
+      </w:pPr>
+      <w:r>
+        <w:rPr/>
+        <w:tab/>
+        <w:t>The relationship between pointers and arrays is blurry, since they share a lot of commonalities. They do differ, but we won’t get into the nuanced differences here. Here is an over-engineered code snippet showing how we can create a pointer to an array:</w:t>
+      </w:r>
+    </w:p>
+    <w:p>
+      <w:pPr>
+        <w:pStyle w:val="TextBody"/>
+        <w:rPr/>
+      </w:pPr>
+      <w:r>
+        <w:rPr/>
+      </w:r>
+    </w:p>
+    <w:p>
+      <w:pPr>
+        <w:pStyle w:val="TextBody"/>
+        <w:rPr/>
+      </w:pPr>
+      <w:r>
+        <w:rPr/>
+        <w:t>#include &lt;stdio.h&gt;</w:t>
+      </w:r>
+    </w:p>
+    <w:p>
+      <w:pPr>
+        <w:pStyle w:val="TextBody"/>
+        <w:rPr/>
+      </w:pPr>
+      <w:r>
+        <w:rPr/>
+        <w:t>#include &lt;stdlib.h&gt;</w:t>
+      </w:r>
+    </w:p>
+    <w:p>
+      <w:pPr>
+        <w:pStyle w:val="TextBody"/>
+        <w:rPr/>
+      </w:pPr>
+      <w:r>
+        <w:rPr/>
+      </w:r>
+    </w:p>
+    <w:p>
+      <w:pPr>
+        <w:pStyle w:val="TextBody"/>
+        <w:rPr/>
+      </w:pPr>
+      <w:r>
+        <w:rPr/>
+        <w:t>#define POW_SIZE 5</w:t>
+      </w:r>
+    </w:p>
+    <w:p>
+      <w:pPr>
+        <w:pStyle w:val="TextBody"/>
+        <w:rPr/>
+      </w:pPr>
+      <w:r>
+        <w:rPr/>
+      </w:r>
+    </w:p>
+    <w:p>
+      <w:pPr>
+        <w:pStyle w:val="TextBody"/>
+        <w:rPr/>
+      </w:pPr>
+      <w:r>
+        <w:rPr/>
+        <w:t>int main(void)</w:t>
+      </w:r>
+    </w:p>
+    <w:p>
+      <w:pPr>
+        <w:pStyle w:val="TextBody"/>
+        <w:rPr/>
+      </w:pPr>
+      <w:r>
+        <w:rPr/>
+        <w:t>{</w:t>
+      </w:r>
+    </w:p>
+    <w:p>
+      <w:pPr>
+        <w:pStyle w:val="TextBody"/>
+        <w:rPr/>
+      </w:pPr>
+      <w:r>
+        <w:rPr/>
+        <w:t xml:space="preserve">   </w:t>
+      </w:r>
+      <w:r>
+        <w:rPr/>
+        <w:t>const int i = 3;</w:t>
+      </w:r>
+    </w:p>
+    <w:p>
+      <w:pPr>
+        <w:pStyle w:val="TextBody"/>
+        <w:rPr/>
+      </w:pPr>
+      <w:r>
+        <w:rPr/>
+        <w:t xml:space="preserve">   </w:t>
+      </w:r>
+      <w:r>
+        <w:rPr/>
+        <w:t>const int pow10[POW_SIZE] = {1, 10, 100, 1000, 10000};</w:t>
+      </w:r>
+    </w:p>
+    <w:p>
+      <w:pPr>
+        <w:pStyle w:val="TextBody"/>
+        <w:rPr/>
+      </w:pPr>
+      <w:r>
+        <w:rPr/>
+        <w:t xml:space="preserve">   </w:t>
+      </w:r>
+      <w:r>
+        <w:rPr/>
+        <w:t>int const * const restrict ppow10 = pow10; /* Note that we don't use the &amp; operator... */</w:t>
+      </w:r>
+    </w:p>
+    <w:p>
+      <w:pPr>
+        <w:pStyle w:val="TextBody"/>
+        <w:rPr/>
+      </w:pPr>
+      <w:r>
+        <w:rPr/>
+      </w:r>
+    </w:p>
+    <w:p>
+      <w:pPr>
+        <w:pStyle w:val="TextBody"/>
+        <w:rPr/>
+      </w:pPr>
+      <w:r>
+        <w:rPr/>
+        <w:t xml:space="preserve">   </w:t>
+      </w:r>
+      <w:r>
+        <w:rPr/>
+        <w:t>printf("Data at index %d = %d\n", *(ppow10 + i));</w:t>
+      </w:r>
+    </w:p>
+    <w:p>
+      <w:pPr>
+        <w:pStyle w:val="TextBody"/>
+        <w:rPr/>
+      </w:pPr>
+      <w:r>
+        <w:rPr/>
+      </w:r>
+    </w:p>
+    <w:p>
+      <w:pPr>
+        <w:pStyle w:val="TextBody"/>
+        <w:rPr/>
+      </w:pPr>
+      <w:r>
+        <w:rPr/>
+        <w:t xml:space="preserve">   </w:t>
+      </w:r>
+      <w:r>
+        <w:rPr/>
+        <w:t>return EXIT_SUCCESS;</w:t>
+      </w:r>
+    </w:p>
+    <w:p>
+      <w:pPr>
+        <w:pStyle w:val="TextBody"/>
+        <w:rPr/>
+      </w:pPr>
+      <w:r>
+        <w:rPr/>
+        <w:t>}</w:t>
+      </w:r>
+    </w:p>
+    <w:p>
+      <w:pPr>
+        <w:pStyle w:val="TextBody"/>
+        <w:rPr/>
+      </w:pPr>
+      <w:r>
+        <w:rPr/>
+      </w:r>
+    </w:p>
+    <w:p>
+      <w:pPr>
+        <w:pStyle w:val="TextBody"/>
+        <w:rPr/>
+      </w:pPr>
+      <w:r>
+        <w:rPr/>
+        <w:t>In this code snippet, we #define the array size for an array called pow10 which contains the first 5 powers of ten. This is unnecessary to do since we use another initializer list, but again, it’s a good safety practice in my opinion. We create a const int called i which will be the index that we access using the pointer. I’ve set it to access the third index i.e. the 4</w:t>
+      </w:r>
+      <w:r>
+        <w:rPr>
+          <w:vertAlign w:val="superscript"/>
+        </w:rPr>
+        <w:t>th</w:t>
+      </w:r>
+      <w:r>
+        <w:rPr/>
+        <w:t xml:space="preserve"> element. We create the array, pow10, as const since I don’t plan on modifying any of its elements. Finally, we create a pointer to pow10 called ppow10. Both the address that ppow10 contains, as well as the data being pointed to, should remain unmodified, hence the double const. I used the restrict keyword since ppow10 should be the only way of accessing pow10 indirectly. The big take away from this example is that we don’t need to use the address operator when we assign pow10 to ppow10. Unlike a regular variable, C implicitly returns the base address of pow10 when we try to access it without any sort of index operator (square brackets). We </w:t>
       </w:r>
       <w:r>
         <w:rPr>
           <w:i/>
           <w:iCs/>
         </w:rPr>
-        <w:t>base address</w:t>
-      </w:r>
-      <w:r>
-        <w:rPr/>
-        <w:t xml:space="preserve"> of the array. The base address of the array is actually just the address of its first element, since that’s where our region of reserved memory begins. If we want to access some index of the array, it is as simple as adding an offset to that base address. That offset is calculated by taking the size of the data type of the array i.e. sizeof(int) in this case, and multiplying that with the index of the element that we want to access. Therefore, our formula for accessing a particular element in an array is B + si where B is the base address, s is the size of the data type of the array, and i is the index that we want to access. Let us say that we want to access the third element of the array in our example (which would be index 2). The base address of the array might be 0x7ffc3d81ddc0. In order to access the third element, we do 0x7ffc3d81ddc0 + sizeof(int) * 2 </w:t>
-      </w:r>
-    </w:p>
-    <w:p>
-      <w:pPr>
-        <w:pStyle w:val="TextBody"/>
-        <w:rPr/>
-      </w:pPr>
-      <w:r>
-        <w:rPr/>
-        <w:t xml:space="preserve">= 0x7ffc3d81ddc0 + 0x4 * 2 </w:t>
-      </w:r>
-    </w:p>
-    <w:p>
-      <w:pPr>
-        <w:pStyle w:val="TextBody"/>
-        <w:rPr/>
-      </w:pPr>
-      <w:r>
-        <w:rPr/>
-        <w:t>= 0x7ffc3d81ddc0 + 0x8</w:t>
-      </w:r>
-    </w:p>
-    <w:p>
-      <w:pPr>
-        <w:pStyle w:val="TextBody"/>
-        <w:rPr/>
-      </w:pPr>
-      <w:r>
-        <w:rPr/>
-        <w:t>= 0x7ffe40a5bef0</w:t>
-      </w:r>
-    </w:p>
-    <w:p>
-      <w:pPr>
-        <w:pStyle w:val="TextBody"/>
-        <w:rPr/>
-      </w:pPr>
-      <w:r>
-        <w:rPr/>
-      </w:r>
-    </w:p>
-    <w:p>
-      <w:pPr>
-        <w:pStyle w:val="TextBody"/>
-        <w:rPr/>
-      </w:pPr>
-      <w:r>
-        <w:rPr/>
-        <w:t xml:space="preserve">Now perhaps that was all very confusing to you, but my point is mainly that when we use the index operator (for example, arr[2]), what C is doing behind the scenes is taking the base address of arr and adding sizeof(int) * 2 to it. Then it simply returns the data located at that address. So, there are no fancy separators between the data of an array. We just have one long contiguous chunk of memory that has a base address, and that we can calculate where elements are located by adding offsets to that base address according to the size of each element within the array. </w:t>
-      </w:r>
-    </w:p>
-    <w:p>
-      <w:pPr>
-        <w:pStyle w:val="TextBody"/>
-        <w:rPr/>
-      </w:pPr>
-      <w:r>
-        <w:rPr/>
-      </w:r>
-    </w:p>
-    <w:p>
-      <w:pPr>
-        <w:pStyle w:val="TextBody"/>
-        <w:rPr>
-          <w:u w:val="single"/>
-        </w:rPr>
-      </w:pPr>
-      <w:r>
-        <w:rPr>
-          <w:u w:val="single"/>
-        </w:rPr>
-        <w:t>Creating Arrays:</w:t>
-      </w:r>
-    </w:p>
-    <w:p>
-      <w:pPr>
-        <w:pStyle w:val="TextBody"/>
-        <w:rPr/>
-      </w:pPr>
-      <w:r>
-        <w:rPr/>
-        <w:tab/>
-        <w:t xml:space="preserve">In order to create an array in C we have two options. The first is the classic way: &lt;data_type&gt; &lt;var_name&gt;[&lt;size&gt;]; and the second way is to use an initializer list. Initializer lists can only be used at the time of declaration, and at no point afterwards. Initializer lists are useful when you know what elements will be in the array at the time of creation. For example, </w:t>
-      </w:r>
-    </w:p>
-    <w:p>
-      <w:pPr>
-        <w:pStyle w:val="TextBody"/>
-        <w:rPr>
-          <w:u w:val="single"/>
-        </w:rPr>
-      </w:pPr>
-      <w:r>
-        <w:rPr/>
-        <w:t>const char *months[NMONTHS] = {JAN, FEB, MAR, APR, MAY, JUN, JUL, AUG, SEP, OCT, NOV, DEC};</w:t>
-      </w:r>
-    </w:p>
-    <w:p>
-      <w:pPr>
-        <w:pStyle w:val="TextBody"/>
-        <w:rPr/>
-      </w:pPr>
-      <w:r>
-        <w:rPr/>
-        <w:t xml:space="preserve">The initializer list works here because we already know what months are going to be within the array. </w:t>
-      </w:r>
-    </w:p>
-    <w:p>
-      <w:pPr>
-        <w:pStyle w:val="TextBody"/>
-        <w:rPr/>
-      </w:pPr>
-      <w:r>
-        <w:rPr/>
-      </w:r>
-    </w:p>
-    <w:p>
-      <w:pPr>
-        <w:pStyle w:val="TextBody"/>
-        <w:rPr>
-          <w:u w:val="single"/>
-        </w:rPr>
-      </w:pPr>
-      <w:r>
-        <w:rPr/>
-        <w:tab/>
-        <w:t xml:space="preserve">Let’s quickly talk about the size of arrays. I believe I’ve already mentioned this, but it can’t hurt to say it again: The size of an array must be known at compile time. This means that we cannot have variables (even const variables) to define how large our arrays will be. In other words, macros or explicit integer literals are your only choices here. Note that it is possible to create variable length arrays in C as of C99, but these are very dangerous and should not be used. Another note when using initializer lists is that we do not need to define the size in the square brackets. The size is implicit based off how many elements are in the list. You can, and probably should, still explicitly give it a size though. This helps with readability, and if can help catch errors under some circumstances. For instance, if you provide the array with a size that is less than the number of elements in the initializer list, the compiler will warn you that there are excess elements in the array that will be thrown out. </w:t>
-      </w:r>
-    </w:p>
-    <w:p>
-      <w:pPr>
-        <w:pStyle w:val="TextBody"/>
-        <w:rPr/>
-      </w:pPr>
-      <w:r>
-        <w:rPr/>
-      </w:r>
-    </w:p>
-    <w:p>
-      <w:pPr>
-        <w:pStyle w:val="TextBody"/>
-        <w:rPr>
-          <w:u w:val="single"/>
-        </w:rPr>
-      </w:pPr>
-      <w:r>
-        <w:rPr>
-          <w:u w:val="single"/>
-        </w:rPr>
-        <w:t>Examples of Using Arrays:</w:t>
-      </w:r>
-    </w:p>
-    <w:p>
-      <w:pPr>
-        <w:pStyle w:val="TextBody"/>
-        <w:rPr>
-          <w:u w:val="single"/>
-        </w:rPr>
-      </w:pPr>
-      <w:r>
-        <w:rPr/>
-        <w:tab/>
-        <w:t>I feel that the best way to show you how arrays work is to give some code to help you visualize it. The first example I have is a simple program that performs a right bit shift on each element in the array:</w:t>
-      </w:r>
-    </w:p>
-    <w:p>
-      <w:pPr>
-        <w:pStyle w:val="TextBody"/>
-        <w:rPr/>
-      </w:pPr>
-      <w:r>
-        <w:rPr/>
-      </w:r>
-    </w:p>
-    <w:p>
-      <w:pPr>
-        <w:pStyle w:val="TextBody"/>
-        <w:rPr/>
+        <w:t xml:space="preserve">could </w:t>
+      </w:r>
+      <w:r>
+        <w:rPr/>
+        <w:t xml:space="preserve">use the address operator here if we wanted, and we could even use &amp;pow10[0] if we wanted, but this is often how you’ll see arrays assigned to pointers. Of course, this code prints out “Data at index 3 = 1000”, as we’d expect. </w:t>
+      </w:r>
+    </w:p>
+    <w:p>
+      <w:pPr>
+        <w:pStyle w:val="TextBody"/>
+        <w:rPr/>
+      </w:pPr>
+      <w:r>
+        <w:rPr/>
+      </w:r>
+    </w:p>
+    <w:p>
+      <w:pPr>
+        <w:pStyle w:val="TextBody"/>
+        <w:rPr>
+          <w:u w:val="single"/>
+        </w:rPr>
+      </w:pPr>
+      <w:r>
+        <w:rPr>
+          <w:u w:val="single"/>
+        </w:rPr>
+        <w:t>2D Arrays:</w:t>
+      </w:r>
+    </w:p>
+    <w:p>
+      <w:pPr>
+        <w:pStyle w:val="TextBody"/>
+        <w:rPr/>
+      </w:pPr>
+      <w:r>
+        <w:rPr/>
+        <w:tab/>
+        <w:t xml:space="preserve">2D arrays in C are sort of frowned upon, but not necessarily because they aren’t good practice to use; more so because C doesn’t implement them very well... When we think of a 2-dimensional array, we often envision a matrix/grid which represent rows and columns. This may be a useful way to think about 2D arrays when traversing them with for loops, however, it is better if we can start thinking about 2D arrays from the perspective of memory. In the previous section, we seen that arrays are really just a large section of memory. We call this memory “contiguous” because the addresses in that memory are sequential, as opposed to fragmented. A two-dimensional array is really just an even larger region of memory, but instead of storing contiguous addresses, we are storing contiguous arrays which are further subdivided into their internal addresses. </w:t>
+      </w:r>
+    </w:p>
+    <w:p>
+      <w:pPr>
+        <w:pStyle w:val="TextBody"/>
+        <w:rPr/>
+      </w:pPr>
+      <w:r>
+        <w:rPr/>
+      </w:r>
+    </w:p>
+    <w:p>
+      <w:pPr>
+        <w:pStyle w:val="TextBody"/>
+        <w:rPr>
+          <w:u w:val="single"/>
+        </w:rPr>
+      </w:pPr>
+      <w:r>
+        <w:rPr>
+          <w:u w:val="single"/>
+        </w:rPr>
+        <w:t>Creating 2D Arrays:</w:t>
+      </w:r>
+    </w:p>
+    <w:p>
+      <w:pPr>
+        <w:pStyle w:val="TextBody"/>
+        <w:rPr>
+          <w:u w:val="single"/>
+        </w:rPr>
+      </w:pPr>
+      <w:r>
+        <w:rPr/>
+        <w:tab/>
+        <w:t>Let’s start simple. A 2D array can be created like so: short arr2D[10][10]; The first size parameter specifies the amount of arrays that the 2D array will be able to contain. The second size parameter specifies how many elements each inner array will be able to contain. Same as normal arrays, we can use initializer lists if we know what elements we want to be in the array at the time of initialization. In order to do this, we do something like the following:</w:t>
+      </w:r>
+    </w:p>
+    <w:p>
+      <w:pPr>
+        <w:pStyle w:val="TextBody"/>
+        <w:rPr>
+          <w:u w:val="single"/>
+        </w:rPr>
+      </w:pPr>
+      <w:r>
+        <w:rPr/>
+        <w:t xml:space="preserve">uint8_t n_vec2D[3][3] = {{1, 0, 1}, {0, 0, 1}, {1, 1, 1}}; /* Note the braces enclosed within the </w:t>
+        <w:tab/>
+        <w:tab/>
+        <w:tab/>
+        <w:tab/>
+        <w:tab/>
+        <w:tab/>
+        <w:t xml:space="preserve">             </w:t>
+        <w:tab/>
+        <w:tab/>
+        <w:t xml:space="preserve">            outer braces*/</w:t>
+      </w:r>
+    </w:p>
+    <w:p>
+      <w:pPr>
+        <w:pStyle w:val="TextBody"/>
+        <w:rPr>
+          <w:u w:val="single"/>
+        </w:rPr>
+      </w:pPr>
+      <w:r>
+        <w:rPr/>
+        <w:t>When using initializer lists in 2D arrays, the first size argument is not required, however, the second size argument is always required. The previous example could be rewritten as:</w:t>
+      </w:r>
+    </w:p>
+    <w:p>
+      <w:pPr>
+        <w:pStyle w:val="TextBody"/>
+        <w:rPr>
+          <w:u w:val="single"/>
+        </w:rPr>
+      </w:pPr>
+      <w:r>
+        <w:rPr/>
+        <w:t xml:space="preserve">uint8_t n_vec2D[][3] = {{1, 0, 1}, {0, 0, 1}, {1, 1, 1}}; </w:t>
+      </w:r>
+    </w:p>
+    <w:p>
+      <w:pPr>
+        <w:pStyle w:val="TextBody"/>
+        <w:rPr/>
+      </w:pPr>
+      <w:r>
+        <w:rPr/>
+        <w:t xml:space="preserve">Another thing to note is that if we only provide a single initializer list to a 2D array then all remaining elements get initialized to 0. Careful using this though, because if we don’t explicitely give the first size in the square braces then instead of the rest of the array getting initialized with 0s, we get garbage values. </w:t>
+      </w:r>
+    </w:p>
+    <w:p>
+      <w:pPr>
+        <w:pStyle w:val="TextBody"/>
+        <w:rPr/>
+      </w:pPr>
+      <w:r>
+        <w:rPr/>
+        <w:t xml:space="preserve">int repeat[5][5] = {1, 2, 3, 4, 5, 6}; </w:t>
+      </w:r>
+    </w:p>
+    <w:p>
+      <w:pPr>
+        <w:pStyle w:val="TextBody"/>
+        <w:rPr/>
+      </w:pPr>
+      <w:r>
+        <w:rPr/>
+        <w:t>// Outputs:</w:t>
+      </w:r>
+    </w:p>
+    <w:p>
+      <w:pPr>
+        <w:pStyle w:val="TextBody"/>
+        <w:rPr/>
+      </w:pPr>
+      <w:r>
+        <w:rPr/>
+        <w:t>1 2 3 4 5</w:t>
+      </w:r>
+    </w:p>
+    <w:p>
+      <w:pPr>
+        <w:pStyle w:val="TextBody"/>
+        <w:rPr/>
+      </w:pPr>
+      <w:r>
+        <w:rPr/>
+        <w:t>6 0 0 0 0</w:t>
+      </w:r>
+    </w:p>
+    <w:p>
+      <w:pPr>
+        <w:pStyle w:val="TextBody"/>
+        <w:rPr/>
+      </w:pPr>
+      <w:r>
+        <w:rPr/>
+        <w:t>0 0 0 0 0</w:t>
+      </w:r>
+    </w:p>
+    <w:p>
+      <w:pPr>
+        <w:pStyle w:val="TextBody"/>
+        <w:rPr/>
+      </w:pPr>
+      <w:r>
+        <w:rPr/>
+        <w:t xml:space="preserve">0 0 0 0 0 </w:t>
+      </w:r>
+    </w:p>
+    <w:p>
+      <w:pPr>
+        <w:pStyle w:val="TextBody"/>
+        <w:rPr/>
+      </w:pPr>
+      <w:r>
+        <w:rPr/>
+        <w:t>0 0 0 0 0</w:t>
+      </w:r>
+    </w:p>
+    <w:p>
+      <w:pPr>
+        <w:pStyle w:val="TextBody"/>
+        <w:rPr/>
+      </w:pPr>
+      <w:r>
+        <w:rPr/>
+      </w:r>
+    </w:p>
+    <w:p>
+      <w:pPr>
+        <w:pStyle w:val="TextBody"/>
+        <w:rPr>
+          <w:u w:val="single"/>
+        </w:rPr>
+      </w:pPr>
+      <w:r>
+        <w:rPr>
+          <w:u w:val="single"/>
+        </w:rPr>
+        <w:t>Examples of using 2D Arrays:</w:t>
+      </w:r>
+    </w:p>
+    <w:p>
+      <w:pPr>
+        <w:pStyle w:val="TextBody"/>
+        <w:rPr>
+          <w:u w:val="single"/>
+        </w:rPr>
       </w:pPr>
       <w:r>
         <w:rPr/>
@@ -9730,7 +10484,9 @@
     <w:p>
       <w:pPr>
         <w:pStyle w:val="TextBody"/>
-        <w:rPr/>
+        <w:rPr>
+          <w:u w:val="single"/>
+        </w:rPr>
       </w:pPr>
       <w:r>
         <w:rPr/>
@@ -9749,7 +10505,157 @@
     <w:p>
       <w:pPr>
         <w:pStyle w:val="TextBody"/>
-        <w:rPr/>
+        <w:rPr>
+          <w:u w:val="single"/>
+        </w:rPr>
+      </w:pPr>
+      <w:r>
+        <w:rPr/>
+        <w:t>#define DIM 5</w:t>
+      </w:r>
+    </w:p>
+    <w:p>
+      <w:pPr>
+        <w:pStyle w:val="TextBody"/>
+        <w:rPr/>
+      </w:pPr>
+      <w:r>
+        <w:rPr/>
+      </w:r>
+    </w:p>
+    <w:p>
+      <w:pPr>
+        <w:pStyle w:val="TextBody"/>
+        <w:rPr>
+          <w:u w:val="single"/>
+        </w:rPr>
+      </w:pPr>
+      <w:r>
+        <w:rPr/>
+        <w:t>void print_row(const unsigned row_num, int arr[][DIM]);</w:t>
+      </w:r>
+    </w:p>
+    <w:p>
+      <w:pPr>
+        <w:pStyle w:val="TextBody"/>
+        <w:rPr>
+          <w:u w:val="single"/>
+        </w:rPr>
+      </w:pPr>
+      <w:r>
+        <w:rPr/>
+        <w:t>void print_row(const unsigned row_num, int arr[][DIM]) {</w:t>
+      </w:r>
+    </w:p>
+    <w:p>
+      <w:pPr>
+        <w:pStyle w:val="TextBody"/>
+        <w:rPr/>
+      </w:pPr>
+      <w:r>
+        <w:rPr/>
+      </w:r>
+    </w:p>
+    <w:p>
+      <w:pPr>
+        <w:pStyle w:val="TextBody"/>
+        <w:rPr>
+          <w:u w:val="single"/>
+        </w:rPr>
+      </w:pPr>
+      <w:r>
+        <w:rPr/>
+        <w:t xml:space="preserve">   </w:t>
+      </w:r>
+      <w:r>
+        <w:rPr/>
+        <w:t>int i;</w:t>
+      </w:r>
+    </w:p>
+    <w:p>
+      <w:pPr>
+        <w:pStyle w:val="TextBody"/>
+        <w:rPr>
+          <w:u w:val="single"/>
+        </w:rPr>
+      </w:pPr>
+      <w:r>
+        <w:rPr/>
+        <w:t xml:space="preserve">   </w:t>
+      </w:r>
+      <w:r>
+        <w:rPr/>
+        <w:t>for(i = 0; i &lt; DIM; i++)</w:t>
+      </w:r>
+    </w:p>
+    <w:p>
+      <w:pPr>
+        <w:pStyle w:val="TextBody"/>
+        <w:rPr>
+          <w:u w:val="single"/>
+        </w:rPr>
+      </w:pPr>
+      <w:r>
+        <w:rPr/>
+        <w:t xml:space="preserve">      </w:t>
+      </w:r>
+      <w:r>
+        <w:rPr/>
+        <w:t>printf("%d ", arr[row_num - 1][i]);</w:t>
+      </w:r>
+    </w:p>
+    <w:p>
+      <w:pPr>
+        <w:pStyle w:val="TextBody"/>
+        <w:rPr/>
+      </w:pPr>
+      <w:r>
+        <w:rPr/>
+      </w:r>
+    </w:p>
+    <w:p>
+      <w:pPr>
+        <w:pStyle w:val="TextBody"/>
+        <w:rPr>
+          <w:u w:val="single"/>
+        </w:rPr>
+      </w:pPr>
+      <w:r>
+        <w:rPr/>
+        <w:t xml:space="preserve">   </w:t>
+      </w:r>
+      <w:r>
+        <w:rPr/>
+        <w:t>printf("\n");</w:t>
+      </w:r>
+    </w:p>
+    <w:p>
+      <w:pPr>
+        <w:pStyle w:val="TextBody"/>
+        <w:rPr>
+          <w:u w:val="single"/>
+        </w:rPr>
+      </w:pPr>
+      <w:r>
+        <w:rPr/>
+        <w:t>}</w:t>
+      </w:r>
+    </w:p>
+    <w:p>
+      <w:pPr>
+        <w:pStyle w:val="TextBody"/>
+        <w:rPr/>
+      </w:pPr>
+      <w:r>
+        <w:rPr/>
+      </w:r>
+    </w:p>
+    <w:p>
+      <w:pPr>
+        <w:pStyle w:val="TextBody"/>
+        <w:rPr>
+          <w:u w:val="single"/>
+        </w:rPr>
       </w:pPr>
       <w:r>
         <w:rPr/>
@@ -9768,7 +10674,9 @@
     <w:p>
       <w:pPr>
         <w:pStyle w:val="TextBody"/>
-        <w:rPr/>
+        <w:rPr>
+          <w:u w:val="single"/>
+        </w:rPr>
       </w:pPr>
       <w:r>
         <w:rPr/>
@@ -9776,13 +10684,111 @@
       </w:r>
       <w:r>
         <w:rPr/>
-        <w:t>int i;</w:t>
-      </w:r>
-    </w:p>
-    <w:p>
-      <w:pPr>
-        <w:pStyle w:val="TextBody"/>
-        <w:rPr/>
+        <w:t>int int_arr[][DIM] = {</w:t>
+      </w:r>
+    </w:p>
+    <w:p>
+      <w:pPr>
+        <w:pStyle w:val="TextBody"/>
+        <w:rPr>
+          <w:u w:val="single"/>
+        </w:rPr>
+      </w:pPr>
+      <w:r>
+        <w:rPr/>
+        <w:t xml:space="preserve">                                </w:t>
+      </w:r>
+      <w:r>
+        <w:rPr/>
+        <w:t>{1, 0, 0, 0, 0},</w:t>
+      </w:r>
+    </w:p>
+    <w:p>
+      <w:pPr>
+        <w:pStyle w:val="TextBody"/>
+        <w:rPr>
+          <w:u w:val="single"/>
+        </w:rPr>
+      </w:pPr>
+      <w:r>
+        <w:rPr/>
+        <w:t xml:space="preserve">                                </w:t>
+      </w:r>
+      <w:r>
+        <w:rPr/>
+        <w:t>{1, 1, 0, 0, 0},</w:t>
+      </w:r>
+    </w:p>
+    <w:p>
+      <w:pPr>
+        <w:pStyle w:val="TextBody"/>
+        <w:rPr>
+          <w:u w:val="single"/>
+        </w:rPr>
+      </w:pPr>
+      <w:r>
+        <w:rPr/>
+        <w:t xml:space="preserve">                                </w:t>
+      </w:r>
+      <w:r>
+        <w:rPr/>
+        <w:t>{1, 2, 1, 0, 0},</w:t>
+      </w:r>
+    </w:p>
+    <w:p>
+      <w:pPr>
+        <w:pStyle w:val="TextBody"/>
+        <w:rPr>
+          <w:u w:val="single"/>
+        </w:rPr>
+      </w:pPr>
+      <w:r>
+        <w:rPr/>
+        <w:t xml:space="preserve">                                </w:t>
+      </w:r>
+      <w:r>
+        <w:rPr/>
+        <w:t>{1, 3, 3, 1, 0},</w:t>
+      </w:r>
+    </w:p>
+    <w:p>
+      <w:pPr>
+        <w:pStyle w:val="TextBody"/>
+        <w:rPr>
+          <w:u w:val="single"/>
+        </w:rPr>
+      </w:pPr>
+      <w:r>
+        <w:rPr/>
+        <w:t xml:space="preserve">                                </w:t>
+      </w:r>
+      <w:r>
+        <w:rPr/>
+        <w:t>{1, 4, 6, 4, 1},</w:t>
+      </w:r>
+    </w:p>
+    <w:p>
+      <w:pPr>
+        <w:pStyle w:val="TextBody"/>
+        <w:rPr>
+          <w:u w:val="single"/>
+        </w:rPr>
+      </w:pPr>
+      <w:r>
+        <w:rPr/>
+        <w:t xml:space="preserve">                               </w:t>
+      </w:r>
+      <w:r>
+        <w:rPr/>
+        <w:t>};</w:t>
+      </w:r>
+    </w:p>
+    <w:p>
+      <w:pPr>
+        <w:pStyle w:val="TextBody"/>
+        <w:rPr>
+          <w:u w:val="single"/>
+        </w:rPr>
       </w:pPr>
       <w:r>
         <w:rPr/>
@@ -9790,13 +10796,24 @@
       </w:r>
       <w:r>
         <w:rPr/>
-        <w:t>uint8_t arr[8] = {128, 64, 32, 16, 8, 4, 2, 1};</w:t>
-      </w:r>
-    </w:p>
-    <w:p>
-      <w:pPr>
-        <w:pStyle w:val="TextBody"/>
-        <w:rPr/>
+        <w:t>print_row(3, int_arr);</w:t>
+      </w:r>
+    </w:p>
+    <w:p>
+      <w:pPr>
+        <w:pStyle w:val="TextBody"/>
+        <w:rPr/>
+      </w:pPr>
+      <w:r>
+        <w:rPr/>
+      </w:r>
+    </w:p>
+    <w:p>
+      <w:pPr>
+        <w:pStyle w:val="TextBody"/>
+        <w:rPr>
+          <w:u w:val="single"/>
+        </w:rPr>
       </w:pPr>
       <w:r>
         <w:rPr/>
@@ -9804,64 +10821,15 @@
       </w:r>
       <w:r>
         <w:rPr/>
-        <w:t>size_t arr_size = sizeof(arr) / sizeof(uint8_t);</w:t>
-      </w:r>
-    </w:p>
-    <w:p>
-      <w:pPr>
-        <w:pStyle w:val="TextBody"/>
-        <w:rPr/>
-      </w:pPr>
-      <w:r>
-        <w:rPr/>
-        <w:t xml:space="preserve">   </w:t>
-      </w:r>
-      <w:r>
-        <w:rPr/>
-        <w:t>for (i = 0; i &lt; arr_size; i++)</w:t>
-      </w:r>
-    </w:p>
-    <w:p>
-      <w:pPr>
-        <w:pStyle w:val="TextBody"/>
-        <w:rPr/>
-      </w:pPr>
-      <w:r>
-        <w:rPr/>
-        <w:t xml:space="preserve">      </w:t>
-      </w:r>
-      <w:r>
-        <w:rPr/>
-        <w:t>printf("%u bitshifted right = %u\n", arr[i], (arr[i]) &gt;&gt; 1);</w:t>
-      </w:r>
-    </w:p>
-    <w:p>
-      <w:pPr>
-        <w:pStyle w:val="TextBody"/>
-        <w:rPr/>
-      </w:pPr>
-      <w:r>
-        <w:rPr/>
-      </w:r>
-    </w:p>
-    <w:p>
-      <w:pPr>
-        <w:pStyle w:val="TextBody"/>
-        <w:rPr/>
-      </w:pPr>
-      <w:r>
-        <w:rPr/>
-        <w:t xml:space="preserve">   </w:t>
-      </w:r>
-      <w:r>
-        <w:rPr/>
         <w:t>return 0;</w:t>
       </w:r>
     </w:p>
     <w:p>
       <w:pPr>
         <w:pStyle w:val="TextBody"/>
-        <w:rPr/>
+        <w:rPr>
+          <w:u w:val="single"/>
+        </w:rPr>
       </w:pPr>
       <w:r>
         <w:rPr/>
@@ -9880,1011 +10848,6 @@
     <w:p>
       <w:pPr>
         <w:pStyle w:val="TextBody"/>
-        <w:rPr/>
-      </w:pPr>
-      <w:r>
-        <w:rPr/>
-        <w:t>// Output</w:t>
-      </w:r>
-    </w:p>
-    <w:p>
-      <w:pPr>
-        <w:pStyle w:val="TextBody"/>
-        <w:rPr/>
-      </w:pPr>
-      <w:r>
-        <w:rPr/>
-        <w:t>128 bitshifted right = 64</w:t>
-      </w:r>
-    </w:p>
-    <w:p>
-      <w:pPr>
-        <w:pStyle w:val="TextBody"/>
-        <w:rPr/>
-      </w:pPr>
-      <w:r>
-        <w:rPr/>
-        <w:t>64 bitshifted right = 32</w:t>
-      </w:r>
-    </w:p>
-    <w:p>
-      <w:pPr>
-        <w:pStyle w:val="TextBody"/>
-        <w:rPr/>
-      </w:pPr>
-      <w:r>
-        <w:rPr/>
-        <w:t>32 bitshifted right = 16</w:t>
-      </w:r>
-    </w:p>
-    <w:p>
-      <w:pPr>
-        <w:pStyle w:val="TextBody"/>
-        <w:rPr/>
-      </w:pPr>
-      <w:r>
-        <w:rPr/>
-        <w:t>16 bitshifted right = 8</w:t>
-      </w:r>
-    </w:p>
-    <w:p>
-      <w:pPr>
-        <w:pStyle w:val="TextBody"/>
-        <w:rPr/>
-      </w:pPr>
-      <w:r>
-        <w:rPr/>
-        <w:t>8 bitshifted right = 4</w:t>
-      </w:r>
-    </w:p>
-    <w:p>
-      <w:pPr>
-        <w:pStyle w:val="TextBody"/>
-        <w:rPr/>
-      </w:pPr>
-      <w:r>
-        <w:rPr/>
-        <w:t>4 bitshifted right = 2</w:t>
-      </w:r>
-    </w:p>
-    <w:p>
-      <w:pPr>
-        <w:pStyle w:val="TextBody"/>
-        <w:rPr/>
-      </w:pPr>
-      <w:r>
-        <w:rPr/>
-        <w:t>2 bitshifted right = 1</w:t>
-      </w:r>
-    </w:p>
-    <w:p>
-      <w:pPr>
-        <w:pStyle w:val="TextBody"/>
-        <w:rPr/>
-      </w:pPr>
-      <w:r>
-        <w:rPr/>
-        <w:t>1 bitshifted right = 0</w:t>
-      </w:r>
-    </w:p>
-    <w:p>
-      <w:pPr>
-        <w:pStyle w:val="TextBody"/>
-        <w:rPr/>
-      </w:pPr>
-      <w:r>
-        <w:rPr/>
-      </w:r>
-    </w:p>
-    <w:p>
-      <w:pPr>
-        <w:pStyle w:val="TextBody"/>
-        <w:rPr>
-          <w:u w:val="single"/>
-        </w:rPr>
-      </w:pPr>
-      <w:r>
-        <w:rPr/>
-        <w:t>C is quite picky about keeping variable definitions at the top of functions, and it especially doesn’t like it when you try to create variables within loops or if conditionals, so I declare “i” at the start of main. Since I won’t be exceeding numbers past 256 I declare the array to be of type uint8_t. In this case I explicitly state that the size of the array will be 8 (I could have used a macro here, but I wanted to demonstrate a neat trick in the next line), and I populate it with descending powers of 2. The next line may be somewhat confusing to you, but it helps explain a good point. Since this variable will be representing a size, I give it the typedef size_t. Then we do sizeof(arr) / sizeof(uint8). Hopefully you understand that sizeof() will return the size in bytes of the variable/data type that we give to it. But wouldn’t sizeof(arr) just return the size of uint8_t since that’s the data type of arr? Well actually, sizeof(arr) returns the size of the entire array in bytes (since an array is a derived type). So essentially, we are dividing total number of bytes of the array by sizeof() the arrays data type. The bytes allocated for each element will cancel out and we are left with the number of elements. If you wanted to visualize that a bit more mathematically:</w:t>
-      </w:r>
-    </w:p>
-    <w:p>
-      <w:pPr>
-        <w:pStyle w:val="TextBody"/>
-        <w:rPr/>
-      </w:pPr>
-      <w:r>
-        <w:rPr/>
-        <w:t>sizeof(arr) = 8 * sizeof(uint8_t)</w:t>
-      </w:r>
-    </w:p>
-    <w:p>
-      <w:pPr>
-        <w:pStyle w:val="TextBody"/>
-        <w:rPr/>
-      </w:pPr>
-      <w:r>
-        <w:rPr/>
-        <w:t>arr_size = sizeof(arr) / sizeof(uint8_t)</w:t>
-      </w:r>
-    </w:p>
-    <w:p>
-      <w:pPr>
-        <w:pStyle w:val="TextBody"/>
-        <w:rPr/>
-      </w:pPr>
-      <w:r>
-        <w:rPr/>
-        <w:t>arr_size = 8 * sizeof(uint8_t) / sizeof(uint8_t)</w:t>
-      </w:r>
-    </w:p>
-    <w:p>
-      <w:pPr>
-        <w:pStyle w:val="TextBody"/>
-        <w:rPr/>
-      </w:pPr>
-      <w:r>
-        <w:rPr/>
-        <w:t>arr_size = 8</w:t>
-      </w:r>
-    </w:p>
-    <w:p>
-      <w:pPr>
-        <w:pStyle w:val="TextBody"/>
-        <w:rPr/>
-      </w:pPr>
-      <w:r>
-        <w:rPr/>
-        <w:t xml:space="preserve">We end this function by printing out each element of the array and the result of performing a right bit shift on that element. </w:t>
-      </w:r>
-    </w:p>
-    <w:p>
-      <w:pPr>
-        <w:pStyle w:val="TextBody"/>
-        <w:rPr/>
-      </w:pPr>
-      <w:r>
-        <w:rPr/>
-      </w:r>
-    </w:p>
-    <w:p>
-      <w:pPr>
-        <w:pStyle w:val="TextBody"/>
-        <w:rPr>
-          <w:u w:val="single"/>
-        </w:rPr>
-      </w:pPr>
-      <w:r>
-        <w:rPr>
-          <w:u w:val="single"/>
-        </w:rPr>
-        <w:t>Pointers to Arrays:</w:t>
-      </w:r>
-    </w:p>
-    <w:p>
-      <w:pPr>
-        <w:pStyle w:val="TextBody"/>
-        <w:rPr/>
-      </w:pPr>
-      <w:r>
-        <w:rPr/>
-        <w:tab/>
-        <w:t>The relationship between pointers and arrays is blurry, since they share a lot of commonalities. They do differ, but we won’t get into the nuanced differences here. Here is an over-engineered code snippet showing how we can create a pointer to an array:</w:t>
-      </w:r>
-    </w:p>
-    <w:p>
-      <w:pPr>
-        <w:pStyle w:val="TextBody"/>
-        <w:rPr/>
-      </w:pPr>
-      <w:r>
-        <w:rPr/>
-      </w:r>
-    </w:p>
-    <w:p>
-      <w:pPr>
-        <w:pStyle w:val="TextBody"/>
-        <w:rPr/>
-      </w:pPr>
-      <w:r>
-        <w:rPr/>
-        <w:t>#include &lt;stdio.h&gt;</w:t>
-      </w:r>
-    </w:p>
-    <w:p>
-      <w:pPr>
-        <w:pStyle w:val="TextBody"/>
-        <w:rPr/>
-      </w:pPr>
-      <w:r>
-        <w:rPr/>
-        <w:t>#include &lt;stdlib.h&gt;</w:t>
-      </w:r>
-    </w:p>
-    <w:p>
-      <w:pPr>
-        <w:pStyle w:val="TextBody"/>
-        <w:rPr/>
-      </w:pPr>
-      <w:r>
-        <w:rPr/>
-      </w:r>
-    </w:p>
-    <w:p>
-      <w:pPr>
-        <w:pStyle w:val="TextBody"/>
-        <w:rPr/>
-      </w:pPr>
-      <w:r>
-        <w:rPr/>
-        <w:t>#define POW_SIZE 5</w:t>
-      </w:r>
-    </w:p>
-    <w:p>
-      <w:pPr>
-        <w:pStyle w:val="TextBody"/>
-        <w:rPr/>
-      </w:pPr>
-      <w:r>
-        <w:rPr/>
-      </w:r>
-    </w:p>
-    <w:p>
-      <w:pPr>
-        <w:pStyle w:val="TextBody"/>
-        <w:rPr/>
-      </w:pPr>
-      <w:r>
-        <w:rPr/>
-        <w:t>int main(void)</w:t>
-      </w:r>
-    </w:p>
-    <w:p>
-      <w:pPr>
-        <w:pStyle w:val="TextBody"/>
-        <w:rPr/>
-      </w:pPr>
-      <w:r>
-        <w:rPr/>
-        <w:t>{</w:t>
-      </w:r>
-    </w:p>
-    <w:p>
-      <w:pPr>
-        <w:pStyle w:val="TextBody"/>
-        <w:rPr/>
-      </w:pPr>
-      <w:r>
-        <w:rPr/>
-        <w:t xml:space="preserve">   </w:t>
-      </w:r>
-      <w:r>
-        <w:rPr/>
-        <w:t>const int i = 3;</w:t>
-      </w:r>
-    </w:p>
-    <w:p>
-      <w:pPr>
-        <w:pStyle w:val="TextBody"/>
-        <w:rPr/>
-      </w:pPr>
-      <w:r>
-        <w:rPr/>
-        <w:t xml:space="preserve">   </w:t>
-      </w:r>
-      <w:r>
-        <w:rPr/>
-        <w:t>const int pow10[POW_SIZE] = {1, 10, 100, 1000, 10000};</w:t>
-      </w:r>
-    </w:p>
-    <w:p>
-      <w:pPr>
-        <w:pStyle w:val="TextBody"/>
-        <w:rPr/>
-      </w:pPr>
-      <w:r>
-        <w:rPr/>
-        <w:t xml:space="preserve">   </w:t>
-      </w:r>
-      <w:r>
-        <w:rPr/>
-        <w:t>int const * const restrict ppow10 = pow10; /* Note that we don't use the &amp; operator... */</w:t>
-      </w:r>
-    </w:p>
-    <w:p>
-      <w:pPr>
-        <w:pStyle w:val="TextBody"/>
-        <w:rPr/>
-      </w:pPr>
-      <w:r>
-        <w:rPr/>
-      </w:r>
-    </w:p>
-    <w:p>
-      <w:pPr>
-        <w:pStyle w:val="TextBody"/>
-        <w:rPr/>
-      </w:pPr>
-      <w:r>
-        <w:rPr/>
-        <w:t xml:space="preserve">   </w:t>
-      </w:r>
-      <w:r>
-        <w:rPr/>
-        <w:t>printf("Data at index %d = %d\n", *(ppow10 + i));</w:t>
-      </w:r>
-    </w:p>
-    <w:p>
-      <w:pPr>
-        <w:pStyle w:val="TextBody"/>
-        <w:rPr/>
-      </w:pPr>
-      <w:r>
-        <w:rPr/>
-      </w:r>
-    </w:p>
-    <w:p>
-      <w:pPr>
-        <w:pStyle w:val="TextBody"/>
-        <w:rPr/>
-      </w:pPr>
-      <w:r>
-        <w:rPr/>
-        <w:t xml:space="preserve">   </w:t>
-      </w:r>
-      <w:r>
-        <w:rPr/>
-        <w:t>return EXIT_SUCCESS;</w:t>
-      </w:r>
-    </w:p>
-    <w:p>
-      <w:pPr>
-        <w:pStyle w:val="TextBody"/>
-        <w:rPr/>
-      </w:pPr>
-      <w:r>
-        <w:rPr/>
-        <w:t>}</w:t>
-      </w:r>
-    </w:p>
-    <w:p>
-      <w:pPr>
-        <w:pStyle w:val="TextBody"/>
-        <w:rPr/>
-      </w:pPr>
-      <w:r>
-        <w:rPr/>
-      </w:r>
-    </w:p>
-    <w:p>
-      <w:pPr>
-        <w:pStyle w:val="TextBody"/>
-        <w:rPr/>
-      </w:pPr>
-      <w:r>
-        <w:rPr/>
-        <w:t>In this code snippet, we #define the array size for an array called pow10 which contains the first 5 powers of ten. This is unnecessary to do since we use another initializer list, but again, it’s a good safety practice in my opinion. We create a const int called i which will be the index that we access using the pointer. I’ve set it to access the third index i.e. the 4</w:t>
-      </w:r>
-      <w:r>
-        <w:rPr>
-          <w:vertAlign w:val="superscript"/>
-        </w:rPr>
-        <w:t>th</w:t>
-      </w:r>
-      <w:r>
-        <w:rPr/>
-        <w:t xml:space="preserve"> element. We create the array, pow10, as const since I don’t plan on modifying any of its elements. Finally, we create a pointer to pow10 called ppow10. Both the address that ppow10 contains, as well as the data being pointed to, should remain unmodified, hence the double const. I used the restrict keyword since ppow10 should be the only way of accessing pow10 indirectly. The big take away from this example is that we don’t need to use the address operator when we assign pow10 to ppow10. Unlike a regular variable, C implicitly returns the base address of pow10 when we try to access it without any sort of index operator (square brackets). We </w:t>
-      </w:r>
-      <w:r>
-        <w:rPr>
-          <w:i/>
-          <w:iCs/>
-        </w:rPr>
-        <w:t xml:space="preserve">could </w:t>
-      </w:r>
-      <w:r>
-        <w:rPr/>
-        <w:t xml:space="preserve">use the address operator here if we wanted, and we could even use &amp;pow10[0] if we wanted, but this is often how you’ll see arrays assigned to pointers. Of course, this code prints out “Data at index 3 = 1000”, as we’d expect. </w:t>
-      </w:r>
-    </w:p>
-    <w:p>
-      <w:pPr>
-        <w:pStyle w:val="TextBody"/>
-        <w:rPr/>
-      </w:pPr>
-      <w:r>
-        <w:rPr/>
-      </w:r>
-    </w:p>
-    <w:p>
-      <w:pPr>
-        <w:pStyle w:val="TextBody"/>
-        <w:rPr>
-          <w:u w:val="single"/>
-        </w:rPr>
-      </w:pPr>
-      <w:r>
-        <w:rPr>
-          <w:u w:val="single"/>
-        </w:rPr>
-        <w:t>2D Arrays:</w:t>
-      </w:r>
-    </w:p>
-    <w:p>
-      <w:pPr>
-        <w:pStyle w:val="TextBody"/>
-        <w:rPr/>
-      </w:pPr>
-      <w:r>
-        <w:rPr/>
-        <w:tab/>
-        <w:t xml:space="preserve">2D arrays in C are sort of frowned upon, but not necessarily because they aren’t good practice to use; more so because C doesn’t implement them very well... When we think of a 2-dimensional array, we often envision a matrix/grid which represent rows and columns. This may be a useful way to think about 2D arrays when traversing them with for loops, however, it is better if we can start thinking about 2D arrays from the perspective of memory. In the previous section, we seen that arrays are really just a large section of memory. We call this memory “contiguous” because the addresses in that memory are sequential, as opposed to fragmented. A two-dimensional array is really just an even larger region of memory, but instead of storing contiguous addresses, we are storing contiguous arrays which are further subdivided into their internal addresses. </w:t>
-      </w:r>
-    </w:p>
-    <w:p>
-      <w:pPr>
-        <w:pStyle w:val="TextBody"/>
-        <w:rPr/>
-      </w:pPr>
-      <w:r>
-        <w:rPr/>
-      </w:r>
-    </w:p>
-    <w:p>
-      <w:pPr>
-        <w:pStyle w:val="TextBody"/>
-        <w:rPr>
-          <w:u w:val="single"/>
-        </w:rPr>
-      </w:pPr>
-      <w:r>
-        <w:rPr>
-          <w:u w:val="single"/>
-        </w:rPr>
-        <w:t>Creating 2D Arrays:</w:t>
-      </w:r>
-    </w:p>
-    <w:p>
-      <w:pPr>
-        <w:pStyle w:val="TextBody"/>
-        <w:rPr>
-          <w:u w:val="single"/>
-        </w:rPr>
-      </w:pPr>
-      <w:r>
-        <w:rPr/>
-        <w:tab/>
-        <w:t>Let’s start simple. A 2D array can be created like so: short arr2D[10][10]; The first size parameter specifies the amount of arrays that the 2D array will be able to contain. The second size parameter specifies how many elements each inner array will be able to contain. Same as normal arrays, we can use initializer lists if we know what elements we want to be in the array at the time of initialization. In order to do this, we do something like the following:</w:t>
-      </w:r>
-    </w:p>
-    <w:p>
-      <w:pPr>
-        <w:pStyle w:val="TextBody"/>
-        <w:rPr>
-          <w:u w:val="single"/>
-        </w:rPr>
-      </w:pPr>
-      <w:r>
-        <w:rPr/>
-        <w:t xml:space="preserve">uint8_t n_vec2D[3][3] = {{1, 0, 1}, {0, 0, 1}, {1, 1, 1}}; /* Note the braces enclosed within the </w:t>
-        <w:tab/>
-        <w:tab/>
-        <w:tab/>
-        <w:tab/>
-        <w:tab/>
-        <w:tab/>
-        <w:t xml:space="preserve">             </w:t>
-        <w:tab/>
-        <w:tab/>
-        <w:t xml:space="preserve">            outer braces*/</w:t>
-      </w:r>
-    </w:p>
-    <w:p>
-      <w:pPr>
-        <w:pStyle w:val="TextBody"/>
-        <w:rPr>
-          <w:u w:val="single"/>
-        </w:rPr>
-      </w:pPr>
-      <w:r>
-        <w:rPr/>
-        <w:t>When using initializer lists in 2D arrays, the first size argument is not required, however, the second size argument is always required. The previous example could be rewritten as:</w:t>
-      </w:r>
-    </w:p>
-    <w:p>
-      <w:pPr>
-        <w:pStyle w:val="TextBody"/>
-        <w:rPr>
-          <w:u w:val="single"/>
-        </w:rPr>
-      </w:pPr>
-      <w:r>
-        <w:rPr/>
-        <w:t xml:space="preserve">uint8_t n_vec2D[][3] = {{1, 0, 1}, {0, 0, 1}, {1, 1, 1}}; </w:t>
-      </w:r>
-    </w:p>
-    <w:p>
-      <w:pPr>
-        <w:pStyle w:val="TextBody"/>
-        <w:rPr/>
-      </w:pPr>
-      <w:r>
-        <w:rPr/>
-        <w:t xml:space="preserve">Another thing to note is that if we only provide a single initializer list to a 2D array then all remaining elements get initialized to 0. Careful using this though, because if we don’t give the first size option then instead of the rest of the array getting initialized with 0s, we get garbage values. </w:t>
-      </w:r>
-    </w:p>
-    <w:p>
-      <w:pPr>
-        <w:pStyle w:val="TextBody"/>
-        <w:rPr/>
-      </w:pPr>
-      <w:r>
-        <w:rPr/>
-        <w:t xml:space="preserve">int repeat[5][5] = {1, 2, 3, 4, 5, 6}; </w:t>
-      </w:r>
-    </w:p>
-    <w:p>
-      <w:pPr>
-        <w:pStyle w:val="TextBody"/>
-        <w:rPr/>
-      </w:pPr>
-      <w:r>
-        <w:rPr/>
-        <w:t>// Outputs:</w:t>
-      </w:r>
-    </w:p>
-    <w:p>
-      <w:pPr>
-        <w:pStyle w:val="TextBody"/>
-        <w:rPr/>
-      </w:pPr>
-      <w:r>
-        <w:rPr/>
-        <w:t>1 2 3 4 5</w:t>
-      </w:r>
-    </w:p>
-    <w:p>
-      <w:pPr>
-        <w:pStyle w:val="TextBody"/>
-        <w:rPr/>
-      </w:pPr>
-      <w:r>
-        <w:rPr/>
-        <w:t>6 0 0 0 0</w:t>
-      </w:r>
-    </w:p>
-    <w:p>
-      <w:pPr>
-        <w:pStyle w:val="TextBody"/>
-        <w:rPr/>
-      </w:pPr>
-      <w:r>
-        <w:rPr/>
-        <w:t>0 0 0 0 0</w:t>
-      </w:r>
-    </w:p>
-    <w:p>
-      <w:pPr>
-        <w:pStyle w:val="TextBody"/>
-        <w:rPr/>
-      </w:pPr>
-      <w:r>
-        <w:rPr/>
-        <w:t xml:space="preserve">0 0 0 0 0 </w:t>
-      </w:r>
-    </w:p>
-    <w:p>
-      <w:pPr>
-        <w:pStyle w:val="TextBody"/>
-        <w:rPr/>
-      </w:pPr>
-      <w:r>
-        <w:rPr/>
-        <w:t>0 0 0 0 0</w:t>
-      </w:r>
-    </w:p>
-    <w:p>
-      <w:pPr>
-        <w:pStyle w:val="TextBody"/>
-        <w:rPr/>
-      </w:pPr>
-      <w:r>
-        <w:rPr/>
-      </w:r>
-    </w:p>
-    <w:p>
-      <w:pPr>
-        <w:pStyle w:val="TextBody"/>
-        <w:rPr>
-          <w:u w:val="single"/>
-        </w:rPr>
-      </w:pPr>
-      <w:r>
-        <w:rPr>
-          <w:u w:val="single"/>
-        </w:rPr>
-        <w:t>Examples of using 2D Arrays:</w:t>
-      </w:r>
-    </w:p>
-    <w:p>
-      <w:pPr>
-        <w:pStyle w:val="TextBody"/>
-        <w:rPr>
-          <w:u w:val="single"/>
-        </w:rPr>
-      </w:pPr>
-      <w:r>
-        <w:rPr/>
-        <w:t>#include &lt;stdio.h&gt;</w:t>
-      </w:r>
-    </w:p>
-    <w:p>
-      <w:pPr>
-        <w:pStyle w:val="TextBody"/>
-        <w:rPr>
-          <w:u w:val="single"/>
-        </w:rPr>
-      </w:pPr>
-      <w:r>
-        <w:rPr/>
-        <w:t>#include &lt;stdint.h&gt;</w:t>
-      </w:r>
-    </w:p>
-    <w:p>
-      <w:pPr>
-        <w:pStyle w:val="TextBody"/>
-        <w:rPr/>
-      </w:pPr>
-      <w:r>
-        <w:rPr/>
-      </w:r>
-    </w:p>
-    <w:p>
-      <w:pPr>
-        <w:pStyle w:val="TextBody"/>
-        <w:rPr>
-          <w:u w:val="single"/>
-        </w:rPr>
-      </w:pPr>
-      <w:r>
-        <w:rPr/>
-        <w:t>#define DIM 5</w:t>
-      </w:r>
-    </w:p>
-    <w:p>
-      <w:pPr>
-        <w:pStyle w:val="TextBody"/>
-        <w:rPr/>
-      </w:pPr>
-      <w:r>
-        <w:rPr/>
-      </w:r>
-    </w:p>
-    <w:p>
-      <w:pPr>
-        <w:pStyle w:val="TextBody"/>
-        <w:rPr>
-          <w:u w:val="single"/>
-        </w:rPr>
-      </w:pPr>
-      <w:r>
-        <w:rPr/>
-        <w:t>void print_row(const unsigned row_num, int arr[][DIM]);</w:t>
-      </w:r>
-    </w:p>
-    <w:p>
-      <w:pPr>
-        <w:pStyle w:val="TextBody"/>
-        <w:rPr>
-          <w:u w:val="single"/>
-        </w:rPr>
-      </w:pPr>
-      <w:r>
-        <w:rPr/>
-        <w:t>void print_row(const unsigned row_num, int arr[][DIM]) {</w:t>
-      </w:r>
-    </w:p>
-    <w:p>
-      <w:pPr>
-        <w:pStyle w:val="TextBody"/>
-        <w:rPr/>
-      </w:pPr>
-      <w:r>
-        <w:rPr/>
-      </w:r>
-    </w:p>
-    <w:p>
-      <w:pPr>
-        <w:pStyle w:val="TextBody"/>
-        <w:rPr>
-          <w:u w:val="single"/>
-        </w:rPr>
-      </w:pPr>
-      <w:r>
-        <w:rPr/>
-        <w:t xml:space="preserve">   </w:t>
-      </w:r>
-      <w:r>
-        <w:rPr/>
-        <w:t>int i;</w:t>
-      </w:r>
-    </w:p>
-    <w:p>
-      <w:pPr>
-        <w:pStyle w:val="TextBody"/>
-        <w:rPr>
-          <w:u w:val="single"/>
-        </w:rPr>
-      </w:pPr>
-      <w:r>
-        <w:rPr/>
-        <w:t xml:space="preserve">   </w:t>
-      </w:r>
-      <w:r>
-        <w:rPr/>
-        <w:t>for(i = 0; i &lt; DIM; i++)</w:t>
-      </w:r>
-    </w:p>
-    <w:p>
-      <w:pPr>
-        <w:pStyle w:val="TextBody"/>
-        <w:rPr>
-          <w:u w:val="single"/>
-        </w:rPr>
-      </w:pPr>
-      <w:r>
-        <w:rPr/>
-        <w:t xml:space="preserve">      </w:t>
-      </w:r>
-      <w:r>
-        <w:rPr/>
-        <w:t>printf("%d ", arr[row_num - 1][i]);</w:t>
-      </w:r>
-    </w:p>
-    <w:p>
-      <w:pPr>
-        <w:pStyle w:val="TextBody"/>
-        <w:rPr/>
-      </w:pPr>
-      <w:r>
-        <w:rPr/>
-      </w:r>
-    </w:p>
-    <w:p>
-      <w:pPr>
-        <w:pStyle w:val="TextBody"/>
-        <w:rPr>
-          <w:u w:val="single"/>
-        </w:rPr>
-      </w:pPr>
-      <w:r>
-        <w:rPr/>
-        <w:t xml:space="preserve">   </w:t>
-      </w:r>
-      <w:r>
-        <w:rPr/>
-        <w:t>printf("\n");</w:t>
-      </w:r>
-    </w:p>
-    <w:p>
-      <w:pPr>
-        <w:pStyle w:val="TextBody"/>
-        <w:rPr>
-          <w:u w:val="single"/>
-        </w:rPr>
-      </w:pPr>
-      <w:r>
-        <w:rPr/>
-        <w:t>}</w:t>
-      </w:r>
-    </w:p>
-    <w:p>
-      <w:pPr>
-        <w:pStyle w:val="TextBody"/>
-        <w:rPr/>
-      </w:pPr>
-      <w:r>
-        <w:rPr/>
-      </w:r>
-    </w:p>
-    <w:p>
-      <w:pPr>
-        <w:pStyle w:val="TextBody"/>
-        <w:rPr>
-          <w:u w:val="single"/>
-        </w:rPr>
-      </w:pPr>
-      <w:r>
-        <w:rPr/>
-        <w:t>int main(void) {</w:t>
-      </w:r>
-    </w:p>
-    <w:p>
-      <w:pPr>
-        <w:pStyle w:val="TextBody"/>
-        <w:rPr/>
-      </w:pPr>
-      <w:r>
-        <w:rPr/>
-      </w:r>
-    </w:p>
-    <w:p>
-      <w:pPr>
-        <w:pStyle w:val="TextBody"/>
-        <w:rPr>
-          <w:u w:val="single"/>
-        </w:rPr>
-      </w:pPr>
-      <w:r>
-        <w:rPr/>
-        <w:t xml:space="preserve">   </w:t>
-      </w:r>
-      <w:r>
-        <w:rPr/>
-        <w:t>int int_arr[][DIM] = {</w:t>
-      </w:r>
-    </w:p>
-    <w:p>
-      <w:pPr>
-        <w:pStyle w:val="TextBody"/>
-        <w:rPr>
-          <w:u w:val="single"/>
-        </w:rPr>
-      </w:pPr>
-      <w:r>
-        <w:rPr/>
-        <w:t xml:space="preserve">                                </w:t>
-      </w:r>
-      <w:r>
-        <w:rPr/>
-        <w:t>{1, 0, 0, 0, 0},</w:t>
-      </w:r>
-    </w:p>
-    <w:p>
-      <w:pPr>
-        <w:pStyle w:val="TextBody"/>
-        <w:rPr>
-          <w:u w:val="single"/>
-        </w:rPr>
-      </w:pPr>
-      <w:r>
-        <w:rPr/>
-        <w:t xml:space="preserve">                                </w:t>
-      </w:r>
-      <w:r>
-        <w:rPr/>
-        <w:t>{1, 1, 0, 0, 0},</w:t>
-      </w:r>
-    </w:p>
-    <w:p>
-      <w:pPr>
-        <w:pStyle w:val="TextBody"/>
-        <w:rPr>
-          <w:u w:val="single"/>
-        </w:rPr>
-      </w:pPr>
-      <w:r>
-        <w:rPr/>
-        <w:t xml:space="preserve">                                </w:t>
-      </w:r>
-      <w:r>
-        <w:rPr/>
-        <w:t>{1, 2, 1, 0, 0},</w:t>
-      </w:r>
-    </w:p>
-    <w:p>
-      <w:pPr>
-        <w:pStyle w:val="TextBody"/>
-        <w:rPr>
-          <w:u w:val="single"/>
-        </w:rPr>
-      </w:pPr>
-      <w:r>
-        <w:rPr/>
-        <w:t xml:space="preserve">                                </w:t>
-      </w:r>
-      <w:r>
-        <w:rPr/>
-        <w:t>{1, 3, 3, 1, 0},</w:t>
-      </w:r>
-    </w:p>
-    <w:p>
-      <w:pPr>
-        <w:pStyle w:val="TextBody"/>
-        <w:rPr>
-          <w:u w:val="single"/>
-        </w:rPr>
-      </w:pPr>
-      <w:r>
-        <w:rPr/>
-        <w:t xml:space="preserve">                                </w:t>
-      </w:r>
-      <w:r>
-        <w:rPr/>
-        <w:t>{1, 4, 6, 4, 1},</w:t>
-      </w:r>
-    </w:p>
-    <w:p>
-      <w:pPr>
-        <w:pStyle w:val="TextBody"/>
-        <w:rPr>
-          <w:u w:val="single"/>
-        </w:rPr>
-      </w:pPr>
-      <w:r>
-        <w:rPr/>
-        <w:t xml:space="preserve">                               </w:t>
-      </w:r>
-      <w:r>
-        <w:rPr/>
-        <w:t>};</w:t>
-      </w:r>
-    </w:p>
-    <w:p>
-      <w:pPr>
-        <w:pStyle w:val="TextBody"/>
-        <w:rPr>
-          <w:u w:val="single"/>
-        </w:rPr>
-      </w:pPr>
-      <w:r>
-        <w:rPr/>
-        <w:t xml:space="preserve">   </w:t>
-      </w:r>
-      <w:r>
-        <w:rPr/>
-        <w:t>print_row(3, int_arr);</w:t>
-      </w:r>
-    </w:p>
-    <w:p>
-      <w:pPr>
-        <w:pStyle w:val="TextBody"/>
-        <w:rPr/>
-      </w:pPr>
-      <w:r>
-        <w:rPr/>
-      </w:r>
-    </w:p>
-    <w:p>
-      <w:pPr>
-        <w:pStyle w:val="TextBody"/>
-        <w:rPr>
-          <w:u w:val="single"/>
-        </w:rPr>
-      </w:pPr>
-      <w:r>
-        <w:rPr/>
-        <w:t xml:space="preserve">   </w:t>
-      </w:r>
-      <w:r>
-        <w:rPr/>
-        <w:t>return 0;</w:t>
-      </w:r>
-    </w:p>
-    <w:p>
-      <w:pPr>
-        <w:pStyle w:val="TextBody"/>
-        <w:rPr>
-          <w:u w:val="single"/>
-        </w:rPr>
-      </w:pPr>
-      <w:r>
-        <w:rPr/>
-        <w:t>}</w:t>
-      </w:r>
-    </w:p>
-    <w:p>
-      <w:pPr>
-        <w:pStyle w:val="TextBody"/>
-        <w:rPr/>
-      </w:pPr>
-      <w:r>
-        <w:rPr/>
-      </w:r>
-    </w:p>
-    <w:p>
-      <w:pPr>
-        <w:pStyle w:val="TextBody"/>
         <w:rPr>
           <w:u w:val="single"/>
         </w:rPr>
@@ -10931,7 +10894,7 @@
       <w:r>
         <w:rPr/>
         <w:tab/>
-        <w:t xml:space="preserve">In my opinion, the most confusing that pointers get, is when they point to 2D arrays. In general, you want to avoid doing this, and favor using some sort of pointer while keeping track of the offsets with pointer arithmetic, but I’ll be covering this anyways since it very well might come up in someone’s code. Assume that we have a 2D array called arr2d[10][5] which is of type short, and that it’s been populated with data already. In order to create a pointer to this array, we would do something like: short (*p_arr2d)[5] = arr2d; As we look at this, try to remember that C only cares about the “inner” size of the array. We declare the pointer as the same data type as the 2D array (obviously), but this time, we surround the asterisk with brackets. This is to avoid operator precedence issues. If the brackets weren’t there, the compiler would think that we were creating an array of size 5, with each element being a short pointer. Because we have the brackets, the index operator takes on a new meaning. It now treats it like as a pointer to a short array of length 5. Do you see the difference? The first is an array containing 5 pointers, the second is a pointer to an array of 5 shorts. By assigning p_arr2d with the base address of arr2d, p_arr2d now essentially points to arr2d[0][0]. If we perform pointer arithmetic on p_arr2d (adding 2 for example), then we jump ahead 10 elements since it’s 2 times the 5 elements that we stated with the index operator. If this is too confusing, that’s perfectly okay. I suggest continuing with the document and revisiting this once you’ve accrued more understanding of pointers. </w:t>
+        <w:t xml:space="preserve">In my opinion, the most confusing that pointers get, is when they point to 2D arrays. In general, you want to avoid doing this, and favor using some sort of pointer while keeping track of the row and column offsets with pointer arithmetic, but I’ll be covering this anyways since it very well might come up in someone’s code. Assume that we have a 2D array called arr2d[10][5] which is of type short, and that it’s been populated with data already. In order to create a pointer to this array, we would do something like: short (*p_arr2d)[5] = arr2d; As we look at this, try to remember that C only cares about the “inner” size of the array. We declare the pointer as the same data type as the 2D array (obviously), but this time, we surround the asterisk with brackets. This is to avoid operator precedence issues. If the brackets weren’t there, the compiler would think that we were creating an array of size 5, with each element being a short pointer. Because we have the brackets, the index operator takes on a new meaning. It now treats it like as a pointer to a short array of length 5. Do you see the difference? The first is an array containing 5 pointers, the second is a pointer to an array of 5 shorts. By assigning p_arr2d with the base address of arr2d, p_arr2d now essentially points to arr2d[0][0]. If we perform pointer arithmetic on p_arr2d (adding 2 for example), then we jump ahead 10 elements since it’s 2 times the 5 elements that we stated with the index operator. If this is too confusing, that’s perfectly okay. I suggest continuing with the document and revisiting this once you’ve accrued more understanding of pointers. </w:t>
       </w:r>
     </w:p>
     <w:p>
@@ -11046,7 +11009,7 @@
       </w:pPr>
       <w:r>
         <w:rPr/>
-        <w:t xml:space="preserve">Pretty tedious huh? But fear not, there are better ways. For starters, C allows us to use initializer lists with arrays, so the previous example could be condensed to: char greeting[] = {‘h’, ‘e’, ‘l’, ‘l’, ‘o’, ‘\0’}; This is still not practical however, since writing all of those single quotes and commas is tedious. Let’s look at the second way that we can create a string. </w:t>
+        <w:t xml:space="preserve">Pretty tedious huh? But fear not, there are better ways. For starters, C allows us to use initializer lists with arrays, so the previous example could be condensed to: char greeting[] = { ‘h’, ‘e’, ‘l’, ‘l’, ‘o’, ‘\0’ }; This is still not practical however, since writing all of those single quotes and commas is tedious. Let’s look at the second way that we can create a string. </w:t>
       </w:r>
     </w:p>
     <w:p>
@@ -26395,6 +26358,29 @@
         <w:rPr>
           <w:u w:val="single"/>
         </w:rPr>
+        <w:t>Spin Locking:</w:t>
+      </w:r>
+    </w:p>
+    <w:p>
+      <w:pPr>
+        <w:pStyle w:val="TextBody"/>
+        <w:rPr/>
+      </w:pPr>
+      <w:r>
+        <w:rPr/>
+      </w:r>
+    </w:p>
+    <w:p>
+      <w:pPr>
+        <w:pStyle w:val="TextBody"/>
+        <w:rPr>
+          <w:u w:val="single"/>
+        </w:rPr>
+      </w:pPr>
+      <w:r>
+        <w:rPr>
+          <w:u w:val="single"/>
+        </w:rPr>
         <w:t>Atomic Operations:</w:t>
       </w:r>
     </w:p>
@@ -27010,6 +26996,145 @@
     <w:p>
       <w:pPr>
         <w:pStyle w:val="TextBody"/>
+        <w:rPr>
+          <w:b/>
+          <w:b/>
+          <w:bCs/>
+          <w:u w:val="single"/>
+        </w:rPr>
+      </w:pPr>
+      <w:r>
+        <w:rPr>
+          <w:b/>
+          <w:bCs/>
+          <w:u w:val="single"/>
+        </w:rPr>
+      </w:r>
+    </w:p>
+    <w:p>
+      <w:pPr>
+        <w:pStyle w:val="TextBody"/>
+        <w:rPr>
+          <w:u w:val="none"/>
+        </w:rPr>
+      </w:pPr>
+      <w:r>
+        <w:rPr>
+          <w:u w:val="none"/>
+        </w:rPr>
+        <w:tab/>
+        <w:t>If we require the current date-time string, we can use the strftime and strftime_l functions. These two functions convert the time and date to a string using a specified format. Here are the prototypes for each:</w:t>
+      </w:r>
+    </w:p>
+    <w:p>
+      <w:pPr>
+        <w:pStyle w:val="TextBody"/>
+        <w:rPr>
+          <w:b/>
+          <w:b/>
+          <w:bCs/>
+          <w:u w:val="none"/>
+        </w:rPr>
+      </w:pPr>
+      <w:r>
+        <w:rPr>
+          <w:b/>
+          <w:bCs/>
+          <w:u w:val="none"/>
+        </w:rPr>
+        <w:t>size_t strftime(char *restrict s, size_t maxsize, const char *restrict format, struct tm *restrict timeptr)</w:t>
+      </w:r>
+      <w:r>
+        <w:rPr>
+          <w:b w:val="false"/>
+          <w:bCs w:val="false"/>
+          <w:u w:val="none"/>
+        </w:rPr>
+        <w:t xml:space="preserve">: The strftime function returns a string representing the date time in the format specified by format, which is a format string, similar to that of printf. The maxsize parameter is the maximum number of bytes to be copied to the string s. The tm struct contains members such as tm_sec, tm_min, tm_hour, tm_mday, tm_mon, tm_year, tm_wday, tm_yday, and tm_isdst (more info in the time.h man page). </w:t>
+      </w:r>
+    </w:p>
+    <w:p>
+      <w:pPr>
+        <w:pStyle w:val="TextBody"/>
+        <w:rPr>
+          <w:b w:val="false"/>
+          <w:b w:val="false"/>
+          <w:bCs w:val="false"/>
+        </w:rPr>
+      </w:pPr>
+      <w:r>
+        <w:rPr>
+          <w:b w:val="false"/>
+          <w:bCs w:val="false"/>
+        </w:rPr>
+      </w:r>
+    </w:p>
+    <w:p>
+      <w:pPr>
+        <w:pStyle w:val="TextBody"/>
+        <w:rPr>
+          <w:b/>
+          <w:b/>
+          <w:bCs/>
+          <w:u w:val="none"/>
+        </w:rPr>
+      </w:pPr>
+      <w:r>
+        <w:rPr>
+          <w:b w:val="false"/>
+          <w:bCs w:val="false"/>
+          <w:u w:val="none"/>
+        </w:rPr>
+        <w:tab/>
+        <w:t xml:space="preserve">The format string specified by format has a few special characters. The character 0 will be interpreted as a padding character (whitespace). The plus sign ‘+’ specifies the maximum number of padding bytes, and the minus sign ‘-’ specifies the minimum. For example, %+4Y would indicate that the year can be at most 4 bytes long. There are predefined format specifiers in the strftime man pages which are easier to use than creating your own. </w:t>
+      </w:r>
+    </w:p>
+    <w:p>
+      <w:pPr>
+        <w:pStyle w:val="TextBody"/>
+        <w:rPr>
+          <w:b w:val="false"/>
+          <w:b w:val="false"/>
+          <w:bCs w:val="false"/>
+        </w:rPr>
+      </w:pPr>
+      <w:r>
+        <w:rPr>
+          <w:b w:val="false"/>
+          <w:bCs w:val="false"/>
+        </w:rPr>
+      </w:r>
+    </w:p>
+    <w:p>
+      <w:pPr>
+        <w:pStyle w:val="TextBody"/>
+        <w:rPr>
+          <w:b/>
+          <w:b/>
+          <w:bCs/>
+          <w:u w:val="none"/>
+        </w:rPr>
+      </w:pPr>
+      <w:r>
+        <w:rPr>
+          <w:b/>
+          <w:bCs/>
+          <w:u w:val="none"/>
+        </w:rPr>
+        <w:t>size_t strftime_l(char *restrict s, size_t maxsize, const char *restrict format, const struct tm *restrict timeptr, locale_t locale)</w:t>
+      </w:r>
+      <w:r>
+        <w:rPr>
+          <w:b w:val="false"/>
+          <w:bCs w:val="false"/>
+          <w:u w:val="none"/>
+        </w:rPr>
+        <w:t xml:space="preserve">: The strftime_l function generally works the same as strftime, but adds an additional parameter (locale). The locale_t struct (defined in locale.h) contains things like the encoding scheme, language tag (e.g. en_US), etc. Within the format specifier for strftime_l, you can use the E or O characters to tell the function that the following format specifier should be interpreted according to the locale, rather than the default interpretation. For instance, normally %c would be equivallent to %a %b %e %T %Y, but %Ec means use the local’s date and time representation. </w:t>
+      </w:r>
+    </w:p>
+    <w:p>
+      <w:pPr>
+        <w:pStyle w:val="TextBody"/>
         <w:rPr/>
       </w:pPr>
       <w:r>
@@ -27072,7 +27197,7 @@
       <w:r>
         <w:rPr/>
         <w:tab/>
-        <w:t>Hopefully you are aware of what system calls are, but if not, no worries; I’ll give a quick breifing. Kernel/System calls are really just functions that are normally accessed by the kernel. As the system administrator, we are allowed to execute these API calls within our code. Typically though, these require special permissions. Many of the functions that we’ve covered thus far are wrapper functions that make system calls behind the curtain. Probably the easiest example to cover first is open() which is a system call called by fopen().</w:t>
+        <w:t xml:space="preserve">Hopefully you are aware of what system calls are, but if not, no worries; I’ll give a quick breifing. Kernel/System calls are really just functions that are normally wrapped by higher level functions in libc. We are able to invoke kernel/system calls from user mode, but the key point is that they are executed in kernel mode (i.e. a higher privilege). System calls are typically related to system functionality (things like opening files, reading and writing, forking processes, etc.). Check the syscalls man page for a list of system calls. </w:t>
         <w:br/>
         <w:br/>
       </w:r>
@@ -27095,1899 +27220,1973 @@
       <w:r>
         <w:rPr/>
         <w:tab/>
-        <w:t xml:space="preserve">The open() kernel/system call is used to open a file. But doesn’t fopen() do that? Well yes, but fopen() builds upon open(). The most important distinction between open() and fopen() is that open() returns a file </w:t>
+        <w:t xml:space="preserve">The open() kernel/system call is used to open a file. But doesn’t fopen() do that? Well yes, but fopen() builds upon open(). The most important distinction between open() and fopen() is that fopen() returns a FILE pointer, whereas open() returns a file </w:t>
+      </w:r>
+      <w:r>
+        <w:rPr>
+          <w:i/>
+          <w:iCs/>
+        </w:rPr>
+        <w:t>descriptor</w:t>
+      </w:r>
+      <w:r>
+        <w:rPr/>
+        <w:t>. FILE is a struct which contains members such as the current read/write position and other characteristics of the file, whereas a file descriptor is simply an int that represents a file handle local to the parent process. Because open() only returns a file descriptor, we cannot use any of the file I/O functions that we’ve covered thus far, unless we convert the file descriptor to a FILE pointer using fdopen(). Another unique thing about open() compared to fopen() is that open() gives us a large range of flags to choose from. These can be OR’d together to apply multiple attributes to the file descriptor. They include, but are not limited, to the following:</w:t>
+      </w:r>
+    </w:p>
+    <w:p>
+      <w:pPr>
+        <w:pStyle w:val="TextBody"/>
+        <w:rPr/>
+      </w:pPr>
+      <w:r>
+        <w:rPr/>
+        <w:t>- O_RDONLY: Open the file to be read only</w:t>
+      </w:r>
+    </w:p>
+    <w:p>
+      <w:pPr>
+        <w:pStyle w:val="TextBody"/>
+        <w:rPr/>
+      </w:pPr>
+      <w:r>
+        <w:rPr/>
+        <w:t>- O_WRONLY: Open the file to be write only</w:t>
+      </w:r>
+    </w:p>
+    <w:p>
+      <w:pPr>
+        <w:pStyle w:val="TextBody"/>
+        <w:rPr/>
+      </w:pPr>
+      <w:r>
+        <w:rPr/>
+        <w:t>- O_RDWR: Open the file for read and write operations</w:t>
+      </w:r>
+    </w:p>
+    <w:p>
+      <w:pPr>
+        <w:pStyle w:val="TextBody"/>
+        <w:rPr/>
+      </w:pPr>
+      <w:r>
+        <w:rPr/>
+        <w:t>- O_APPEND: File is opened in append mode</w:t>
+      </w:r>
+    </w:p>
+    <w:p>
+      <w:pPr>
+        <w:pStyle w:val="TextBody"/>
+        <w:rPr/>
+      </w:pPr>
+      <w:r>
+        <w:rPr/>
+        <w:t>- O_ASYNC: Enable signal-driver I/O. May lead to corrupt files on NFS systems</w:t>
+      </w:r>
+    </w:p>
+    <w:p>
+      <w:pPr>
+        <w:pStyle w:val="TextBody"/>
+        <w:rPr/>
+      </w:pPr>
+      <w:r>
+        <w:rPr/>
+        <w:t>- O_CLOEXEC: Enable “close on exec” flag for the file descriptor that gets returned</w:t>
+      </w:r>
+    </w:p>
+    <w:p>
+      <w:pPr>
+        <w:pStyle w:val="TextBody"/>
+        <w:rPr/>
+      </w:pPr>
+      <w:r>
+        <w:rPr/>
+        <w:t>- O_CREAT: If the pathname does not exist, create the file specified in pathname</w:t>
+      </w:r>
+    </w:p>
+    <w:p>
+      <w:pPr>
+        <w:pStyle w:val="TextBody"/>
+        <w:rPr/>
+      </w:pPr>
+      <w:r>
+        <w:rPr/>
+        <w:t>- O_DIRECT: Minimize cache effects of the I/O to and from the file</w:t>
+      </w:r>
+    </w:p>
+    <w:p>
+      <w:pPr>
+        <w:pStyle w:val="TextBody"/>
+        <w:rPr/>
+      </w:pPr>
+      <w:r>
+        <w:rPr/>
+        <w:t>- O_DIRECTORY: If pathname is not a directory, cause the open to fail</w:t>
+      </w:r>
+    </w:p>
+    <w:p>
+      <w:pPr>
+        <w:pStyle w:val="TextBody"/>
+        <w:rPr/>
+      </w:pPr>
+      <w:r>
+        <w:rPr/>
+        <w:t>- O_EXCL: Same as O_CREAT. If ORd with O_CREAT, returns EEXIST if the file already exists, rather than overwriting it</w:t>
+      </w:r>
+    </w:p>
+    <w:p>
+      <w:pPr>
+        <w:pStyle w:val="TextBody"/>
+        <w:rPr/>
+      </w:pPr>
+      <w:r>
+        <w:rPr/>
+        <w:t>- O_LARGEFILE: Allow files whos sizes cannot be represented in an off_t typdef, but can be represented as an off64_t</w:t>
+      </w:r>
+    </w:p>
+    <w:p>
+      <w:pPr>
+        <w:pStyle w:val="TextBody"/>
+        <w:rPr/>
+      </w:pPr>
+      <w:r>
+        <w:rPr/>
+        <w:t>- O_NOATIME: Do not update the access time when the file is read</w:t>
+      </w:r>
+    </w:p>
+    <w:p>
+      <w:pPr>
+        <w:pStyle w:val="TextBody"/>
+        <w:rPr/>
+      </w:pPr>
+      <w:r>
+        <w:rPr/>
+        <w:t>- O_NOCTTY: If the pathname refers to a tty, it will not become the processes controlling terminal, even if the process does not have one</w:t>
+      </w:r>
+    </w:p>
+    <w:p>
+      <w:pPr>
+        <w:pStyle w:val="TextBody"/>
+        <w:rPr/>
+      </w:pPr>
+      <w:r>
+        <w:rPr/>
+        <w:t>- O_NOFOLLOW: If pathname is a symlink, the open fails with the error code ELOOP</w:t>
+      </w:r>
+    </w:p>
+    <w:p>
+      <w:pPr>
+        <w:pStyle w:val="TextBody"/>
+        <w:rPr/>
+      </w:pPr>
+      <w:r>
+        <w:rPr/>
+        <w:t>- O_NONBLOCK/O_NODELAY: The open() function, nor any further I/O calls will cause the process to wait</w:t>
+      </w:r>
+    </w:p>
+    <w:p>
+      <w:pPr>
+        <w:pStyle w:val="TextBody"/>
+        <w:rPr/>
+      </w:pPr>
+      <w:r>
+        <w:rPr/>
+        <w:t>- O_PATH: Treat the file as a location in the filesystem tree. The file does not actually get opened if O_PATH is specified, and trying to open it will return EBADF</w:t>
+      </w:r>
+    </w:p>
+    <w:p>
+      <w:pPr>
+        <w:pStyle w:val="TextBody"/>
+        <w:rPr/>
+      </w:pPr>
+      <w:r>
+        <w:rPr/>
+        <w:t xml:space="preserve">- O_SYNC: Will cause all I/O operations to be synchronized </w:t>
+      </w:r>
+    </w:p>
+    <w:p>
+      <w:pPr>
+        <w:pStyle w:val="TextBody"/>
+        <w:rPr/>
+      </w:pPr>
+      <w:r>
+        <w:rPr/>
+        <w:t>- O_TMPFILE: Create an unnamed temporary file</w:t>
+      </w:r>
+    </w:p>
+    <w:p>
+      <w:pPr>
+        <w:pStyle w:val="TextBody"/>
+        <w:rPr/>
+      </w:pPr>
+      <w:r>
+        <w:rPr/>
+        <w:t>- O_TRUNC: If the file already exists and has r/w permissions, this will truncate the file to length 0</w:t>
+      </w:r>
+    </w:p>
+    <w:p>
+      <w:pPr>
+        <w:pStyle w:val="TextBody"/>
+        <w:rPr/>
+      </w:pPr>
+      <w:r>
+        <w:rPr/>
+      </w:r>
+    </w:p>
+    <w:p>
+      <w:pPr>
+        <w:pStyle w:val="TextBody"/>
+        <w:rPr/>
+      </w:pPr>
+      <w:r>
+        <w:rPr/>
+        <w:t>These can be ORd together (as is the case with most flag parameters) to have multiple things be true at once. Typically, we’re only concerned with O_RDONLY, O_WRONLY, O_RDWR, and O_APPEND, though the other flags can be useful at times as well. We will go over an example of using open() after looking at two other system calls.</w:t>
+      </w:r>
+    </w:p>
+    <w:p>
+      <w:pPr>
+        <w:pStyle w:val="TextBody"/>
+        <w:rPr/>
+      </w:pPr>
+      <w:r>
+        <w:rPr/>
+      </w:r>
+    </w:p>
+    <w:p>
+      <w:pPr>
+        <w:pStyle w:val="TextBody"/>
+        <w:rPr>
+          <w:u w:val="single"/>
+        </w:rPr>
+      </w:pPr>
+      <w:r>
+        <w:rPr>
+          <w:u w:val="single"/>
+        </w:rPr>
+        <w:t>read and write:</w:t>
+      </w:r>
+      <w:r>
+        <w:rPr/>
+        <w:t xml:space="preserve"> </w:t>
+      </w:r>
+    </w:p>
+    <w:p>
+      <w:pPr>
+        <w:pStyle w:val="TextBody"/>
+        <w:rPr>
+          <w:u w:val="single"/>
+        </w:rPr>
+      </w:pPr>
+      <w:r>
+        <w:rPr/>
+        <w:tab/>
+        <w:t>ssize_t read(int filedes, void *buf, size_t nbyte);</w:t>
+      </w:r>
+    </w:p>
+    <w:p>
+      <w:pPr>
+        <w:pStyle w:val="TextBody"/>
+        <w:rPr>
+          <w:u w:val="single"/>
+        </w:rPr>
+      </w:pPr>
+      <w:r>
+        <w:rPr/>
+        <w:tab/>
+        <w:t>ssize_t write(int filedes, const void *buf, size_t nbyte);</w:t>
+      </w:r>
+    </w:p>
+    <w:p>
+      <w:pPr>
+        <w:pStyle w:val="TextBody"/>
+        <w:rPr>
+          <w:u w:val="single"/>
+        </w:rPr>
+      </w:pPr>
+      <w:r>
+        <w:rPr/>
+        <w:tab/>
+      </w:r>
+    </w:p>
+    <w:p>
+      <w:pPr>
+        <w:pStyle w:val="TextBody"/>
+        <w:rPr>
+          <w:u w:val="single"/>
+        </w:rPr>
+      </w:pPr>
+      <w:r>
+        <w:rPr/>
+        <w:tab/>
+        <w:t>The read() and write() system calls are useful for, well, reading and writing. More specifically though – read() and write() are used to read/write to a file given the file’s file descriptor. You’ll notice that both read() and write() take in an int as their first parameter called filedes, which is short for file descriptor. Both sys calls take in a buffer as their second parameter and the number of bytes to read/write as their final parameter. These sys calls are sort of annoying to deal with because they can be interrupted by signals or other things. They both return the number of bytes read or written respectively. Once they reach the EOF i.e. 0 bytes are read, they return 0. Here is an example of using open(), followed by write() and read():</w:t>
+      </w:r>
+    </w:p>
+    <w:p>
+      <w:pPr>
+        <w:pStyle w:val="TextBody"/>
+        <w:rPr>
+          <w:u w:val="single"/>
+        </w:rPr>
+      </w:pPr>
+      <w:r>
+        <w:rPr>
+          <w:u w:val="single"/>
+        </w:rPr>
+      </w:r>
+    </w:p>
+    <w:p>
+      <w:pPr>
+        <w:pStyle w:val="TextBody"/>
+        <w:rPr>
+          <w:u w:val="single"/>
+        </w:rPr>
+      </w:pPr>
+      <w:r>
+        <w:rPr/>
+        <w:t>#include &lt;stdio.h&gt;</w:t>
+      </w:r>
+    </w:p>
+    <w:p>
+      <w:pPr>
+        <w:pStyle w:val="TextBody"/>
+        <w:rPr>
+          <w:u w:val="single"/>
+        </w:rPr>
+      </w:pPr>
+      <w:r>
+        <w:rPr/>
+        <w:t>#include &lt;stdlib.h&gt;</w:t>
+      </w:r>
+    </w:p>
+    <w:p>
+      <w:pPr>
+        <w:pStyle w:val="TextBody"/>
+        <w:rPr>
+          <w:u w:val="single"/>
+        </w:rPr>
+      </w:pPr>
+      <w:r>
+        <w:rPr/>
+        <w:t>#include &lt;string.h&gt;</w:t>
+      </w:r>
+    </w:p>
+    <w:p>
+      <w:pPr>
+        <w:pStyle w:val="TextBody"/>
+        <w:rPr>
+          <w:u w:val="single"/>
+        </w:rPr>
+      </w:pPr>
+      <w:r>
+        <w:rPr/>
+        <w:t>#include &lt;fcntl.h&gt;</w:t>
+      </w:r>
+    </w:p>
+    <w:p>
+      <w:pPr>
+        <w:pStyle w:val="TextBody"/>
+        <w:rPr>
+          <w:u w:val="single"/>
+        </w:rPr>
+      </w:pPr>
+      <w:r>
+        <w:rPr/>
+        <w:t>#include &lt;unistd.h&gt;</w:t>
+      </w:r>
+    </w:p>
+    <w:p>
+      <w:pPr>
+        <w:pStyle w:val="TextBody"/>
+        <w:rPr>
+          <w:u w:val="single"/>
+        </w:rPr>
+      </w:pPr>
+      <w:r>
+        <w:rPr/>
+        <w:t>#include &lt;errno.h&gt;</w:t>
+      </w:r>
+    </w:p>
+    <w:p>
+      <w:pPr>
+        <w:pStyle w:val="TextBody"/>
+        <w:rPr>
+          <w:u w:val="single"/>
+        </w:rPr>
+      </w:pPr>
+      <w:r>
+        <w:rPr>
+          <w:u w:val="single"/>
+        </w:rPr>
+      </w:r>
+    </w:p>
+    <w:p>
+      <w:pPr>
+        <w:pStyle w:val="TextBody"/>
+        <w:rPr>
+          <w:u w:val="single"/>
+        </w:rPr>
+      </w:pPr>
+      <w:r>
+        <w:rPr/>
+        <w:t>#define OUT_MAX 256</w:t>
+      </w:r>
+    </w:p>
+    <w:p>
+      <w:pPr>
+        <w:pStyle w:val="TextBody"/>
+        <w:rPr>
+          <w:u w:val="single"/>
+        </w:rPr>
+      </w:pPr>
+      <w:r>
+        <w:rPr/>
+        <w:t>#define IN_MAX  256</w:t>
+      </w:r>
+    </w:p>
+    <w:p>
+      <w:pPr>
+        <w:pStyle w:val="TextBody"/>
+        <w:rPr>
+          <w:u w:val="single"/>
+        </w:rPr>
+      </w:pPr>
+      <w:r>
+        <w:rPr>
+          <w:u w:val="single"/>
+        </w:rPr>
+      </w:r>
+    </w:p>
+    <w:p>
+      <w:pPr>
+        <w:pStyle w:val="TextBody"/>
+        <w:rPr>
+          <w:u w:val="single"/>
+        </w:rPr>
+      </w:pPr>
+      <w:r>
+        <w:rPr/>
+        <w:t>/* Function declarations */</w:t>
+      </w:r>
+    </w:p>
+    <w:p>
+      <w:pPr>
+        <w:pStyle w:val="TextBody"/>
+        <w:rPr>
+          <w:u w:val="single"/>
+        </w:rPr>
+      </w:pPr>
+      <w:r>
+        <w:rPr/>
+        <w:t>char *ret_usr_input(char *input);</w:t>
+      </w:r>
+    </w:p>
+    <w:p>
+      <w:pPr>
+        <w:pStyle w:val="TextBody"/>
+        <w:rPr>
+          <w:u w:val="single"/>
+        </w:rPr>
+      </w:pPr>
+      <w:r>
+        <w:rPr>
+          <w:u w:val="single"/>
+        </w:rPr>
+      </w:r>
+    </w:p>
+    <w:p>
+      <w:pPr>
+        <w:pStyle w:val="TextBody"/>
+        <w:rPr>
+          <w:u w:val="single"/>
+        </w:rPr>
+      </w:pPr>
+      <w:r>
+        <w:rPr/>
+        <w:t>char *ret_usr_input(char *input)</w:t>
+      </w:r>
+    </w:p>
+    <w:p>
+      <w:pPr>
+        <w:pStyle w:val="TextBody"/>
+        <w:rPr>
+          <w:u w:val="single"/>
+        </w:rPr>
+      </w:pPr>
+      <w:r>
+        <w:rPr/>
+        <w:t>{</w:t>
+      </w:r>
+    </w:p>
+    <w:p>
+      <w:pPr>
+        <w:pStyle w:val="TextBody"/>
+        <w:rPr>
+          <w:u w:val="single"/>
+        </w:rPr>
+      </w:pPr>
+      <w:r>
+        <w:rPr/>
+        <w:t xml:space="preserve">   </w:t>
+      </w:r>
+      <w:r>
+        <w:rPr/>
+        <w:t>printf("Please enter some data to write to the file: ");</w:t>
+      </w:r>
+    </w:p>
+    <w:p>
+      <w:pPr>
+        <w:pStyle w:val="TextBody"/>
+        <w:rPr>
+          <w:u w:val="single"/>
+        </w:rPr>
+      </w:pPr>
+      <w:r>
+        <w:rPr/>
+        <w:t xml:space="preserve">   </w:t>
+      </w:r>
+      <w:r>
+        <w:rPr/>
+        <w:t>input = fgets(input, IN_MAX, stdin);</w:t>
+      </w:r>
+    </w:p>
+    <w:p>
+      <w:pPr>
+        <w:pStyle w:val="TextBody"/>
+        <w:rPr>
+          <w:u w:val="single"/>
+        </w:rPr>
+      </w:pPr>
+      <w:r>
+        <w:rPr/>
+        <w:t xml:space="preserve">   </w:t>
+      </w:r>
+      <w:r>
+        <w:rPr/>
+        <w:t>fflush(stdin); /* Flush anything left in the buffer */</w:t>
+      </w:r>
+    </w:p>
+    <w:p>
+      <w:pPr>
+        <w:pStyle w:val="TextBody"/>
+        <w:rPr>
+          <w:u w:val="single"/>
+        </w:rPr>
+      </w:pPr>
+      <w:r>
+        <w:rPr>
+          <w:u w:val="single"/>
+        </w:rPr>
+      </w:r>
+    </w:p>
+    <w:p>
+      <w:pPr>
+        <w:pStyle w:val="TextBody"/>
+        <w:rPr>
+          <w:u w:val="single"/>
+        </w:rPr>
+      </w:pPr>
+      <w:r>
+        <w:rPr/>
+        <w:t xml:space="preserve">   </w:t>
+      </w:r>
+      <w:r>
+        <w:rPr/>
+        <w:t>return input;</w:t>
+      </w:r>
+    </w:p>
+    <w:p>
+      <w:pPr>
+        <w:pStyle w:val="TextBody"/>
+        <w:rPr>
+          <w:u w:val="single"/>
+        </w:rPr>
+      </w:pPr>
+      <w:r>
+        <w:rPr/>
+        <w:t>}</w:t>
+      </w:r>
+    </w:p>
+    <w:p>
+      <w:pPr>
+        <w:pStyle w:val="TextBody"/>
+        <w:rPr>
+          <w:u w:val="single"/>
+        </w:rPr>
+      </w:pPr>
+      <w:r>
+        <w:rPr>
+          <w:u w:val="single"/>
+        </w:rPr>
+      </w:r>
+    </w:p>
+    <w:p>
+      <w:pPr>
+        <w:pStyle w:val="TextBody"/>
+        <w:rPr>
+          <w:u w:val="single"/>
+        </w:rPr>
+      </w:pPr>
+      <w:r>
+        <w:rPr/>
+        <w:t>int main(void)</w:t>
+      </w:r>
+    </w:p>
+    <w:p>
+      <w:pPr>
+        <w:pStyle w:val="TextBody"/>
+        <w:rPr>
+          <w:u w:val="single"/>
+        </w:rPr>
+      </w:pPr>
+      <w:r>
+        <w:rPr/>
+        <w:t>{</w:t>
+      </w:r>
+    </w:p>
+    <w:p>
+      <w:pPr>
+        <w:pStyle w:val="TextBody"/>
+        <w:rPr>
+          <w:u w:val="single"/>
+        </w:rPr>
+      </w:pPr>
+      <w:r>
+        <w:rPr/>
+        <w:t xml:space="preserve">   </w:t>
+      </w:r>
+      <w:r>
+        <w:rPr/>
+        <w:t>int fd;</w:t>
+      </w:r>
+    </w:p>
+    <w:p>
+      <w:pPr>
+        <w:pStyle w:val="TextBody"/>
+        <w:rPr>
+          <w:u w:val="single"/>
+        </w:rPr>
+      </w:pPr>
+      <w:r>
+        <w:rPr/>
+        <w:t xml:space="preserve">   </w:t>
+      </w:r>
+      <w:r>
+        <w:rPr/>
+        <w:t>ssize_t nbytes_r, nbytes_w;</w:t>
+      </w:r>
+    </w:p>
+    <w:p>
+      <w:pPr>
+        <w:pStyle w:val="TextBody"/>
+        <w:rPr>
+          <w:u w:val="single"/>
+        </w:rPr>
+      </w:pPr>
+      <w:r>
+        <w:rPr/>
+        <w:t xml:space="preserve">   </w:t>
+      </w:r>
+      <w:r>
+        <w:rPr/>
+        <w:t>void *bufin = NULL;</w:t>
+      </w:r>
+    </w:p>
+    <w:p>
+      <w:pPr>
+        <w:pStyle w:val="TextBody"/>
+        <w:rPr>
+          <w:u w:val="single"/>
+        </w:rPr>
+      </w:pPr>
+      <w:r>
+        <w:rPr/>
+        <w:t xml:space="preserve">   </w:t>
+      </w:r>
+      <w:r>
+        <w:rPr/>
+        <w:t>const void *bufout = NULL;</w:t>
+      </w:r>
+    </w:p>
+    <w:p>
+      <w:pPr>
+        <w:pStyle w:val="TextBody"/>
+        <w:rPr>
+          <w:u w:val="single"/>
+        </w:rPr>
+      </w:pPr>
+      <w:r>
+        <w:rPr/>
+        <w:t xml:space="preserve">   </w:t>
+      </w:r>
+      <w:r>
+        <w:rPr/>
+        <w:t>char input[IN_MAX];</w:t>
+      </w:r>
+    </w:p>
+    <w:p>
+      <w:pPr>
+        <w:pStyle w:val="TextBody"/>
+        <w:rPr>
+          <w:u w:val="single"/>
+        </w:rPr>
+      </w:pPr>
+      <w:r>
+        <w:rPr>
+          <w:u w:val="single"/>
+        </w:rPr>
+      </w:r>
+    </w:p>
+    <w:p>
+      <w:pPr>
+        <w:pStyle w:val="TextBody"/>
+        <w:rPr>
+          <w:u w:val="single"/>
+        </w:rPr>
+      </w:pPr>
+      <w:r>
+        <w:rPr/>
+        <w:t xml:space="preserve">   </w:t>
+      </w:r>
+      <w:r>
+        <w:rPr/>
+        <w:t>/* Ask for user input */</w:t>
+      </w:r>
+    </w:p>
+    <w:p>
+      <w:pPr>
+        <w:pStyle w:val="TextBody"/>
+        <w:rPr>
+          <w:u w:val="single"/>
+        </w:rPr>
+      </w:pPr>
+      <w:r>
+        <w:rPr/>
+        <w:t xml:space="preserve">   </w:t>
+      </w:r>
+      <w:r>
+        <w:rPr/>
+        <w:t>bufout = (void *)ret_usr_input(input);</w:t>
+      </w:r>
+    </w:p>
+    <w:p>
+      <w:pPr>
+        <w:pStyle w:val="TextBody"/>
+        <w:rPr>
+          <w:u w:val="single"/>
+        </w:rPr>
+      </w:pPr>
+      <w:r>
+        <w:rPr/>
+        <w:t xml:space="preserve">   </w:t>
+      </w:r>
+      <w:r>
+        <w:rPr/>
+        <w:t>if (strcmp(bufout, "\n") == 0)</w:t>
+      </w:r>
+    </w:p>
+    <w:p>
+      <w:pPr>
+        <w:pStyle w:val="TextBody"/>
+        <w:rPr>
+          <w:u w:val="single"/>
+        </w:rPr>
+      </w:pPr>
+      <w:r>
+        <w:rPr/>
+        <w:t xml:space="preserve">      </w:t>
+      </w:r>
+      <w:r>
+        <w:rPr/>
+        <w:t>printf("Warning: Nothing was entered...\n");</w:t>
+      </w:r>
+    </w:p>
+    <w:p>
+      <w:pPr>
+        <w:pStyle w:val="TextBody"/>
+        <w:rPr>
+          <w:u w:val="single"/>
+        </w:rPr>
+      </w:pPr>
+      <w:r>
+        <w:rPr/>
+        <w:t xml:space="preserve">   </w:t>
+      </w:r>
+      <w:r>
+        <w:rPr/>
+        <w:t>else</w:t>
+      </w:r>
+    </w:p>
+    <w:p>
+      <w:pPr>
+        <w:pStyle w:val="TextBody"/>
+        <w:rPr>
+          <w:u w:val="single"/>
+        </w:rPr>
+      </w:pPr>
+      <w:r>
+        <w:rPr/>
+        <w:t xml:space="preserve">      </w:t>
+      </w:r>
+      <w:r>
+        <w:rPr/>
+        <w:t>printf("User entered: %s\n", bufout);</w:t>
+      </w:r>
+    </w:p>
+    <w:p>
+      <w:pPr>
+        <w:pStyle w:val="TextBody"/>
+        <w:rPr>
+          <w:u w:val="single"/>
+        </w:rPr>
+      </w:pPr>
+      <w:r>
+        <w:rPr>
+          <w:u w:val="single"/>
+        </w:rPr>
+      </w:r>
+    </w:p>
+    <w:p>
+      <w:pPr>
+        <w:pStyle w:val="TextBody"/>
+        <w:rPr>
+          <w:u w:val="single"/>
+        </w:rPr>
+      </w:pPr>
+      <w:r>
+        <w:rPr/>
+        <w:t xml:space="preserve">   </w:t>
+      </w:r>
+      <w:r>
+        <w:rPr/>
+        <w:t>/* Open file and set the file descriptor */</w:t>
+      </w:r>
+    </w:p>
+    <w:p>
+      <w:pPr>
+        <w:pStyle w:val="TextBody"/>
+        <w:rPr>
+          <w:u w:val="single"/>
+        </w:rPr>
+      </w:pPr>
+      <w:r>
+        <w:rPr/>
+        <w:t xml:space="preserve">   </w:t>
+      </w:r>
+      <w:r>
+        <w:rPr/>
+        <w:t>fd = open("tempfile", O_RDWR | O_CREAT | O_TRUNC, 666);</w:t>
+      </w:r>
+    </w:p>
+    <w:p>
+      <w:pPr>
+        <w:pStyle w:val="TextBody"/>
+        <w:rPr>
+          <w:u w:val="single"/>
+        </w:rPr>
+      </w:pPr>
+      <w:r>
+        <w:rPr/>
+        <w:t xml:space="preserve">   </w:t>
+      </w:r>
+      <w:r>
+        <w:rPr/>
+        <w:t>if (-1 == fd)</w:t>
+      </w:r>
+    </w:p>
+    <w:p>
+      <w:pPr>
+        <w:pStyle w:val="TextBody"/>
+        <w:rPr>
+          <w:u w:val="single"/>
+        </w:rPr>
+      </w:pPr>
+      <w:r>
+        <w:rPr/>
+        <w:t xml:space="preserve">   </w:t>
+      </w:r>
+      <w:r>
+        <w:rPr/>
+        <w:t>{</w:t>
+      </w:r>
+    </w:p>
+    <w:p>
+      <w:pPr>
+        <w:pStyle w:val="TextBody"/>
+        <w:rPr>
+          <w:u w:val="single"/>
+        </w:rPr>
+      </w:pPr>
+      <w:r>
+        <w:rPr/>
+        <w:t xml:space="preserve">      </w:t>
+      </w:r>
+      <w:r>
+        <w:rPr/>
+        <w:t>fprintf(stderr, "Open failed: %s", strerror(errno));</w:t>
+      </w:r>
+    </w:p>
+    <w:p>
+      <w:pPr>
+        <w:pStyle w:val="TextBody"/>
+        <w:rPr>
+          <w:u w:val="single"/>
+        </w:rPr>
+      </w:pPr>
+      <w:r>
+        <w:rPr/>
+        <w:t xml:space="preserve">      </w:t>
+      </w:r>
+      <w:r>
+        <w:rPr/>
+        <w:t>exit(EXIT_FAILURE);</w:t>
+      </w:r>
+    </w:p>
+    <w:p>
+      <w:pPr>
+        <w:pStyle w:val="TextBody"/>
+        <w:rPr>
+          <w:u w:val="single"/>
+        </w:rPr>
+      </w:pPr>
+      <w:r>
+        <w:rPr/>
+        <w:t xml:space="preserve">   </w:t>
+      </w:r>
+      <w:r>
+        <w:rPr/>
+        <w:t>}</w:t>
+      </w:r>
+    </w:p>
+    <w:p>
+      <w:pPr>
+        <w:pStyle w:val="TextBody"/>
+        <w:rPr>
+          <w:u w:val="single"/>
+        </w:rPr>
+      </w:pPr>
+      <w:r>
+        <w:rPr>
+          <w:u w:val="single"/>
+        </w:rPr>
+      </w:r>
+    </w:p>
+    <w:p>
+      <w:pPr>
+        <w:pStyle w:val="TextBody"/>
+        <w:rPr>
+          <w:u w:val="single"/>
+        </w:rPr>
+      </w:pPr>
+      <w:r>
+        <w:rPr/>
+        <w:t xml:space="preserve">   </w:t>
+      </w:r>
+      <w:r>
+        <w:rPr/>
+        <w:t>/* Write some data to the file */</w:t>
+      </w:r>
+    </w:p>
+    <w:p>
+      <w:pPr>
+        <w:pStyle w:val="TextBody"/>
+        <w:rPr>
+          <w:u w:val="single"/>
+        </w:rPr>
+      </w:pPr>
+      <w:r>
+        <w:rPr/>
+        <w:t xml:space="preserve">   </w:t>
+      </w:r>
+      <w:r>
+        <w:rPr/>
+        <w:t>while ((nbytes_w = write(fd, bufout, strlen(bufout))) != strlen(bufout))</w:t>
+      </w:r>
+    </w:p>
+    <w:p>
+      <w:pPr>
+        <w:pStyle w:val="TextBody"/>
+        <w:rPr>
+          <w:u w:val="single"/>
+        </w:rPr>
+      </w:pPr>
+      <w:r>
+        <w:rPr/>
+        <w:t xml:space="preserve">   </w:t>
+      </w:r>
+      <w:r>
+        <w:rPr/>
+        <w:t>{</w:t>
+      </w:r>
+    </w:p>
+    <w:p>
+      <w:pPr>
+        <w:pStyle w:val="TextBody"/>
+        <w:rPr>
+          <w:u w:val="single"/>
+        </w:rPr>
+      </w:pPr>
+      <w:r>
+        <w:rPr/>
+        <w:t xml:space="preserve">      </w:t>
+      </w:r>
+      <w:r>
+        <w:rPr/>
+        <w:t>fprintf(stderr, "Failure - Partial write: %s\n", strerror(errno));</w:t>
+      </w:r>
+    </w:p>
+    <w:p>
+      <w:pPr>
+        <w:pStyle w:val="TextBody"/>
+        <w:rPr>
+          <w:u w:val="single"/>
+        </w:rPr>
+      </w:pPr>
+      <w:r>
+        <w:rPr/>
+        <w:t xml:space="preserve">   </w:t>
+      </w:r>
+      <w:r>
+        <w:rPr/>
+        <w:t>}</w:t>
+      </w:r>
+    </w:p>
+    <w:p>
+      <w:pPr>
+        <w:pStyle w:val="TextBody"/>
+        <w:rPr>
+          <w:u w:val="single"/>
+        </w:rPr>
+      </w:pPr>
+      <w:r>
+        <w:rPr>
+          <w:u w:val="single"/>
+        </w:rPr>
+      </w:r>
+    </w:p>
+    <w:p>
+      <w:pPr>
+        <w:pStyle w:val="TextBody"/>
+        <w:rPr>
+          <w:u w:val="single"/>
+        </w:rPr>
+      </w:pPr>
+      <w:r>
+        <w:rPr/>
+        <w:t xml:space="preserve">   </w:t>
+      </w:r>
+      <w:r>
+        <w:rPr/>
+        <w:t>sleep(1);</w:t>
+      </w:r>
+    </w:p>
+    <w:p>
+      <w:pPr>
+        <w:pStyle w:val="TextBody"/>
+        <w:rPr>
+          <w:u w:val="single"/>
+        </w:rPr>
+      </w:pPr>
+      <w:r>
+        <w:rPr/>
+        <w:t xml:space="preserve">   </w:t>
+      </w:r>
+      <w:r>
+        <w:rPr/>
+        <w:t>printf("Data was successfully written to file!\n");</w:t>
+      </w:r>
+    </w:p>
+    <w:p>
+      <w:pPr>
+        <w:pStyle w:val="TextBody"/>
+        <w:rPr>
+          <w:u w:val="single"/>
+        </w:rPr>
+      </w:pPr>
+      <w:r>
+        <w:rPr/>
+        <w:t xml:space="preserve">   </w:t>
+      </w:r>
+      <w:r>
+        <w:rPr/>
+        <w:t>printf("Contents of file are:\n");</w:t>
+      </w:r>
+    </w:p>
+    <w:p>
+      <w:pPr>
+        <w:pStyle w:val="TextBody"/>
+        <w:rPr>
+          <w:u w:val="single"/>
+        </w:rPr>
+      </w:pPr>
+      <w:r>
+        <w:rPr>
+          <w:u w:val="single"/>
+        </w:rPr>
+      </w:r>
+    </w:p>
+    <w:p>
+      <w:pPr>
+        <w:pStyle w:val="TextBody"/>
+        <w:rPr>
+          <w:u w:val="single"/>
+        </w:rPr>
+      </w:pPr>
+      <w:r>
+        <w:rPr/>
+        <w:t xml:space="preserve">   </w:t>
+      </w:r>
+      <w:r>
+        <w:rPr/>
+        <w:t>/* Make sure to reset file pointer for read op */</w:t>
+      </w:r>
+    </w:p>
+    <w:p>
+      <w:pPr>
+        <w:pStyle w:val="TextBody"/>
+        <w:rPr>
+          <w:u w:val="single"/>
+        </w:rPr>
+      </w:pPr>
+      <w:r>
+        <w:rPr/>
+        <w:t xml:space="preserve">   </w:t>
+      </w:r>
+      <w:r>
+        <w:rPr/>
+        <w:t>lseek(fd, 0, SEEK_SET);</w:t>
+      </w:r>
+    </w:p>
+    <w:p>
+      <w:pPr>
+        <w:pStyle w:val="TextBody"/>
+        <w:rPr>
+          <w:u w:val="single"/>
+        </w:rPr>
+      </w:pPr>
+      <w:r>
+        <w:rPr>
+          <w:u w:val="single"/>
+        </w:rPr>
+      </w:r>
+    </w:p>
+    <w:p>
+      <w:pPr>
+        <w:pStyle w:val="TextBody"/>
+        <w:rPr>
+          <w:u w:val="single"/>
+        </w:rPr>
+      </w:pPr>
+      <w:r>
+        <w:rPr/>
+        <w:t xml:space="preserve">   </w:t>
+      </w:r>
+      <w:r>
+        <w:rPr/>
+        <w:t>bufin = malloc(sizeof(char) * IN_MAX);</w:t>
+      </w:r>
+    </w:p>
+    <w:p>
+      <w:pPr>
+        <w:pStyle w:val="TextBody"/>
+        <w:rPr>
+          <w:u w:val="single"/>
+        </w:rPr>
+      </w:pPr>
+      <w:r>
+        <w:rPr/>
+        <w:t xml:space="preserve">   </w:t>
+      </w:r>
+      <w:r>
+        <w:rPr/>
+        <w:t>if (bufin == NULL)</w:t>
+      </w:r>
+    </w:p>
+    <w:p>
+      <w:pPr>
+        <w:pStyle w:val="TextBody"/>
+        <w:rPr>
+          <w:u w:val="single"/>
+        </w:rPr>
+      </w:pPr>
+      <w:r>
+        <w:rPr/>
+        <w:t xml:space="preserve">   </w:t>
+      </w:r>
+      <w:r>
+        <w:rPr/>
+        <w:t>{</w:t>
+      </w:r>
+    </w:p>
+    <w:p>
+      <w:pPr>
+        <w:pStyle w:val="TextBody"/>
+        <w:rPr>
+          <w:u w:val="single"/>
+        </w:rPr>
+      </w:pPr>
+      <w:r>
+        <w:rPr/>
+        <w:t xml:space="preserve">   </w:t>
+      </w:r>
+      <w:r>
+        <w:rPr/>
+        <w:t>/* Read data from file and send it to stdout */</w:t>
+      </w:r>
+    </w:p>
+    <w:p>
+      <w:pPr>
+        <w:pStyle w:val="TextBody"/>
+        <w:rPr>
+          <w:u w:val="single"/>
+        </w:rPr>
+      </w:pPr>
+      <w:r>
+        <w:rPr/>
+        <w:t xml:space="preserve">   </w:t>
+      </w:r>
+      <w:r>
+        <w:rPr/>
+        <w:t>while ((nbytes_r = read(fd, bufin, IN_MAX)) &gt; 0)</w:t>
+      </w:r>
+    </w:p>
+    <w:p>
+      <w:pPr>
+        <w:pStyle w:val="TextBody"/>
+        <w:rPr>
+          <w:u w:val="single"/>
+        </w:rPr>
+      </w:pPr>
+      <w:r>
+        <w:rPr/>
+        <w:t xml:space="preserve">   </w:t>
+      </w:r>
+      <w:r>
+        <w:rPr/>
+        <w:t>{</w:t>
+      </w:r>
+    </w:p>
+    <w:p>
+      <w:pPr>
+        <w:pStyle w:val="TextBody"/>
+        <w:rPr>
+          <w:u w:val="single"/>
+        </w:rPr>
+      </w:pPr>
+      <w:r>
+        <w:rPr/>
+        <w:t xml:space="preserve">      </w:t>
+      </w:r>
+      <w:r>
+        <w:rPr/>
+        <w:t>if (write(STDOUT_FILENO, bufin, nbytes_r) != nbytes_r)</w:t>
+      </w:r>
+    </w:p>
+    <w:p>
+      <w:pPr>
+        <w:pStyle w:val="TextBody"/>
+        <w:rPr>
+          <w:u w:val="single"/>
+        </w:rPr>
+      </w:pPr>
+      <w:r>
+        <w:rPr/>
+        <w:t xml:space="preserve">      </w:t>
+      </w:r>
+      <w:r>
+        <w:rPr/>
+        <w:t>{</w:t>
+      </w:r>
+    </w:p>
+    <w:p>
+      <w:pPr>
+        <w:pStyle w:val="TextBody"/>
+        <w:rPr>
+          <w:u w:val="single"/>
+        </w:rPr>
+      </w:pPr>
+      <w:r>
+        <w:rPr/>
+        <w:t xml:space="preserve">         </w:t>
+      </w:r>
+      <w:r>
+        <w:rPr/>
+        <w:t>fprintf(stderr, "Failure - Partial write: %s\n", strerror(errno));</w:t>
+      </w:r>
+    </w:p>
+    <w:p>
+      <w:pPr>
+        <w:pStyle w:val="TextBody"/>
+        <w:rPr>
+          <w:u w:val="single"/>
+        </w:rPr>
+      </w:pPr>
+      <w:r>
+        <w:rPr/>
+        <w:t xml:space="preserve">         </w:t>
+      </w:r>
+      <w:r>
+        <w:rPr/>
+        <w:t>fprintf(stderr, "File: %s, Function: %s, Line: %d\n", __FILE__, __FUNCTION__, __LINE__);</w:t>
+      </w:r>
+    </w:p>
+    <w:p>
+      <w:pPr>
+        <w:pStyle w:val="TextBody"/>
+        <w:rPr>
+          <w:u w:val="single"/>
+        </w:rPr>
+      </w:pPr>
+      <w:r>
+        <w:rPr/>
+        <w:t xml:space="preserve">         </w:t>
+      </w:r>
+      <w:r>
+        <w:rPr/>
+        <w:t>exit(EXIT_FAILURE);</w:t>
+      </w:r>
+    </w:p>
+    <w:p>
+      <w:pPr>
+        <w:pStyle w:val="TextBody"/>
+        <w:rPr>
+          <w:u w:val="single"/>
+        </w:rPr>
+      </w:pPr>
+      <w:r>
+        <w:rPr/>
+        <w:t xml:space="preserve">      </w:t>
+      </w:r>
+      <w:r>
+        <w:rPr/>
+        <w:t>}</w:t>
+      </w:r>
+    </w:p>
+    <w:p>
+      <w:pPr>
+        <w:pStyle w:val="TextBody"/>
+        <w:rPr>
+          <w:u w:val="single"/>
+        </w:rPr>
+      </w:pPr>
+      <w:r>
+        <w:rPr/>
+        <w:t xml:space="preserve">   </w:t>
+      </w:r>
+      <w:r>
+        <w:rPr/>
+        <w:t>}</w:t>
+      </w:r>
+    </w:p>
+    <w:p>
+      <w:pPr>
+        <w:pStyle w:val="TextBody"/>
+        <w:rPr>
+          <w:u w:val="single"/>
+        </w:rPr>
+      </w:pPr>
+      <w:r>
+        <w:rPr>
+          <w:u w:val="single"/>
+        </w:rPr>
+      </w:r>
+    </w:p>
+    <w:p>
+      <w:pPr>
+        <w:pStyle w:val="TextBody"/>
+        <w:rPr>
+          <w:u w:val="single"/>
+        </w:rPr>
+      </w:pPr>
+      <w:r>
+        <w:rPr/>
+        <w:t xml:space="preserve">   </w:t>
+      </w:r>
+      <w:r>
+        <w:rPr/>
+        <w:t>if (-1 == nbytes_r)</w:t>
+      </w:r>
+    </w:p>
+    <w:p>
+      <w:pPr>
+        <w:pStyle w:val="TextBody"/>
+        <w:rPr>
+          <w:u w:val="single"/>
+        </w:rPr>
+      </w:pPr>
+      <w:r>
+        <w:rPr/>
+        <w:t xml:space="preserve">   </w:t>
+      </w:r>
+      <w:r>
+        <w:rPr/>
+        <w:t>{</w:t>
+      </w:r>
+    </w:p>
+    <w:p>
+      <w:pPr>
+        <w:pStyle w:val="TextBody"/>
+        <w:rPr>
+          <w:u w:val="single"/>
+        </w:rPr>
+      </w:pPr>
+      <w:r>
+        <w:rPr/>
+        <w:t xml:space="preserve">      </w:t>
+      </w:r>
+      <w:r>
+        <w:rPr/>
+        <w:t>fprintf(stderr, "Failed to read data from file: %s\n", strerror(errno));</w:t>
+      </w:r>
+    </w:p>
+    <w:p>
+      <w:pPr>
+        <w:pStyle w:val="TextBody"/>
+        <w:rPr>
+          <w:u w:val="single"/>
+        </w:rPr>
+      </w:pPr>
+      <w:r>
+        <w:rPr/>
+        <w:t xml:space="preserve">      </w:t>
+      </w:r>
+      <w:r>
+        <w:rPr/>
+        <w:t>exit(EXIT_FAILURE);</w:t>
+      </w:r>
+    </w:p>
+    <w:p>
+      <w:pPr>
+        <w:pStyle w:val="TextBody"/>
+        <w:rPr>
+          <w:u w:val="single"/>
+        </w:rPr>
+      </w:pPr>
+      <w:r>
+        <w:rPr/>
+        <w:t xml:space="preserve">   </w:t>
+      </w:r>
+      <w:r>
+        <w:rPr/>
+        <w:t>}</w:t>
+      </w:r>
+    </w:p>
+    <w:p>
+      <w:pPr>
+        <w:pStyle w:val="TextBody"/>
+        <w:rPr>
+          <w:u w:val="single"/>
+        </w:rPr>
+      </w:pPr>
+      <w:r>
+        <w:rPr>
+          <w:u w:val="single"/>
+        </w:rPr>
+      </w:r>
+    </w:p>
+    <w:p>
+      <w:pPr>
+        <w:pStyle w:val="TextBody"/>
+        <w:rPr>
+          <w:u w:val="single"/>
+        </w:rPr>
+      </w:pPr>
+      <w:r>
+        <w:rPr/>
+        <w:t xml:space="preserve">   </w:t>
+      </w:r>
+      <w:r>
+        <w:rPr/>
+        <w:t>if (-1 == close(fd))</w:t>
+      </w:r>
+    </w:p>
+    <w:p>
+      <w:pPr>
+        <w:pStyle w:val="TextBody"/>
+        <w:rPr>
+          <w:u w:val="single"/>
+        </w:rPr>
+      </w:pPr>
+      <w:r>
+        <w:rPr/>
+        <w:t xml:space="preserve">   </w:t>
+      </w:r>
+      <w:r>
+        <w:rPr/>
+        <w:t>{</w:t>
+      </w:r>
+    </w:p>
+    <w:p>
+      <w:pPr>
+        <w:pStyle w:val="TextBody"/>
+        <w:rPr>
+          <w:u w:val="single"/>
+        </w:rPr>
+      </w:pPr>
+      <w:r>
+        <w:rPr/>
+        <w:t xml:space="preserve">      </w:t>
+      </w:r>
+      <w:r>
+        <w:rPr/>
+        <w:t>perror("close()");</w:t>
+      </w:r>
+    </w:p>
+    <w:p>
+      <w:pPr>
+        <w:pStyle w:val="TextBody"/>
+        <w:rPr>
+          <w:u w:val="single"/>
+        </w:rPr>
+      </w:pPr>
+      <w:r>
+        <w:rPr/>
+        <w:t xml:space="preserve">      </w:t>
+      </w:r>
+      <w:r>
+        <w:rPr/>
+        <w:t>exit(EXIT_FAILURE);</w:t>
+      </w:r>
+    </w:p>
+    <w:p>
+      <w:pPr>
+        <w:pStyle w:val="TextBody"/>
+        <w:rPr>
+          <w:u w:val="single"/>
+        </w:rPr>
+      </w:pPr>
+      <w:r>
+        <w:rPr/>
+        <w:t xml:space="preserve">   </w:t>
+      </w:r>
+      <w:r>
+        <w:rPr/>
+        <w:t>}</w:t>
+      </w:r>
+    </w:p>
+    <w:p>
+      <w:pPr>
+        <w:pStyle w:val="TextBody"/>
+        <w:rPr>
+          <w:u w:val="single"/>
+        </w:rPr>
+      </w:pPr>
+      <w:r>
+        <w:rPr>
+          <w:u w:val="single"/>
+        </w:rPr>
+      </w:r>
+    </w:p>
+    <w:p>
+      <w:pPr>
+        <w:pStyle w:val="TextBody"/>
+        <w:rPr>
+          <w:u w:val="single"/>
+        </w:rPr>
+      </w:pPr>
+      <w:r>
+        <w:rPr/>
+        <w:t xml:space="preserve">   </w:t>
+      </w:r>
+      <w:r>
+        <w:rPr/>
+        <w:t>return EXIT_SUCCESS;</w:t>
+      </w:r>
+    </w:p>
+    <w:p>
+      <w:pPr>
+        <w:pStyle w:val="TextBody"/>
+        <w:rPr>
+          <w:u w:val="single"/>
+        </w:rPr>
+      </w:pPr>
+      <w:r>
+        <w:rPr/>
+        <w:t>}</w:t>
+      </w:r>
+    </w:p>
+    <w:p>
+      <w:pPr>
+        <w:pStyle w:val="TextBody"/>
+        <w:rPr>
+          <w:u w:val="single"/>
+        </w:rPr>
+      </w:pPr>
+      <w:r>
+        <w:rPr>
+          <w:u w:val="single"/>
+        </w:rPr>
+      </w:r>
+    </w:p>
+    <w:p>
+      <w:pPr>
+        <w:pStyle w:val="TextBody"/>
+        <w:rPr>
+          <w:u w:val="single"/>
+        </w:rPr>
+      </w:pPr>
+      <w:r>
+        <w:rPr/>
+        <w:tab/>
+        <w:t xml:space="preserve">Now, this looks very scary, but I promise it’s not that bad. I recommend that you copy and paste this into vim or an IDE of your choosing because you will be able to see it all at once much easier. I won’t go into detail about all the pointer stuff – you should hopefully be able to follow along with that. The main parts that I want to touch on are the calls to open(), read(), and write(). First, with open(), we create a file called tempfile and return a file descriptor. The option flags are set such that a new file will be created if it does not exist (O_CREAT) and upon creation, it will have read/write permissions (O_RDWR). The O_TRUNC option makes it so that on open, the file is cleared, which is what I happen to want for this program. I also pass it the value 666, which is not the mark of the beast, but rather the file permissions rw-rw-rw on Linux. This value may change when you run this due to your umask, so you may need to manually set the permissions with chmod. Anyways, for writing to the file, we call write(), but we put it in a while loop. This is so that the function will re-run if it only writes partial data, and not the whole contents of bufout. This same methodology applies to read() as well. We continuously call read() while it returns &gt; 0. This is again, because read() returns the number of bytes read and we want it to stop when it reads no bytes (0 is returned if read() encounters EOF).  </w:t>
+      </w:r>
+    </w:p>
+    <w:p>
+      <w:pPr>
+        <w:pStyle w:val="TextBody"/>
+        <w:rPr>
+          <w:u w:val="single"/>
+        </w:rPr>
+      </w:pPr>
+      <w:r>
+        <w:rPr>
+          <w:u w:val="single"/>
+        </w:rPr>
+      </w:r>
+    </w:p>
+    <w:p>
+      <w:pPr>
+        <w:pStyle w:val="TextBody"/>
+        <w:rPr>
+          <w:u w:val="single"/>
+        </w:rPr>
+      </w:pPr>
+      <w:r>
+        <w:rPr>
+          <w:u w:val="single"/>
+        </w:rPr>
+        <w:t>mmap, munmap, mremap:</w:t>
+      </w:r>
+      <w:r>
+        <w:rPr/>
+        <w:t xml:space="preserve"> </w:t>
+      </w:r>
+    </w:p>
+    <w:p>
+      <w:pPr>
+        <w:pStyle w:val="TextBody"/>
+        <w:rPr>
+          <w:u w:val="single"/>
+        </w:rPr>
+      </w:pPr>
+      <w:r>
+        <w:rPr/>
+        <w:tab/>
+        <w:t>void *mmap(void *addr, size_t len, int prot, int flags, int fildes, off_t off)</w:t>
+      </w:r>
+    </w:p>
+    <w:p>
+      <w:pPr>
+        <w:pStyle w:val="TextBody"/>
+        <w:rPr>
+          <w:u w:val="single"/>
+        </w:rPr>
+      </w:pPr>
+      <w:r>
+        <w:rPr/>
+        <w:tab/>
+        <w:t>int munmap(void *addr, size_t len)</w:t>
+      </w:r>
+    </w:p>
+    <w:p>
+      <w:pPr>
+        <w:pStyle w:val="TextBody"/>
+        <w:rPr>
+          <w:u w:val="none"/>
+        </w:rPr>
+      </w:pPr>
+      <w:r>
+        <w:rPr>
+          <w:u w:val="none"/>
+        </w:rPr>
+        <w:tab/>
+        <w:t>void *mremap(void *old_address, size_t old_size, size_t new_size, int flags, ...)</w:t>
+      </w:r>
+    </w:p>
+    <w:p>
+      <w:pPr>
+        <w:pStyle w:val="TextBody"/>
+        <w:rPr>
+          <w:u w:val="single"/>
+        </w:rPr>
+      </w:pPr>
+      <w:r>
+        <w:rPr>
+          <w:u w:val="single"/>
+        </w:rPr>
+      </w:r>
+    </w:p>
+    <w:p>
+      <w:pPr>
+        <w:pStyle w:val="TextBody"/>
+        <w:rPr>
+          <w:u w:val="single"/>
+        </w:rPr>
+      </w:pPr>
+      <w:r>
+        <w:rPr/>
+        <w:tab/>
+        <w:t xml:space="preserve">The functions mmap(), munmap(), and mremap() are used by malloc(), calloc(), alloca(), realloc() and free(). The basic idea behind mmap is to map physical addresses to virtual addresses. mmap() supports regular files, shared memory objects (shared memory), and typed memory objects (POSIX typed memory). Support for other file types is unspecified. There are two ways that we can use mmap(). The first use is allocating new memory by mapping physical addresses which are unused. The second use for mmap() is to create shared memory so that we can access memory that is already being used for a particular purpose. </w:t>
+      </w:r>
+    </w:p>
+    <w:p>
+      <w:pPr>
+        <w:pStyle w:val="TextBody"/>
+        <w:rPr/>
+      </w:pPr>
+      <w:r>
+        <w:rPr/>
+      </w:r>
+    </w:p>
+    <w:p>
+      <w:pPr>
+        <w:pStyle w:val="TextBody"/>
+        <w:rPr>
+          <w:u w:val="single"/>
+        </w:rPr>
+      </w:pPr>
+      <w:r>
+        <w:rPr/>
+        <w:t>The addr parameter specifies the static address of the new mapping. If addr is NULL, then mmap() will still try to create a new mapping, but the address will depend on where the kernel decides to place it (somewhere within the process’ heap space). The kernel will ensure that it is page-aligned, and therefore, setting addr to NULL is the most portable way of using mmap(). The static address must be a multiple of the system page-size which can be returned using the sysconf() system call with the argument _SC_PAGE_SIZE eg. sysconf(_SC_PAGE_SIZE). Page size on modern 64-bit processors is usually 4096 bytes.</w:t>
+      </w:r>
+    </w:p>
+    <w:p>
+      <w:pPr>
+        <w:pStyle w:val="TextBody"/>
+        <w:rPr/>
+      </w:pPr>
+      <w:r>
+        <w:rPr/>
+      </w:r>
+    </w:p>
+    <w:p>
+      <w:pPr>
+        <w:pStyle w:val="TextBody"/>
+        <w:rPr>
+          <w:u w:val="single"/>
+        </w:rPr>
+      </w:pPr>
+      <w:r>
+        <w:rPr/>
+        <w:t xml:space="preserve">The len parameter specifies the size of the mapping in bytes. This length will be relative to the offset parameter, off. </w:t>
+      </w:r>
+    </w:p>
+    <w:p>
+      <w:pPr>
+        <w:pStyle w:val="TextBody"/>
+        <w:rPr/>
+      </w:pPr>
+      <w:r>
+        <w:rPr/>
+      </w:r>
+    </w:p>
+    <w:p>
+      <w:pPr>
+        <w:pStyle w:val="TextBody"/>
+        <w:rPr>
+          <w:u w:val="single"/>
+        </w:rPr>
+      </w:pPr>
+      <w:r>
+        <w:rPr/>
+        <w:t>The prot parameter of mmap() accepts a combination of enums (using logical OR) to specify the mode of operation of the memory that is being mapped. These enum values are as follows:</w:t>
+      </w:r>
+    </w:p>
+    <w:p>
+      <w:pPr>
+        <w:pStyle w:val="TextBody"/>
+        <w:rPr>
+          <w:u w:val="single"/>
+        </w:rPr>
+      </w:pPr>
+      <w:r>
+        <w:rPr/>
+        <w:t xml:space="preserve">- </w:t>
       </w:r>
       <w:r>
         <w:rPr>
           <w:b/>
           <w:bCs/>
         </w:rPr>
-        <w:t>descriptor</w:t>
-      </w:r>
-      <w:r>
-        <w:rPr/>
-        <w:t xml:space="preserve">, whereas fopen() returns a file </w:t>
+        <w:t>PROT_EXEC:</w:t>
+      </w:r>
+      <w:r>
+        <w:rPr/>
+        <w:t xml:space="preserve"> Pages may be executed</w:t>
+      </w:r>
+    </w:p>
+    <w:p>
+      <w:pPr>
+        <w:pStyle w:val="TextBody"/>
+        <w:rPr>
+          <w:u w:val="single"/>
+        </w:rPr>
+      </w:pPr>
+      <w:r>
+        <w:rPr/>
+        <w:t xml:space="preserve">- </w:t>
       </w:r>
       <w:r>
         <w:rPr>
           <w:b/>
           <w:bCs/>
         </w:rPr>
-        <w:t>stream</w:t>
-      </w:r>
-      <w:r>
-        <w:rPr/>
-        <w:t>. The difference, you ask? Well, in many ways these things are the same, but a file descriptor is represented as a number (an int), and a file stream is represented using a FILE pointer. Because open() only returns a file descriptor, we cannot use any of the file I/O functions that we’ve covered thus far, unless we convert the file descriptor to a file stream (which is possible with the use of POSIX API calls). Another unique thing about open() compared to fopen() is that open() gives us a large range of flags to choose from. These can be OR’d together to apply multiple attributes to the file descriptor. They include, but are not limited, to the following:</w:t>
-      </w:r>
-    </w:p>
-    <w:p>
-      <w:pPr>
-        <w:pStyle w:val="TextBody"/>
-        <w:rPr/>
-      </w:pPr>
-      <w:r>
-        <w:rPr/>
-        <w:t>- O_RDONLY: Open the file to be read only</w:t>
-      </w:r>
-    </w:p>
-    <w:p>
-      <w:pPr>
-        <w:pStyle w:val="TextBody"/>
-        <w:rPr/>
-      </w:pPr>
-      <w:r>
-        <w:rPr/>
-        <w:t>- O_WRONLY: Open the file to be write only</w:t>
-      </w:r>
-    </w:p>
-    <w:p>
-      <w:pPr>
-        <w:pStyle w:val="TextBody"/>
-        <w:rPr/>
-      </w:pPr>
-      <w:r>
-        <w:rPr/>
-        <w:t>- O_RDWR: Open the file for read and write operations</w:t>
-      </w:r>
-    </w:p>
-    <w:p>
-      <w:pPr>
-        <w:pStyle w:val="TextBody"/>
-        <w:rPr/>
-      </w:pPr>
-      <w:r>
-        <w:rPr/>
-        <w:t>- O_APPEND: File is opened in append mode</w:t>
-      </w:r>
-    </w:p>
-    <w:p>
-      <w:pPr>
-        <w:pStyle w:val="TextBody"/>
-        <w:rPr/>
-      </w:pPr>
-      <w:r>
-        <w:rPr/>
-        <w:t>- O_ASYNC: Enable signal-driver I/O. May lead to corrupt files on NFS systems</w:t>
-      </w:r>
-    </w:p>
-    <w:p>
-      <w:pPr>
-        <w:pStyle w:val="TextBody"/>
-        <w:rPr/>
-      </w:pPr>
-      <w:r>
-        <w:rPr/>
-        <w:t>- O_CLOEXEC: Enable “close on exec” flag for the file descriptor that gets returned</w:t>
-      </w:r>
-    </w:p>
-    <w:p>
-      <w:pPr>
-        <w:pStyle w:val="TextBody"/>
-        <w:rPr/>
-      </w:pPr>
-      <w:r>
-        <w:rPr/>
-        <w:t>- O_CREAT: If the pathname does not exist, create the file specified in pathname</w:t>
-      </w:r>
-    </w:p>
-    <w:p>
-      <w:pPr>
-        <w:pStyle w:val="TextBody"/>
-        <w:rPr/>
-      </w:pPr>
-      <w:r>
-        <w:rPr/>
-        <w:t>- O_DIRECT: Minimize cache effects of the I/O to and from the file</w:t>
-      </w:r>
-    </w:p>
-    <w:p>
-      <w:pPr>
-        <w:pStyle w:val="TextBody"/>
-        <w:rPr/>
-      </w:pPr>
-      <w:r>
-        <w:rPr/>
-        <w:t>- O_DIRECTORY: If pathname is not a directory, cause the open to fail</w:t>
-      </w:r>
-    </w:p>
-    <w:p>
-      <w:pPr>
-        <w:pStyle w:val="TextBody"/>
-        <w:rPr/>
-      </w:pPr>
-      <w:r>
-        <w:rPr/>
-        <w:t>- O_EXCL: Same as O_CREAT. If ORd with O_CREAT, returns EEXIST if the file already exists, rather than overwriting it</w:t>
-      </w:r>
-    </w:p>
-    <w:p>
-      <w:pPr>
-        <w:pStyle w:val="TextBody"/>
-        <w:rPr/>
-      </w:pPr>
-      <w:r>
-        <w:rPr/>
-        <w:t>- O_LARGEFILE: Allow files whos sizes cannot be represented in an off_t typdef, but can be represented as an off64_t</w:t>
-      </w:r>
-    </w:p>
-    <w:p>
-      <w:pPr>
-        <w:pStyle w:val="TextBody"/>
-        <w:rPr/>
-      </w:pPr>
-      <w:r>
-        <w:rPr/>
-        <w:t>- O_NOATIME: Do not update the access time when the file is read</w:t>
-      </w:r>
-    </w:p>
-    <w:p>
-      <w:pPr>
-        <w:pStyle w:val="TextBody"/>
-        <w:rPr/>
-      </w:pPr>
-      <w:r>
-        <w:rPr/>
-        <w:t>- O_NOCTTY: If the pathname refers to a tty, it will not become the processes controlling terminal, even if the process does not have one</w:t>
-      </w:r>
-    </w:p>
-    <w:p>
-      <w:pPr>
-        <w:pStyle w:val="TextBody"/>
-        <w:rPr/>
-      </w:pPr>
-      <w:r>
-        <w:rPr/>
-        <w:t>- O_NOFOLLOW: If pathname is a symlink, the open fails with the error code ELOOP</w:t>
-      </w:r>
-    </w:p>
-    <w:p>
-      <w:pPr>
-        <w:pStyle w:val="TextBody"/>
-        <w:rPr/>
-      </w:pPr>
-      <w:r>
-        <w:rPr/>
-        <w:t>- O_NONBLOCK/O_NODELAY: The open() function, nor any further I/O calls will cause the process to wait</w:t>
-      </w:r>
-    </w:p>
-    <w:p>
-      <w:pPr>
-        <w:pStyle w:val="TextBody"/>
-        <w:rPr/>
-      </w:pPr>
-      <w:r>
-        <w:rPr/>
-        <w:t>- O_PATH: Treat the file as a location in the filesystem tree. The file does not actually get opened if O_PATH is specified, and trying to open it will return EBADF</w:t>
-      </w:r>
-    </w:p>
-    <w:p>
-      <w:pPr>
-        <w:pStyle w:val="TextBody"/>
-        <w:rPr/>
-      </w:pPr>
-      <w:r>
-        <w:rPr/>
-        <w:t xml:space="preserve">- O_SYNC: Will cause all I/O operations to be synchronized </w:t>
-      </w:r>
-    </w:p>
-    <w:p>
-      <w:pPr>
-        <w:pStyle w:val="TextBody"/>
-        <w:rPr/>
-      </w:pPr>
-      <w:r>
-        <w:rPr/>
-        <w:t>- O_TMPFILE: Create an unnamed temporary file</w:t>
-      </w:r>
-    </w:p>
-    <w:p>
-      <w:pPr>
-        <w:pStyle w:val="TextBody"/>
-        <w:rPr/>
-      </w:pPr>
-      <w:r>
-        <w:rPr/>
-        <w:t>- O_TRUNC: If the file already exists and has r/w permissions, this will truncate the file to length 0</w:t>
-      </w:r>
-    </w:p>
-    <w:p>
-      <w:pPr>
-        <w:pStyle w:val="TextBody"/>
-        <w:rPr/>
-      </w:pPr>
-      <w:r>
-        <w:rPr/>
-      </w:r>
-    </w:p>
-    <w:p>
-      <w:pPr>
-        <w:pStyle w:val="TextBody"/>
-        <w:rPr/>
-      </w:pPr>
-      <w:r>
-        <w:rPr/>
-        <w:t>These can be ORd together (as is the case with most flag parameters) to have multiple things be true at once. Typically, we’re only concerned with O_RDONLY, O_WRONLY, O_RDWR, and O_APPEND, though the other flags can be useful at times as well. We will go over an example of using open() after looking at two other system calls.</w:t>
-      </w:r>
-    </w:p>
-    <w:p>
-      <w:pPr>
-        <w:pStyle w:val="TextBody"/>
-        <w:rPr/>
-      </w:pPr>
-      <w:r>
-        <w:rPr/>
-      </w:r>
-    </w:p>
-    <w:p>
-      <w:pPr>
-        <w:pStyle w:val="TextBody"/>
-        <w:rPr>
-          <w:u w:val="single"/>
-        </w:rPr>
-      </w:pPr>
-      <w:r>
-        <w:rPr>
-          <w:u w:val="single"/>
-        </w:rPr>
-        <w:t>read and write:</w:t>
-      </w:r>
-      <w:r>
-        <w:rPr/>
-        <w:t xml:space="preserve"> ssize_t read(int filedes, void *buf, size_t nbyte);</w:t>
-      </w:r>
-    </w:p>
-    <w:p>
-      <w:pPr>
-        <w:pStyle w:val="TextBody"/>
-        <w:rPr>
-          <w:u w:val="single"/>
-        </w:rPr>
-      </w:pPr>
-      <w:r>
-        <w:rPr/>
-        <w:tab/>
-        <w:tab/>
-        <w:t xml:space="preserve">   ssize_t write(int filedes, const void *buf, size_t nbyte);</w:t>
-      </w:r>
-    </w:p>
-    <w:p>
-      <w:pPr>
-        <w:pStyle w:val="TextBody"/>
-        <w:rPr>
-          <w:u w:val="single"/>
-        </w:rPr>
-      </w:pPr>
-      <w:r>
-        <w:rPr/>
-        <w:tab/>
-        <w:t>The read() and write() system calls are useful for, well, reading and writing. More specifically though – read() and write() are used to read/write to a file descriptor, unlike the file I/O functions which are designed for file streams. You’ll notice that both read() and write() take in an int as their first parameter called filedes, which is short for file descriptor. Both sys calls take in a buffer as their second parameter and the number of bytes to read/write as their final parameter. These sys calls are sort of annoying to deal with because they can be interrupted by signals or other things. They both return the number of bytes read or written respectively. Once they reach the EOF i.e. the end of buf, they return 0. Here is an example of using open(), followed by write() and read():</w:t>
-      </w:r>
-    </w:p>
-    <w:p>
-      <w:pPr>
-        <w:pStyle w:val="TextBody"/>
-        <w:rPr>
-          <w:u w:val="single"/>
-        </w:rPr>
-      </w:pPr>
-      <w:r>
-        <w:rPr>
-          <w:u w:val="single"/>
-        </w:rPr>
-      </w:r>
-    </w:p>
-    <w:p>
-      <w:pPr>
-        <w:pStyle w:val="TextBody"/>
-        <w:rPr>
-          <w:u w:val="single"/>
-        </w:rPr>
-      </w:pPr>
-      <w:r>
-        <w:rPr/>
-        <w:t>#include &lt;stdio.h&gt;</w:t>
-      </w:r>
-    </w:p>
-    <w:p>
-      <w:pPr>
-        <w:pStyle w:val="TextBody"/>
-        <w:rPr>
-          <w:u w:val="single"/>
-        </w:rPr>
-      </w:pPr>
-      <w:r>
-        <w:rPr/>
-        <w:t>#include &lt;stdlib.h&gt;</w:t>
-      </w:r>
-    </w:p>
-    <w:p>
-      <w:pPr>
-        <w:pStyle w:val="TextBody"/>
-        <w:rPr>
-          <w:u w:val="single"/>
-        </w:rPr>
-      </w:pPr>
-      <w:r>
-        <w:rPr/>
-        <w:t>#include &lt;string.h&gt;</w:t>
-      </w:r>
-    </w:p>
-    <w:p>
-      <w:pPr>
-        <w:pStyle w:val="TextBody"/>
-        <w:rPr>
-          <w:u w:val="single"/>
-        </w:rPr>
-      </w:pPr>
-      <w:r>
-        <w:rPr/>
-        <w:t>#include &lt;fcntl.h&gt;</w:t>
-      </w:r>
-    </w:p>
-    <w:p>
-      <w:pPr>
-        <w:pStyle w:val="TextBody"/>
-        <w:rPr>
-          <w:u w:val="single"/>
-        </w:rPr>
-      </w:pPr>
-      <w:r>
-        <w:rPr/>
-        <w:t>#include &lt;unistd.h&gt;</w:t>
-      </w:r>
-    </w:p>
-    <w:p>
-      <w:pPr>
-        <w:pStyle w:val="TextBody"/>
-        <w:rPr>
-          <w:u w:val="single"/>
-        </w:rPr>
-      </w:pPr>
-      <w:r>
-        <w:rPr/>
-        <w:t>#include &lt;errno.h&gt;</w:t>
-      </w:r>
-    </w:p>
-    <w:p>
-      <w:pPr>
-        <w:pStyle w:val="TextBody"/>
-        <w:rPr>
-          <w:u w:val="single"/>
-        </w:rPr>
-      </w:pPr>
-      <w:r>
-        <w:rPr>
-          <w:u w:val="single"/>
-        </w:rPr>
-      </w:r>
-    </w:p>
-    <w:p>
-      <w:pPr>
-        <w:pStyle w:val="TextBody"/>
-        <w:rPr>
-          <w:u w:val="single"/>
-        </w:rPr>
-      </w:pPr>
-      <w:r>
-        <w:rPr/>
-        <w:t>#define OUT_MAX 256</w:t>
-      </w:r>
-    </w:p>
-    <w:p>
-      <w:pPr>
-        <w:pStyle w:val="TextBody"/>
-        <w:rPr>
-          <w:u w:val="single"/>
-        </w:rPr>
-      </w:pPr>
-      <w:r>
-        <w:rPr/>
-        <w:t>#define IN_MAX  256</w:t>
-      </w:r>
-    </w:p>
-    <w:p>
-      <w:pPr>
-        <w:pStyle w:val="TextBody"/>
-        <w:rPr>
-          <w:u w:val="single"/>
-        </w:rPr>
-      </w:pPr>
-      <w:r>
-        <w:rPr>
-          <w:u w:val="single"/>
-        </w:rPr>
-      </w:r>
-    </w:p>
-    <w:p>
-      <w:pPr>
-        <w:pStyle w:val="TextBody"/>
-        <w:rPr>
-          <w:u w:val="single"/>
-        </w:rPr>
-      </w:pPr>
-      <w:r>
-        <w:rPr/>
-        <w:t>/* Function declarations */</w:t>
-      </w:r>
-    </w:p>
-    <w:p>
-      <w:pPr>
-        <w:pStyle w:val="TextBody"/>
-        <w:rPr>
-          <w:u w:val="single"/>
-        </w:rPr>
-      </w:pPr>
-      <w:r>
-        <w:rPr/>
-        <w:t>char *ret_usr_input(char *input);</w:t>
-      </w:r>
-    </w:p>
-    <w:p>
-      <w:pPr>
-        <w:pStyle w:val="TextBody"/>
-        <w:rPr>
-          <w:u w:val="single"/>
-        </w:rPr>
-      </w:pPr>
-      <w:r>
-        <w:rPr>
-          <w:u w:val="single"/>
-        </w:rPr>
-      </w:r>
-    </w:p>
-    <w:p>
-      <w:pPr>
-        <w:pStyle w:val="TextBody"/>
-        <w:rPr>
-          <w:u w:val="single"/>
-        </w:rPr>
-      </w:pPr>
-      <w:r>
-        <w:rPr/>
-        <w:t>char *ret_usr_input(char *input)</w:t>
-      </w:r>
-    </w:p>
-    <w:p>
-      <w:pPr>
-        <w:pStyle w:val="TextBody"/>
-        <w:rPr>
-          <w:u w:val="single"/>
-        </w:rPr>
-      </w:pPr>
-      <w:r>
-        <w:rPr/>
-        <w:t>{</w:t>
-      </w:r>
-    </w:p>
-    <w:p>
-      <w:pPr>
-        <w:pStyle w:val="TextBody"/>
-        <w:rPr>
-          <w:u w:val="single"/>
-        </w:rPr>
-      </w:pPr>
-      <w:r>
-        <w:rPr/>
-        <w:t xml:space="preserve">   </w:t>
-      </w:r>
-      <w:r>
-        <w:rPr/>
-        <w:t>printf("Please enter some data to write to the file: ");</w:t>
-      </w:r>
-    </w:p>
-    <w:p>
-      <w:pPr>
-        <w:pStyle w:val="TextBody"/>
-        <w:rPr>
-          <w:u w:val="single"/>
-        </w:rPr>
-      </w:pPr>
-      <w:r>
-        <w:rPr/>
-        <w:t xml:space="preserve">   </w:t>
-      </w:r>
-      <w:r>
-        <w:rPr/>
-        <w:t>input = fgets(input, IN_MAX, stdin);</w:t>
-      </w:r>
-    </w:p>
-    <w:p>
-      <w:pPr>
-        <w:pStyle w:val="TextBody"/>
-        <w:rPr>
-          <w:u w:val="single"/>
-        </w:rPr>
-      </w:pPr>
-      <w:r>
-        <w:rPr/>
-        <w:t xml:space="preserve">   </w:t>
-      </w:r>
-      <w:r>
-        <w:rPr/>
-        <w:t>fflush(stdin); /* Flush anything left in the buffer */</w:t>
-      </w:r>
-    </w:p>
-    <w:p>
-      <w:pPr>
-        <w:pStyle w:val="TextBody"/>
-        <w:rPr>
-          <w:u w:val="single"/>
-        </w:rPr>
-      </w:pPr>
-      <w:r>
-        <w:rPr>
-          <w:u w:val="single"/>
-        </w:rPr>
-      </w:r>
-    </w:p>
-    <w:p>
-      <w:pPr>
-        <w:pStyle w:val="TextBody"/>
-        <w:rPr>
-          <w:u w:val="single"/>
-        </w:rPr>
-      </w:pPr>
-      <w:r>
-        <w:rPr/>
-        <w:t xml:space="preserve">   </w:t>
-      </w:r>
-      <w:r>
-        <w:rPr/>
-        <w:t>return input;</w:t>
-      </w:r>
-    </w:p>
-    <w:p>
-      <w:pPr>
-        <w:pStyle w:val="TextBody"/>
-        <w:rPr>
-          <w:u w:val="single"/>
-        </w:rPr>
-      </w:pPr>
-      <w:r>
-        <w:rPr/>
-        <w:t>}</w:t>
-      </w:r>
-    </w:p>
-    <w:p>
-      <w:pPr>
-        <w:pStyle w:val="TextBody"/>
-        <w:rPr>
-          <w:u w:val="single"/>
-        </w:rPr>
-      </w:pPr>
-      <w:r>
-        <w:rPr>
-          <w:u w:val="single"/>
-        </w:rPr>
-      </w:r>
-    </w:p>
-    <w:p>
-      <w:pPr>
-        <w:pStyle w:val="TextBody"/>
-        <w:rPr>
-          <w:u w:val="single"/>
-        </w:rPr>
-      </w:pPr>
-      <w:r>
-        <w:rPr/>
-        <w:t>int main(void)</w:t>
-      </w:r>
-    </w:p>
-    <w:p>
-      <w:pPr>
-        <w:pStyle w:val="TextBody"/>
-        <w:rPr>
-          <w:u w:val="single"/>
-        </w:rPr>
-      </w:pPr>
-      <w:r>
-        <w:rPr/>
-        <w:t>{</w:t>
-      </w:r>
-    </w:p>
-    <w:p>
-      <w:pPr>
-        <w:pStyle w:val="TextBody"/>
-        <w:rPr>
-          <w:u w:val="single"/>
-        </w:rPr>
-      </w:pPr>
-      <w:r>
-        <w:rPr/>
-        <w:t xml:space="preserve">   </w:t>
-      </w:r>
-      <w:r>
-        <w:rPr/>
-        <w:t>int fd;</w:t>
-      </w:r>
-    </w:p>
-    <w:p>
-      <w:pPr>
-        <w:pStyle w:val="TextBody"/>
-        <w:rPr>
-          <w:u w:val="single"/>
-        </w:rPr>
-      </w:pPr>
-      <w:r>
-        <w:rPr/>
-        <w:t xml:space="preserve">   </w:t>
-      </w:r>
-      <w:r>
-        <w:rPr/>
-        <w:t>ssize_t nbytes_r, nbytes_w;</w:t>
-      </w:r>
-    </w:p>
-    <w:p>
-      <w:pPr>
-        <w:pStyle w:val="TextBody"/>
-        <w:rPr>
-          <w:u w:val="single"/>
-        </w:rPr>
-      </w:pPr>
-      <w:r>
-        <w:rPr/>
-        <w:t xml:space="preserve">   </w:t>
-      </w:r>
-      <w:r>
-        <w:rPr/>
-        <w:t>void *bufin = NULL;</w:t>
-      </w:r>
-    </w:p>
-    <w:p>
-      <w:pPr>
-        <w:pStyle w:val="TextBody"/>
-        <w:rPr>
-          <w:u w:val="single"/>
-        </w:rPr>
-      </w:pPr>
-      <w:r>
-        <w:rPr/>
-        <w:t xml:space="preserve">   </w:t>
-      </w:r>
-      <w:r>
-        <w:rPr/>
-        <w:t>const void *bufout = NULL;</w:t>
-      </w:r>
-    </w:p>
-    <w:p>
-      <w:pPr>
-        <w:pStyle w:val="TextBody"/>
-        <w:rPr>
-          <w:u w:val="single"/>
-        </w:rPr>
-      </w:pPr>
-      <w:r>
-        <w:rPr/>
-        <w:t xml:space="preserve">   </w:t>
-      </w:r>
-      <w:r>
-        <w:rPr/>
-        <w:t>char input[IN_MAX];</w:t>
-      </w:r>
-    </w:p>
-    <w:p>
-      <w:pPr>
-        <w:pStyle w:val="TextBody"/>
-        <w:rPr>
-          <w:u w:val="single"/>
-        </w:rPr>
-      </w:pPr>
-      <w:r>
-        <w:rPr>
-          <w:u w:val="single"/>
-        </w:rPr>
-      </w:r>
-    </w:p>
-    <w:p>
-      <w:pPr>
-        <w:pStyle w:val="TextBody"/>
-        <w:rPr>
-          <w:u w:val="single"/>
-        </w:rPr>
-      </w:pPr>
-      <w:r>
-        <w:rPr/>
-        <w:t xml:space="preserve">   </w:t>
-      </w:r>
-      <w:r>
-        <w:rPr/>
-        <w:t>/* Ask for user input */</w:t>
-      </w:r>
-    </w:p>
-    <w:p>
-      <w:pPr>
-        <w:pStyle w:val="TextBody"/>
-        <w:rPr>
-          <w:u w:val="single"/>
-        </w:rPr>
-      </w:pPr>
-      <w:r>
-        <w:rPr/>
-        <w:t xml:space="preserve">   </w:t>
-      </w:r>
-      <w:r>
-        <w:rPr/>
-        <w:t>bufout = (void *)ret_usr_input(input);</w:t>
-      </w:r>
-    </w:p>
-    <w:p>
-      <w:pPr>
-        <w:pStyle w:val="TextBody"/>
-        <w:rPr>
-          <w:u w:val="single"/>
-        </w:rPr>
-      </w:pPr>
-      <w:r>
-        <w:rPr/>
-        <w:t xml:space="preserve">   </w:t>
-      </w:r>
-      <w:r>
-        <w:rPr/>
-        <w:t>if (strcmp(bufout, "\n") == 0)</w:t>
-      </w:r>
-    </w:p>
-    <w:p>
-      <w:pPr>
-        <w:pStyle w:val="TextBody"/>
-        <w:rPr>
-          <w:u w:val="single"/>
-        </w:rPr>
-      </w:pPr>
-      <w:r>
-        <w:rPr/>
-        <w:t xml:space="preserve">      </w:t>
-      </w:r>
-      <w:r>
-        <w:rPr/>
-        <w:t>printf("Warning: Nothing was entered...\n");</w:t>
-      </w:r>
-    </w:p>
-    <w:p>
-      <w:pPr>
-        <w:pStyle w:val="TextBody"/>
-        <w:rPr>
-          <w:u w:val="single"/>
-        </w:rPr>
-      </w:pPr>
-      <w:r>
-        <w:rPr/>
-        <w:t xml:space="preserve">   </w:t>
-      </w:r>
-      <w:r>
-        <w:rPr/>
-        <w:t>else</w:t>
-      </w:r>
-    </w:p>
-    <w:p>
-      <w:pPr>
-        <w:pStyle w:val="TextBody"/>
-        <w:rPr>
-          <w:u w:val="single"/>
-        </w:rPr>
-      </w:pPr>
-      <w:r>
-        <w:rPr/>
-        <w:t xml:space="preserve">      </w:t>
-      </w:r>
-      <w:r>
-        <w:rPr/>
-        <w:t>printf("User entered: %s\n", bufout);</w:t>
-      </w:r>
-    </w:p>
-    <w:p>
-      <w:pPr>
-        <w:pStyle w:val="TextBody"/>
-        <w:rPr>
-          <w:u w:val="single"/>
-        </w:rPr>
-      </w:pPr>
-      <w:r>
-        <w:rPr>
-          <w:u w:val="single"/>
-        </w:rPr>
-      </w:r>
-    </w:p>
-    <w:p>
-      <w:pPr>
-        <w:pStyle w:val="TextBody"/>
-        <w:rPr>
-          <w:u w:val="single"/>
-        </w:rPr>
-      </w:pPr>
-      <w:r>
-        <w:rPr/>
-        <w:t xml:space="preserve">   </w:t>
-      </w:r>
-      <w:r>
-        <w:rPr/>
-        <w:t>/* Open file and set the file descriptor */</w:t>
-      </w:r>
-    </w:p>
-    <w:p>
-      <w:pPr>
-        <w:pStyle w:val="TextBody"/>
-        <w:rPr>
-          <w:u w:val="single"/>
-        </w:rPr>
-      </w:pPr>
-      <w:r>
-        <w:rPr/>
-        <w:t xml:space="preserve">   </w:t>
-      </w:r>
-      <w:r>
-        <w:rPr/>
-        <w:t>fd = open("tempfile", O_RDWR | O_CREAT | O_TRUNC, 666);</w:t>
-      </w:r>
-    </w:p>
-    <w:p>
-      <w:pPr>
-        <w:pStyle w:val="TextBody"/>
-        <w:rPr>
-          <w:u w:val="single"/>
-        </w:rPr>
-      </w:pPr>
-      <w:r>
-        <w:rPr/>
-        <w:t xml:space="preserve">   </w:t>
-      </w:r>
-      <w:r>
-        <w:rPr/>
-        <w:t>if (-1 == fd)</w:t>
-      </w:r>
-    </w:p>
-    <w:p>
-      <w:pPr>
-        <w:pStyle w:val="TextBody"/>
-        <w:rPr>
-          <w:u w:val="single"/>
-        </w:rPr>
-      </w:pPr>
-      <w:r>
-        <w:rPr/>
-        <w:t xml:space="preserve">   </w:t>
-      </w:r>
-      <w:r>
-        <w:rPr/>
-        <w:t>{</w:t>
-      </w:r>
-    </w:p>
-    <w:p>
-      <w:pPr>
-        <w:pStyle w:val="TextBody"/>
-        <w:rPr>
-          <w:u w:val="single"/>
-        </w:rPr>
-      </w:pPr>
-      <w:r>
-        <w:rPr/>
-        <w:t xml:space="preserve">      </w:t>
-      </w:r>
-      <w:r>
-        <w:rPr/>
-        <w:t>fprintf(stderr, "Open failed: %s", strerror(errno));</w:t>
-      </w:r>
-    </w:p>
-    <w:p>
-      <w:pPr>
-        <w:pStyle w:val="TextBody"/>
-        <w:rPr>
-          <w:u w:val="single"/>
-        </w:rPr>
-      </w:pPr>
-      <w:r>
-        <w:rPr/>
-        <w:t xml:space="preserve">      </w:t>
-      </w:r>
-      <w:r>
-        <w:rPr/>
-        <w:t>exit(EXIT_FAILURE);</w:t>
-      </w:r>
-    </w:p>
-    <w:p>
-      <w:pPr>
-        <w:pStyle w:val="TextBody"/>
-        <w:rPr>
-          <w:u w:val="single"/>
-        </w:rPr>
-      </w:pPr>
-      <w:r>
-        <w:rPr/>
-        <w:t xml:space="preserve">   </w:t>
-      </w:r>
-      <w:r>
-        <w:rPr/>
-        <w:t>}</w:t>
-      </w:r>
-    </w:p>
-    <w:p>
-      <w:pPr>
-        <w:pStyle w:val="TextBody"/>
-        <w:rPr>
-          <w:u w:val="single"/>
-        </w:rPr>
-      </w:pPr>
-      <w:r>
-        <w:rPr>
-          <w:u w:val="single"/>
-        </w:rPr>
-      </w:r>
-    </w:p>
-    <w:p>
-      <w:pPr>
-        <w:pStyle w:val="TextBody"/>
-        <w:rPr>
-          <w:u w:val="single"/>
-        </w:rPr>
-      </w:pPr>
-      <w:r>
-        <w:rPr/>
-        <w:t xml:space="preserve">   </w:t>
-      </w:r>
-      <w:r>
-        <w:rPr/>
-        <w:t>/* Write some data to the file */</w:t>
-      </w:r>
-    </w:p>
-    <w:p>
-      <w:pPr>
-        <w:pStyle w:val="TextBody"/>
-        <w:rPr>
-          <w:u w:val="single"/>
-        </w:rPr>
-      </w:pPr>
-      <w:r>
-        <w:rPr/>
-        <w:t xml:space="preserve">   </w:t>
-      </w:r>
-      <w:r>
-        <w:rPr/>
-        <w:t>while ((nbytes_w = write(fd, bufout, strlen(bufout))) != strlen(bufout))</w:t>
-      </w:r>
-    </w:p>
-    <w:p>
-      <w:pPr>
-        <w:pStyle w:val="TextBody"/>
-        <w:rPr>
-          <w:u w:val="single"/>
-        </w:rPr>
-      </w:pPr>
-      <w:r>
-        <w:rPr/>
-        <w:t xml:space="preserve">   </w:t>
-      </w:r>
-      <w:r>
-        <w:rPr/>
-        <w:t>{</w:t>
-      </w:r>
-    </w:p>
-    <w:p>
-      <w:pPr>
-        <w:pStyle w:val="TextBody"/>
-        <w:rPr>
-          <w:u w:val="single"/>
-        </w:rPr>
-      </w:pPr>
-      <w:r>
-        <w:rPr/>
-        <w:t xml:space="preserve">      </w:t>
-      </w:r>
-      <w:r>
-        <w:rPr/>
-        <w:t>fprintf(stderr, "Failure - Partial write: %s\n", strerror(errno));</w:t>
-      </w:r>
-    </w:p>
-    <w:p>
-      <w:pPr>
-        <w:pStyle w:val="TextBody"/>
-        <w:rPr>
-          <w:u w:val="single"/>
-        </w:rPr>
-      </w:pPr>
-      <w:r>
-        <w:rPr/>
-        <w:t xml:space="preserve">   </w:t>
-      </w:r>
-      <w:r>
-        <w:rPr/>
-        <w:t>}</w:t>
-      </w:r>
-    </w:p>
-    <w:p>
-      <w:pPr>
-        <w:pStyle w:val="TextBody"/>
-        <w:rPr>
-          <w:u w:val="single"/>
-        </w:rPr>
-      </w:pPr>
-      <w:r>
-        <w:rPr>
-          <w:u w:val="single"/>
-        </w:rPr>
-      </w:r>
-    </w:p>
-    <w:p>
-      <w:pPr>
-        <w:pStyle w:val="TextBody"/>
-        <w:rPr>
-          <w:u w:val="single"/>
-        </w:rPr>
-      </w:pPr>
-      <w:r>
-        <w:rPr/>
-        <w:t xml:space="preserve">   </w:t>
-      </w:r>
-      <w:r>
-        <w:rPr/>
-        <w:t>sleep(1);</w:t>
-      </w:r>
-    </w:p>
-    <w:p>
-      <w:pPr>
-        <w:pStyle w:val="TextBody"/>
-        <w:rPr>
-          <w:u w:val="single"/>
-        </w:rPr>
-      </w:pPr>
-      <w:r>
-        <w:rPr/>
-        <w:t xml:space="preserve">   </w:t>
-      </w:r>
-      <w:r>
-        <w:rPr/>
-        <w:t>printf("Data was successfully written to file!\n");</w:t>
-      </w:r>
-    </w:p>
-    <w:p>
-      <w:pPr>
-        <w:pStyle w:val="TextBody"/>
-        <w:rPr>
-          <w:u w:val="single"/>
-        </w:rPr>
-      </w:pPr>
-      <w:r>
-        <w:rPr/>
-        <w:t xml:space="preserve">   </w:t>
-      </w:r>
-      <w:r>
-        <w:rPr/>
-        <w:t>printf("Contents of file are:\n");</w:t>
-      </w:r>
-    </w:p>
-    <w:p>
-      <w:pPr>
-        <w:pStyle w:val="TextBody"/>
-        <w:rPr>
-          <w:u w:val="single"/>
-        </w:rPr>
-      </w:pPr>
-      <w:r>
-        <w:rPr>
-          <w:u w:val="single"/>
-        </w:rPr>
-      </w:r>
-    </w:p>
-    <w:p>
-      <w:pPr>
-        <w:pStyle w:val="TextBody"/>
-        <w:rPr>
-          <w:u w:val="single"/>
-        </w:rPr>
-      </w:pPr>
-      <w:r>
-        <w:rPr/>
-        <w:t xml:space="preserve">   </w:t>
-      </w:r>
-      <w:r>
-        <w:rPr/>
-        <w:t>/* Make sure to reset file pointer for read op */</w:t>
-      </w:r>
-    </w:p>
-    <w:p>
-      <w:pPr>
-        <w:pStyle w:val="TextBody"/>
-        <w:rPr>
-          <w:u w:val="single"/>
-        </w:rPr>
-      </w:pPr>
-      <w:r>
-        <w:rPr/>
-        <w:t xml:space="preserve">   </w:t>
-      </w:r>
-      <w:r>
-        <w:rPr/>
-        <w:t>lseek(fd, 0, SEEK_SET);</w:t>
-      </w:r>
-    </w:p>
-    <w:p>
-      <w:pPr>
-        <w:pStyle w:val="TextBody"/>
-        <w:rPr>
-          <w:u w:val="single"/>
-        </w:rPr>
-      </w:pPr>
-      <w:r>
-        <w:rPr>
-          <w:u w:val="single"/>
-        </w:rPr>
-      </w:r>
-    </w:p>
-    <w:p>
-      <w:pPr>
-        <w:pStyle w:val="TextBody"/>
-        <w:rPr>
-          <w:u w:val="single"/>
-        </w:rPr>
-      </w:pPr>
-      <w:r>
-        <w:rPr/>
-        <w:t xml:space="preserve">   </w:t>
-      </w:r>
-      <w:r>
-        <w:rPr/>
-        <w:t>bufin = malloc(sizeof(char) * IN_MAX);</w:t>
-      </w:r>
-    </w:p>
-    <w:p>
-      <w:pPr>
-        <w:pStyle w:val="TextBody"/>
-        <w:rPr>
-          <w:u w:val="single"/>
-        </w:rPr>
-      </w:pPr>
-      <w:r>
-        <w:rPr/>
-        <w:t xml:space="preserve">   </w:t>
-      </w:r>
-      <w:r>
-        <w:rPr/>
-        <w:t>if (bufin == NULL)</w:t>
-      </w:r>
-    </w:p>
-    <w:p>
-      <w:pPr>
-        <w:pStyle w:val="TextBody"/>
-        <w:rPr>
-          <w:u w:val="single"/>
-        </w:rPr>
-      </w:pPr>
-      <w:r>
-        <w:rPr/>
-        <w:t xml:space="preserve">   </w:t>
-      </w:r>
-      <w:r>
-        <w:rPr/>
-        <w:t>{</w:t>
-      </w:r>
-    </w:p>
-    <w:p>
-      <w:pPr>
-        <w:pStyle w:val="TextBody"/>
-        <w:rPr>
-          <w:u w:val="single"/>
-        </w:rPr>
-      </w:pPr>
-      <w:r>
-        <w:rPr/>
-        <w:t xml:space="preserve">   </w:t>
-      </w:r>
-      <w:r>
-        <w:rPr/>
-        <w:t>/* Read data from file and send it to stdout */</w:t>
-      </w:r>
-    </w:p>
-    <w:p>
-      <w:pPr>
-        <w:pStyle w:val="TextBody"/>
-        <w:rPr>
-          <w:u w:val="single"/>
-        </w:rPr>
-      </w:pPr>
-      <w:r>
-        <w:rPr/>
-        <w:t xml:space="preserve">   </w:t>
-      </w:r>
-      <w:r>
-        <w:rPr/>
-        <w:t>while ((nbytes_r = read(fd, bufin, IN_MAX)) &gt; 0)</w:t>
-      </w:r>
-    </w:p>
-    <w:p>
-      <w:pPr>
-        <w:pStyle w:val="TextBody"/>
-        <w:rPr>
-          <w:u w:val="single"/>
-        </w:rPr>
-      </w:pPr>
-      <w:r>
-        <w:rPr/>
-        <w:t xml:space="preserve">   </w:t>
-      </w:r>
-      <w:r>
-        <w:rPr/>
-        <w:t>{</w:t>
-      </w:r>
-    </w:p>
-    <w:p>
-      <w:pPr>
-        <w:pStyle w:val="TextBody"/>
-        <w:rPr>
-          <w:u w:val="single"/>
-        </w:rPr>
-      </w:pPr>
-      <w:r>
-        <w:rPr/>
-        <w:t xml:space="preserve">      </w:t>
-      </w:r>
-      <w:r>
-        <w:rPr/>
-        <w:t>if (write(STDOUT_FILENO, bufin, nbytes_r) != nbytes_r)</w:t>
-      </w:r>
-    </w:p>
-    <w:p>
-      <w:pPr>
-        <w:pStyle w:val="TextBody"/>
-        <w:rPr>
-          <w:u w:val="single"/>
-        </w:rPr>
-      </w:pPr>
-      <w:r>
-        <w:rPr/>
-        <w:t xml:space="preserve">      </w:t>
-      </w:r>
-      <w:r>
-        <w:rPr/>
-        <w:t>{</w:t>
-      </w:r>
-    </w:p>
-    <w:p>
-      <w:pPr>
-        <w:pStyle w:val="TextBody"/>
-        <w:rPr>
-          <w:u w:val="single"/>
-        </w:rPr>
-      </w:pPr>
-      <w:r>
-        <w:rPr/>
-        <w:t xml:space="preserve">         </w:t>
-      </w:r>
-      <w:r>
-        <w:rPr/>
-        <w:t>fprintf(stderr, "Failure - Partial write: %s\n", strerror(errno));</w:t>
-      </w:r>
-    </w:p>
-    <w:p>
-      <w:pPr>
-        <w:pStyle w:val="TextBody"/>
-        <w:rPr>
-          <w:u w:val="single"/>
-        </w:rPr>
-      </w:pPr>
-      <w:r>
-        <w:rPr/>
-        <w:t xml:space="preserve">         </w:t>
-      </w:r>
-      <w:r>
-        <w:rPr/>
-        <w:t>fprintf(stderr, "File: %s, Function: %s, Line: %d\n", __FILE__, __FUNCTION__, __LINE__);</w:t>
-      </w:r>
-    </w:p>
-    <w:p>
-      <w:pPr>
-        <w:pStyle w:val="TextBody"/>
-        <w:rPr>
-          <w:u w:val="single"/>
-        </w:rPr>
-      </w:pPr>
-      <w:r>
-        <w:rPr/>
-        <w:t xml:space="preserve">         </w:t>
-      </w:r>
-      <w:r>
-        <w:rPr/>
-        <w:t>exit(EXIT_FAILURE);</w:t>
-      </w:r>
-    </w:p>
-    <w:p>
-      <w:pPr>
-        <w:pStyle w:val="TextBody"/>
-        <w:rPr>
-          <w:u w:val="single"/>
-        </w:rPr>
-      </w:pPr>
-      <w:r>
-        <w:rPr/>
-        <w:t xml:space="preserve">      </w:t>
-      </w:r>
-      <w:r>
-        <w:rPr/>
-        <w:t>}</w:t>
-      </w:r>
-    </w:p>
-    <w:p>
-      <w:pPr>
-        <w:pStyle w:val="TextBody"/>
-        <w:rPr>
-          <w:u w:val="single"/>
-        </w:rPr>
-      </w:pPr>
-      <w:r>
-        <w:rPr/>
-        <w:t xml:space="preserve">   </w:t>
-      </w:r>
-      <w:r>
-        <w:rPr/>
-        <w:t>}</w:t>
-      </w:r>
-    </w:p>
-    <w:p>
-      <w:pPr>
-        <w:pStyle w:val="TextBody"/>
-        <w:rPr>
-          <w:u w:val="single"/>
-        </w:rPr>
-      </w:pPr>
-      <w:r>
-        <w:rPr>
-          <w:u w:val="single"/>
-        </w:rPr>
-      </w:r>
-    </w:p>
-    <w:p>
-      <w:pPr>
-        <w:pStyle w:val="TextBody"/>
-        <w:rPr>
-          <w:u w:val="single"/>
-        </w:rPr>
-      </w:pPr>
-      <w:r>
-        <w:rPr/>
-        <w:t xml:space="preserve">   </w:t>
-      </w:r>
-      <w:r>
-        <w:rPr/>
-        <w:t>if (-1 == nbytes_r)</w:t>
-      </w:r>
-    </w:p>
-    <w:p>
-      <w:pPr>
-        <w:pStyle w:val="TextBody"/>
-        <w:rPr>
-          <w:u w:val="single"/>
-        </w:rPr>
-      </w:pPr>
-      <w:r>
-        <w:rPr/>
-        <w:t xml:space="preserve">   </w:t>
-      </w:r>
-      <w:r>
-        <w:rPr/>
-        <w:t>{</w:t>
-      </w:r>
-    </w:p>
-    <w:p>
-      <w:pPr>
-        <w:pStyle w:val="TextBody"/>
-        <w:rPr>
-          <w:u w:val="single"/>
-        </w:rPr>
-      </w:pPr>
-      <w:r>
-        <w:rPr/>
-        <w:t xml:space="preserve">      </w:t>
-      </w:r>
-      <w:r>
-        <w:rPr/>
-        <w:t>fprintf(stderr, "Failed to read data from file: %s\n", strerror(errno));</w:t>
-      </w:r>
-    </w:p>
-    <w:p>
-      <w:pPr>
-        <w:pStyle w:val="TextBody"/>
-        <w:rPr>
-          <w:u w:val="single"/>
-        </w:rPr>
-      </w:pPr>
-      <w:r>
-        <w:rPr/>
-        <w:t xml:space="preserve">      </w:t>
-      </w:r>
-      <w:r>
-        <w:rPr/>
-        <w:t>exit(EXIT_FAILURE);</w:t>
-      </w:r>
-    </w:p>
-    <w:p>
-      <w:pPr>
-        <w:pStyle w:val="TextBody"/>
-        <w:rPr>
-          <w:u w:val="single"/>
-        </w:rPr>
-      </w:pPr>
-      <w:r>
-        <w:rPr/>
-        <w:t xml:space="preserve">   </w:t>
-      </w:r>
-      <w:r>
-        <w:rPr/>
-        <w:t>}</w:t>
-      </w:r>
-    </w:p>
-    <w:p>
-      <w:pPr>
-        <w:pStyle w:val="TextBody"/>
-        <w:rPr>
-          <w:u w:val="single"/>
-        </w:rPr>
-      </w:pPr>
-      <w:r>
-        <w:rPr>
-          <w:u w:val="single"/>
-        </w:rPr>
-      </w:r>
-    </w:p>
-    <w:p>
-      <w:pPr>
-        <w:pStyle w:val="TextBody"/>
-        <w:rPr>
-          <w:u w:val="single"/>
-        </w:rPr>
-      </w:pPr>
-      <w:r>
-        <w:rPr/>
-        <w:t xml:space="preserve">   </w:t>
-      </w:r>
-      <w:r>
-        <w:rPr/>
-        <w:t>if (-1 == close(fd))</w:t>
-      </w:r>
-    </w:p>
-    <w:p>
-      <w:pPr>
-        <w:pStyle w:val="TextBody"/>
-        <w:rPr>
-          <w:u w:val="single"/>
-        </w:rPr>
-      </w:pPr>
-      <w:r>
-        <w:rPr/>
-        <w:t xml:space="preserve">   </w:t>
-      </w:r>
-      <w:r>
-        <w:rPr/>
-        <w:t>{</w:t>
-      </w:r>
-    </w:p>
-    <w:p>
-      <w:pPr>
-        <w:pStyle w:val="TextBody"/>
-        <w:rPr>
-          <w:u w:val="single"/>
-        </w:rPr>
-      </w:pPr>
-      <w:r>
-        <w:rPr/>
-        <w:t xml:space="preserve">      </w:t>
-      </w:r>
-      <w:r>
-        <w:rPr/>
-        <w:t>perror("close()");</w:t>
-      </w:r>
-    </w:p>
-    <w:p>
-      <w:pPr>
-        <w:pStyle w:val="TextBody"/>
-        <w:rPr>
-          <w:u w:val="single"/>
-        </w:rPr>
-      </w:pPr>
-      <w:r>
-        <w:rPr/>
-        <w:t xml:space="preserve">      </w:t>
-      </w:r>
-      <w:r>
-        <w:rPr/>
-        <w:t>exit(EXIT_FAILURE);</w:t>
-      </w:r>
-    </w:p>
-    <w:p>
-      <w:pPr>
-        <w:pStyle w:val="TextBody"/>
-        <w:rPr>
-          <w:u w:val="single"/>
-        </w:rPr>
-      </w:pPr>
-      <w:r>
-        <w:rPr/>
-        <w:t xml:space="preserve">   </w:t>
-      </w:r>
-      <w:r>
-        <w:rPr/>
-        <w:t>}</w:t>
-      </w:r>
-    </w:p>
-    <w:p>
-      <w:pPr>
-        <w:pStyle w:val="TextBody"/>
-        <w:rPr>
-          <w:u w:val="single"/>
-        </w:rPr>
-      </w:pPr>
-      <w:r>
-        <w:rPr>
-          <w:u w:val="single"/>
-        </w:rPr>
-      </w:r>
-    </w:p>
-    <w:p>
-      <w:pPr>
-        <w:pStyle w:val="TextBody"/>
-        <w:rPr>
-          <w:u w:val="single"/>
-        </w:rPr>
-      </w:pPr>
-      <w:r>
-        <w:rPr/>
-        <w:t xml:space="preserve">   </w:t>
-      </w:r>
-      <w:r>
-        <w:rPr/>
-        <w:t>return EXIT_SUCCESS;</w:t>
-      </w:r>
-    </w:p>
-    <w:p>
-      <w:pPr>
-        <w:pStyle w:val="TextBody"/>
-        <w:rPr>
-          <w:u w:val="single"/>
-        </w:rPr>
-      </w:pPr>
-      <w:r>
-        <w:rPr/>
-        <w:t>}</w:t>
-      </w:r>
-    </w:p>
-    <w:p>
-      <w:pPr>
-        <w:pStyle w:val="TextBody"/>
-        <w:rPr>
-          <w:u w:val="single"/>
-        </w:rPr>
-      </w:pPr>
-      <w:r>
-        <w:rPr>
-          <w:u w:val="single"/>
-        </w:rPr>
-      </w:r>
-    </w:p>
-    <w:p>
-      <w:pPr>
-        <w:pStyle w:val="TextBody"/>
-        <w:rPr>
-          <w:u w:val="single"/>
-        </w:rPr>
-      </w:pPr>
-      <w:r>
-        <w:rPr/>
-        <w:t xml:space="preserve">Now, this looks very scary, but I promise it’s not that bad. I recommend that you copy and paste this into vim or an IDE of your choosing because you will be able to see it all at once much easier. I won’t go into detail about all the pointer stuff – you should hopefully be able to follow along with that. The main parts that I want to touch on are the calls to open(), read(), and write(). First, with open(), we create a file called tempfile and return a file descriptor. The option flags are set such that a new file will be created if it does not exist (O_CREAT) and upon creation, it will have read/write permissions (O_RDWR). The O_TRUNC option makes it so that on open, the file is cleared, which is what I happen to want for this program. I also pass it the value 666, which is not the mark of the beast, but rather the file permissions rw-rw-rw on Linux. This value may change when you run this due to your umask, so you may need to manually set the permissions with chmod. Anyways, for writing to the file, we call write(), but we put it in a while loop. This is so that the function will re-run if it only writes partial data, and not the whole contents of bufout. This same methodology applies to read() as well. We continuously call read() while it returns &gt; 0. This is again, because read() returns the number of bytes read and we want it to stop when it reads no bytes (0 is returned if read() encounters EOF).  </w:t>
-      </w:r>
-    </w:p>
-    <w:p>
-      <w:pPr>
-        <w:pStyle w:val="TextBody"/>
-        <w:rPr>
-          <w:u w:val="single"/>
-        </w:rPr>
-      </w:pPr>
-      <w:r>
-        <w:rPr>
-          <w:u w:val="single"/>
-        </w:rPr>
-      </w:r>
-    </w:p>
-    <w:p>
-      <w:pPr>
-        <w:pStyle w:val="TextBody"/>
-        <w:rPr>
-          <w:u w:val="single"/>
-        </w:rPr>
-      </w:pPr>
-      <w:r>
-        <w:rPr>
-          <w:u w:val="single"/>
-        </w:rPr>
-        <w:t>mmap and munmap:</w:t>
-      </w:r>
-      <w:r>
-        <w:rPr/>
-        <w:t xml:space="preserve"> </w:t>
-      </w:r>
-    </w:p>
-    <w:p>
-      <w:pPr>
-        <w:pStyle w:val="TextBody"/>
-        <w:rPr>
-          <w:u w:val="single"/>
-        </w:rPr>
-      </w:pPr>
-      <w:r>
-        <w:rPr/>
-        <w:tab/>
-        <w:tab/>
-        <w:t>void *mmap(void *addr, size_t len, int prot, int flags, int fildes, off_t off)</w:t>
-      </w:r>
-    </w:p>
-    <w:p>
-      <w:pPr>
-        <w:pStyle w:val="TextBody"/>
-        <w:rPr>
-          <w:u w:val="single"/>
-        </w:rPr>
-      </w:pPr>
-      <w:r>
-        <w:rPr/>
-        <w:tab/>
-        <w:tab/>
-        <w:t>int munmap(void *addr, size_t len)</w:t>
-      </w:r>
-    </w:p>
-    <w:p>
-      <w:pPr>
-        <w:pStyle w:val="TextBody"/>
-        <w:rPr>
-          <w:u w:val="single"/>
-        </w:rPr>
-      </w:pPr>
-      <w:r>
-        <w:rPr/>
-        <w:tab/>
-        <w:t xml:space="preserve">The functions mmap() and munmap() are used by malloc(), calloc(), alloca(), and realloc() to map Physical Address Space (PAS) to Virtual Address Space (VAS). The core concept behind mmap() is the mapping of physical memory to shared memory. This process is known as “memory backing”. There are multiple ways in which this can be used. For example, we can create shared memory (shmem), or we can map files and </w:t>
+        <w:t>PROT_READ:</w:t>
+      </w:r>
+      <w:r>
+        <w:rPr/>
+        <w:t xml:space="preserve"> Pages may be read</w:t>
+      </w:r>
+    </w:p>
+    <w:p>
+      <w:pPr>
+        <w:pStyle w:val="TextBody"/>
+        <w:rPr>
+          <w:u w:val="single"/>
+        </w:rPr>
+      </w:pPr>
+      <w:r>
+        <w:rPr/>
+        <w:t xml:space="preserve">- </w:t>
       </w:r>
       <w:r>
         <w:rPr>
           <w:b/>
           <w:bCs/>
         </w:rPr>
-        <w:t xml:space="preserve">typed </w:t>
-      </w:r>
-      <w:r>
-        <w:rPr/>
-        <w:t xml:space="preserve">memory (more on that in my POSIX notes) into our program’s address space. Shared memory, in case you weren’t aware, is just memory that can be accessed from two sources (typically two separate processes). If you are on Linux and you do ls /dev, you’ll likely see a directory called shm or shmem. This directory is a device manager that handles a general-purpose pool of shared memory that can be used by any process. </w:t>
-      </w:r>
-    </w:p>
-    <w:p>
-      <w:pPr>
-        <w:pStyle w:val="TextBody"/>
-        <w:rPr/>
-      </w:pPr>
-      <w:r>
-        <w:rPr/>
-      </w:r>
-    </w:p>
-    <w:p>
-      <w:pPr>
-        <w:pStyle w:val="TextBody"/>
-        <w:rPr>
-          <w:u w:val="single"/>
-        </w:rPr>
-      </w:pPr>
-      <w:r>
-        <w:rPr/>
-        <w:t>The addr parameter specifies the start position of the new mapping. If addr is NULL, then mmap() will still try to create a new mapping, but the start position will depend on where the kernel decides to place it. The kernel will ensure that it is page-aligned, and therefore, setting addr to NULL is the most portable way of using mmap().</w:t>
-      </w:r>
-    </w:p>
-    <w:p>
-      <w:pPr>
-        <w:pStyle w:val="TextBody"/>
-        <w:rPr/>
-      </w:pPr>
-      <w:r>
-        <w:rPr/>
-      </w:r>
-    </w:p>
-    <w:p>
-      <w:pPr>
-        <w:pStyle w:val="TextBody"/>
-        <w:rPr>
-          <w:u w:val="single"/>
-        </w:rPr>
-      </w:pPr>
-      <w:r>
-        <w:rPr/>
-        <w:t xml:space="preserve">The len parameter specifies the size of the mapping in bytes. This length will be relative to the offset parameter, off. </w:t>
-      </w:r>
-    </w:p>
-    <w:p>
-      <w:pPr>
-        <w:pStyle w:val="TextBody"/>
-        <w:rPr/>
-      </w:pPr>
-      <w:r>
-        <w:rPr/>
-      </w:r>
-    </w:p>
-    <w:p>
-      <w:pPr>
-        <w:pStyle w:val="TextBody"/>
-        <w:rPr>
-          <w:u w:val="single"/>
-        </w:rPr>
-      </w:pPr>
-      <w:r>
-        <w:rPr/>
-        <w:t>The prot parameter of mmap() accepts a combination of enums (using logical OR) to specify the mode of operation of the memory that is being mapped. These enum values are as follows:</w:t>
-      </w:r>
-    </w:p>
-    <w:p>
-      <w:pPr>
-        <w:pStyle w:val="TextBody"/>
-        <w:rPr>
-          <w:u w:val="single"/>
-        </w:rPr>
-      </w:pPr>
-      <w:r>
-        <w:rPr/>
-        <w:t>- PROT_EXEC: Pages may be executed</w:t>
-      </w:r>
-    </w:p>
-    <w:p>
-      <w:pPr>
-        <w:pStyle w:val="TextBody"/>
-        <w:rPr>
-          <w:u w:val="single"/>
-        </w:rPr>
-      </w:pPr>
-      <w:r>
-        <w:rPr/>
-        <w:t>- PROT_READ: Pages may be read</w:t>
-      </w:r>
-    </w:p>
-    <w:p>
-      <w:pPr>
-        <w:pStyle w:val="TextBody"/>
-        <w:rPr>
-          <w:u w:val="single"/>
-        </w:rPr>
-      </w:pPr>
-      <w:r>
-        <w:rPr/>
-        <w:t>- PROT_WRITE: Pages may be written</w:t>
-      </w:r>
-    </w:p>
-    <w:p>
-      <w:pPr>
-        <w:pStyle w:val="TextBody"/>
-        <w:rPr>
-          <w:u w:val="single"/>
-        </w:rPr>
-      </w:pPr>
-      <w:r>
-        <w:rPr/>
-        <w:t>- PROT_NONE: Pages may not be accessed</w:t>
-      </w:r>
-    </w:p>
-    <w:p>
-      <w:pPr>
-        <w:pStyle w:val="TextBody"/>
-        <w:rPr/>
-      </w:pPr>
-      <w:r>
-        <w:rPr/>
-      </w:r>
-    </w:p>
-    <w:p>
-      <w:pPr>
-        <w:pStyle w:val="TextBody"/>
-        <w:rPr>
-          <w:u w:val="single"/>
-        </w:rPr>
-      </w:pPr>
-      <w:r>
-        <w:rPr/>
-        <w:t>The flags parameter determines how other processes may communicate with the memory. It can be any of the following enums:</w:t>
-      </w:r>
-    </w:p>
-    <w:p>
-      <w:pPr>
-        <w:pStyle w:val="TextBody"/>
-        <w:rPr>
-          <w:u w:val="single"/>
-        </w:rPr>
-      </w:pPr>
-      <w:r>
-        <w:rPr/>
-        <w:t>- MAP_SHARED: Create shared memory. Other processes are able to access the memory, but still have to comply with the protection rules specified in the prot parameter.</w:t>
-      </w:r>
-    </w:p>
-    <w:p>
-      <w:pPr>
-        <w:pStyle w:val="TextBody"/>
-        <w:rPr>
-          <w:u w:val="single"/>
-        </w:rPr>
-      </w:pPr>
-      <w:r>
-        <w:rPr/>
-        <w:t>- MAP_SHARED_VALIDATE: MAP_SHARED ignores unknown arguments in flags, but MAP_SHARED_VALIDATE tells the kernel to parse these. If it finds one that is unsupported, mmap returns EOPNOTSUPP.</w:t>
-      </w:r>
-    </w:p>
-    <w:p>
-      <w:pPr>
-        <w:pStyle w:val="TextBody"/>
-        <w:rPr>
-          <w:u w:val="single"/>
-        </w:rPr>
-      </w:pPr>
-      <w:r>
-        <w:rPr/>
-        <w:t>- MAP_PRIVATE: Create a private copy-on-write (COW) mapping. This means that the mapping will not be accessible by other processes and that pages will only get backed at the time that the program attempts to write to them.</w:t>
-      </w:r>
-    </w:p>
-    <w:p>
-      <w:pPr>
-        <w:pStyle w:val="TextBody"/>
-        <w:rPr>
-          <w:u w:val="single"/>
-        </w:rPr>
-      </w:pPr>
-      <w:r>
-        <w:rPr/>
-        <w:t>- MAP_32BIT: Put the mapping in the first 2GB of the process’ address space. This is only supported on x86_64.</w:t>
-      </w:r>
-    </w:p>
-    <w:p>
-      <w:pPr>
-        <w:pStyle w:val="TextBody"/>
-        <w:rPr>
-          <w:u w:val="single"/>
-        </w:rPr>
-      </w:pPr>
-      <w:r>
-        <w:rPr/>
-        <w:t>- MAP_ANON/MAP_ANONYMOUS: Similar to MAP_PRIVATE but the contents of the mapping are initialized to 0 and the filedes parameter is ignored. This is not POSIX compliant but is commonly used.</w:t>
-      </w:r>
-    </w:p>
-    <w:p>
-      <w:pPr>
-        <w:pStyle w:val="TextBody"/>
-        <w:rPr>
-          <w:u w:val="single"/>
-        </w:rPr>
-      </w:pPr>
-      <w:r>
-        <w:rPr/>
-        <w:t>...</w:t>
-      </w:r>
-    </w:p>
-    <w:p>
-      <w:pPr>
-        <w:pStyle w:val="TextBody"/>
-        <w:rPr>
-          <w:u w:val="single"/>
-        </w:rPr>
-      </w:pPr>
-      <w:r>
-        <w:rPr/>
-        <w:t>There are a ton more flags that are available, but they are all quite technical, so I won’t cover them here. Please refer to the man page for a more detailed explanation.</w:t>
+        <w:t>PROT_WRITE:</w:t>
+      </w:r>
+      <w:r>
+        <w:rPr/>
+        <w:t xml:space="preserve"> Pages may be written</w:t>
+      </w:r>
+    </w:p>
+    <w:p>
+      <w:pPr>
+        <w:pStyle w:val="TextBody"/>
+        <w:rPr>
+          <w:u w:val="single"/>
+        </w:rPr>
+      </w:pPr>
+      <w:r>
+        <w:rPr/>
+        <w:t xml:space="preserve">- </w:t>
+      </w:r>
+      <w:r>
+        <w:rPr>
+          <w:b/>
+          <w:bCs/>
+        </w:rPr>
+        <w:t>PROT_NONE:</w:t>
+      </w:r>
+      <w:r>
+        <w:rPr/>
+        <w:t xml:space="preserve"> Pages may not be accessed</w:t>
+      </w:r>
+    </w:p>
+    <w:p>
+      <w:pPr>
+        <w:pStyle w:val="TextBody"/>
+        <w:rPr/>
+      </w:pPr>
+      <w:r>
+        <w:rPr/>
+      </w:r>
+    </w:p>
+    <w:p>
+      <w:pPr>
+        <w:pStyle w:val="TextBody"/>
+        <w:rPr>
+          <w:u w:val="single"/>
+        </w:rPr>
+      </w:pPr>
+      <w:r>
+        <w:rPr/>
+        <w:t>The flags parameter determines how other processes may communicate with the memory. POSIX defines the following enums (although there may be many more depending on the implementation of libc on your system):</w:t>
+      </w:r>
+    </w:p>
+    <w:p>
+      <w:pPr>
+        <w:pStyle w:val="TextBody"/>
+        <w:rPr>
+          <w:u w:val="single"/>
+        </w:rPr>
+      </w:pPr>
+      <w:r>
+        <w:rPr/>
+        <w:t xml:space="preserve">- </w:t>
+      </w:r>
+      <w:r>
+        <w:rPr>
+          <w:b/>
+          <w:bCs/>
+        </w:rPr>
+        <w:t>MAP_SHARED:</w:t>
+      </w:r>
+      <w:r>
+        <w:rPr/>
+        <w:t xml:space="preserve"> Create shared memory. Other processes are able to access the memory, but still have to comply with the protection rules specified in the prot parameter.</w:t>
+      </w:r>
+      <w:r>
+        <w:rPr>
+          <w:u w:val="none"/>
+        </w:rPr>
+        <w:t xml:space="preserve"> </w:t>
+      </w:r>
+    </w:p>
+    <w:p>
+      <w:pPr>
+        <w:pStyle w:val="TextBody"/>
+        <w:rPr>
+          <w:u w:val="none"/>
+        </w:rPr>
+      </w:pPr>
+      <w:r>
+        <w:rPr>
+          <w:u w:val="none"/>
+        </w:rPr>
+        <w:t xml:space="preserve">- </w:t>
+      </w:r>
+      <w:r>
+        <w:rPr>
+          <w:b/>
+          <w:bCs/>
+          <w:u w:val="none"/>
+        </w:rPr>
+        <w:t>MAP_PRIVATE:</w:t>
+      </w:r>
+      <w:r>
+        <w:rPr>
+          <w:u w:val="none"/>
+        </w:rPr>
+        <w:t xml:space="preserve"> Create a private Copy on Write (COW) mapping. Multiple processes are able to access and modify this memory, but the changes are not synchronized to disk, meaning that it acts as if only the parent process is able to access this memory.</w:t>
+      </w:r>
+    </w:p>
+    <w:p>
+      <w:pPr>
+        <w:pStyle w:val="TextBody"/>
+        <w:rPr>
+          <w:u w:val="none"/>
+        </w:rPr>
+      </w:pPr>
+      <w:r>
+        <w:rPr>
+          <w:u w:val="none"/>
+        </w:rPr>
+        <w:t xml:space="preserve">- </w:t>
+      </w:r>
+      <w:r>
+        <w:rPr>
+          <w:b/>
+          <w:bCs/>
+          <w:u w:val="none"/>
+        </w:rPr>
+        <w:t>MAP_FIXED:</w:t>
+      </w:r>
+      <w:r>
+        <w:rPr>
+          <w:u w:val="none"/>
+        </w:rPr>
+        <w:t xml:space="preserve"> It is implementation defined whether or not MAP_FIXED is supported. POSIX defines it, but that doesn’t necessarily mean that it is enforced. It must be defined on XSI-conformant systems. This flag must be used if the addr parameter is not set to NULL. </w:t>
       </w:r>
     </w:p>
     <w:p>
@@ -29010,26 +29209,32 @@
         <w:rPr/>
         <w:t xml:space="preserve">The filedes parameter stands for file descriptor. Passing in a file descriptor will link it to the memory being mapped by mmap(). The easiest way to do this is by using the open() system call, which returns a file descriptor. </w:t>
       </w:r>
-    </w:p>
-    <w:p>
-      <w:pPr>
-        <w:pStyle w:val="TextBody"/>
-        <w:rPr/>
-      </w:pPr>
-      <w:r>
-        <w:rPr/>
-      </w:r>
-    </w:p>
-    <w:p>
-      <w:pPr>
-        <w:pStyle w:val="TextBody"/>
-        <w:rPr>
-          <w:u w:val="single"/>
-        </w:rPr>
-      </w:pPr>
-      <w:r>
-        <w:rPr/>
-        <w:t>The offset parameter, called off, specifies the starting location of the mapping relative to addr. The offset must be a multiple of the system page-size which can be returned using the sysconf system call with the argument _SC_PAGE_SIZE eg. sysconf(_SC_PAGE_SIZE). Page size on modern 64-bit processors is usually 4096 bytes.</w:t>
+      <w:r>
+        <w:rPr>
+          <w:u w:val="none"/>
+        </w:rPr>
+        <w:t>Setting the fildes parameter to -1 will create an anonymous mapping, simply meaning that the mapping should not be associated with a file.</w:t>
+      </w:r>
+    </w:p>
+    <w:p>
+      <w:pPr>
+        <w:pStyle w:val="TextBody"/>
+        <w:rPr/>
+      </w:pPr>
+      <w:r>
+        <w:rPr/>
+      </w:r>
+    </w:p>
+    <w:p>
+      <w:pPr>
+        <w:pStyle w:val="TextBody"/>
+        <w:rPr>
+          <w:u w:val="single"/>
+        </w:rPr>
+      </w:pPr>
+      <w:r>
+        <w:rPr/>
+        <w:t>The offset parameter, called off, specifies the starting location of the mapping relative to addr. The offset must be a multiple of the system page size.</w:t>
       </w:r>
     </w:p>
     <w:p>
@@ -29106,7 +29311,7 @@
       <w:r>
         <w:rPr/>
         <w:tab/>
-        <w:t>static int fd_zero = -1; /* Initialize to -1 since some systems expect it to be -1 */</w:t>
+        <w:t>static int fd_zero = -1; /* Anonymous mapping */</w:t>
       </w:r>
     </w:p>
     <w:p>
@@ -29205,7 +29410,117 @@
       </w:pPr>
       <w:r>
         <w:rPr/>
-        <w:t xml:space="preserve">As you can see, this is very short and sweet for such a useful function. First, we create a static file descriptor called fd_zero. This is just an int that we initialize to -1. Since file descriptors are always &gt; 0, some systems interpret -1 to mean that the fd is not initialized yet. Note that fd_zero is static, meaning that it will exist for the duration of the program. The first time that this version of malloc() is called, fd_zero is created and initialized to -1, but on consecutive runs, malloc() will skip creating it. But let’s say that this is the first time calling malloc() in our program. fd_zero is initialized to -1, and is set to the return value of open() (which returns a file descriptor associated with the path name /dev/zero). We specify that this file descriptor is O_RDWR, meaning that we can read and write to/from it. Next, we call mmap() to map some memory. We give NULL for the address so that the kernel will do that for us, and ensure that it is placed in accordance with the page-size. We specify that it will be PROT_READ and PROT_WRITE, ie. no external processes should be able to read or write to it. MAP_PRIVATE basically prevents external processes from even trying to access it at all, and tells mmap() to make the memory copy-on-write. We give fs_zero as the argument to fildes so that we link fd_zero to the memory that we’re mapping. Finally, we pass 0 in for the offset since we don’t require an offset. A basic if statement checks for a failed mapping with MAP_FAILED, and sets the pointer = NULL if it failed. It then returns the address pointed to by p. </w:t>
+        <w:t>As you can see, this is very short and sweet for such a useful function. First, we create a static file descriptor called fd_zero. This is set to -1 to create an anonymous mapping. File descriptors are always &gt; 0, so -1 falls outside the range of valid file descriptors. Note that fd_zero is static, meaning that it will exist for the duration of the program. The first time that this version of malloc() is called, fd_zero is created and initialized to -1, but on consecutive runs, malloc() will skip creating it. But let’s say that this is the first time calling malloc() in our program. fd_zero is initialized to -1, and is set to the return value of open() (which returns a file descriptor associated with the path name /dev/zero). We specify that this file descriptor is O_RDWR, meaning that we can read and write to/from it. Next, we call mmap() to map some memory. We give NULL for the address so that the kernel will do that for us, and ensure that it is placed in accordance with the page-size. We specify that it will be PROT_READ and PROT_WRITE, ie. no external processes should be able to read or write to it. MAP_PRIVATE basically prevents external processes from even trying to access it at all, and tells mmap() to make the memory copy-on-write. We give fs_zero as the argument to fildes so that we link fd_zero to the memory that we’re mapping. Finally, we pass 0 in for the offset since we don’t require an offset. A basic if statement checks for a failed mapping with MAP_FAILED, and sets the pointer = NULL if it failed. It then returns the address pointed to by p. Note that MAP_FAILED was defined in POSIX.1-2017, and that earlier implementations of mmap() return (void *)-1.</w:t>
+      </w:r>
+    </w:p>
+    <w:p>
+      <w:pPr>
+        <w:pStyle w:val="TextBody"/>
+        <w:rPr>
+          <w:u w:val="single"/>
+        </w:rPr>
+      </w:pPr>
+      <w:r>
+        <w:rPr>
+          <w:u w:val="single"/>
+        </w:rPr>
+      </w:r>
+    </w:p>
+    <w:p>
+      <w:pPr>
+        <w:pStyle w:val="TextBody"/>
+        <w:rPr>
+          <w:u w:val="single"/>
+        </w:rPr>
+      </w:pPr>
+      <w:r>
+        <w:rPr/>
+        <w:tab/>
+        <w:t>Finally, let’s look at mremap(). This function is what gets used by realloc() to reallocate memory. In reality, we are actually just mapping in more physical address pages to virtual ones, or unmapping existing pages depending on whether or not the new size is greater or less than the original size. The flags parameter may either be 0 or one of the following:</w:t>
+      </w:r>
+    </w:p>
+    <w:p>
+      <w:pPr>
+        <w:pStyle w:val="TextBody"/>
+        <w:rPr>
+          <w:u w:val="single"/>
+        </w:rPr>
+      </w:pPr>
+      <w:r>
+        <w:rPr/>
+        <w:t xml:space="preserve">- </w:t>
+      </w:r>
+      <w:r>
+        <w:rPr>
+          <w:b/>
+          <w:bCs/>
+        </w:rPr>
+        <w:t>MREMAP_MAYMOVE:</w:t>
+      </w:r>
+      <w:r>
+        <w:rPr>
+          <w:b w:val="false"/>
+          <w:bCs w:val="false"/>
+        </w:rPr>
+        <w:t xml:space="preserve"> Allows the kernel to move the base address of the mapping if the kernel does not have a sufficient amount of space to expand the memory object at its current mapping.</w:t>
+      </w:r>
+    </w:p>
+    <w:p>
+      <w:pPr>
+        <w:pStyle w:val="TextBody"/>
+        <w:rPr>
+          <w:u w:val="single"/>
+        </w:rPr>
+      </w:pPr>
+      <w:r>
+        <w:rPr>
+          <w:b w:val="false"/>
+          <w:bCs w:val="false"/>
+        </w:rPr>
+        <w:t xml:space="preserve">- </w:t>
+      </w:r>
+      <w:r>
+        <w:rPr>
+          <w:b/>
+          <w:bCs/>
+        </w:rPr>
+        <w:t>MREMAP_FIXED:</w:t>
+      </w:r>
+      <w:r>
+        <w:rPr>
+          <w:b w:val="false"/>
+          <w:bCs w:val="false"/>
+        </w:rPr>
+        <w:t xml:space="preserve"> Similar to MAP_FIXED flag of mmap(), MREMAP_FIXED allows for the use of an additional fifth argument (void *new_address), which specifies a page-aligned address to which the mapping should be moved. In other words, it becomes the new base address of the memory object.</w:t>
+      </w:r>
+    </w:p>
+    <w:p>
+      <w:pPr>
+        <w:pStyle w:val="TextBody"/>
+        <w:rPr>
+          <w:u w:val="single"/>
+        </w:rPr>
+      </w:pPr>
+      <w:r>
+        <w:rPr>
+          <w:b w:val="false"/>
+          <w:bCs w:val="false"/>
+        </w:rPr>
+        <w:t xml:space="preserve">- </w:t>
+      </w:r>
+      <w:r>
+        <w:rPr>
+          <w:b/>
+          <w:bCs/>
+        </w:rPr>
+        <w:t>MREMAP_DONTUNMAP:</w:t>
+      </w:r>
+      <w:r>
+        <w:rPr>
+          <w:b w:val="false"/>
+          <w:bCs w:val="false"/>
+        </w:rPr>
+        <w:t xml:space="preserve"> Used in conjunction with MREMAP_MAYMOVE, remaps a mapping to a new base address but does not unmap the old address. This can only be used with private anonymous mappings</w:t>
       </w:r>
     </w:p>
     <w:p>
@@ -29243,7 +29558,6 @@
       <w:r>
         <w:rPr/>
         <w:tab/>
-        <w:tab/>
         <w:t>int brk(void *addr)</w:t>
       </w:r>
     </w:p>
@@ -29255,7 +29569,6 @@
       <w:r>
         <w:rPr/>
         <w:tab/>
-        <w:tab/>
         <w:t>void *sbrk(intptr_t increment);</w:t>
       </w:r>
     </w:p>
@@ -29266,8 +29579,17 @@
       </w:pPr>
       <w:r>
         <w:rPr/>
-        <w:tab/>
-        <w:t>Similar to mmap, brk (pronounced break) and sbrk change the location of the program break (the process’ data segment). By moving the location of the break up or down in the stack, we effectively allocate or deallocate memory. Increasing the location of the break has the effect of allocating memory, and decreasing it has the effect of deallocating memory. brk() is the function which sets the program break to the address specified in the addr parameter. sbrk() on the other hand, increments the program’s data space by the number of bytes specified in the increment parameter. This can be a negative value which will subtract from the current value. Since sbrk() returns the new address of the break on success, giving it 0 as the argument for increment has the effect of returning the current break address e.g. void *curr_brk = sbrk(0); brk() returns 0 on success. Both functions return -1 on failure and set errno to ENOMEM.</w:t>
+      </w:r>
+    </w:p>
+    <w:p>
+      <w:pPr>
+        <w:pStyle w:val="TextBody"/>
+        <w:rPr/>
+      </w:pPr>
+      <w:r>
+        <w:rPr/>
+        <w:tab/>
+        <w:t>Similar to mmap(), brk (pronounced break) and sbrk change the location of the program break (the process’ .data segment). By moving the location of the break up or down in the stack, we effectively allocate or deallocate memory. Increasing the location of the break has the effect of allocating memory, and decreasing it has the effect of deallocating memory. brk() is the function which sets the program break to the address specified in the addr parameter. sbrk() on the other hand, increments the program’s data space by the number of bytes specified in the increment parameter. This can be a negative value which will subtract from the current value. Since sbrk() returns the new address of the break on success, giving it 0 as the argument for increment has the effect of returning the current break address e.g. void *curr_brk = sbrk(0); brk() returns 0 on success. Both functions return -1 on failure and set errno to ENOMEM.</w:t>
       </w:r>
     </w:p>
     <w:p>
@@ -29611,19 +29933,19 @@
       </w:pPr>
       <w:r>
         <w:rPr/>
-        <w:t>#define MAXLINE     4096</w:t>
-      </w:r>
-    </w:p>
-    <w:p>
-      <w:pPr>
-        <w:pStyle w:val="TextBody"/>
-        <w:rPr>
-          <w:u w:val="single"/>
-        </w:rPr>
-      </w:pPr>
-      <w:r>
-        <w:rPr/>
-        <w:t>#define SA          struct sockaddr</w:t>
+        <w:t>#define MAXLINE 4096</w:t>
+      </w:r>
+    </w:p>
+    <w:p>
+      <w:pPr>
+        <w:pStyle w:val="TextBody"/>
+        <w:rPr>
+          <w:u w:val="single"/>
+        </w:rPr>
+      </w:pPr>
+      <w:r>
+        <w:rPr/>
+        <w:t>#define SA struct sockaddr</w:t>
       </w:r>
     </w:p>
     <w:p>
@@ -30768,6 +31090,7 @@
       </w:pPr>
       <w:r>
         <w:rPr/>
+        <w:tab/>
         <w:t>Now again, this looks super scary in Microsoft Word because I haven’t changed the font size, but in an editor, this is much more manageable. We define a few macros at the top, most notably SERVER_PORT which is set to 80. 80 is the standard port number for http, and we will be trying to scrape the contents of the root folder of whichever website we request with this protocol. Next, we declare a basic function called err_n_die which simply takes in a format string in a printf()-like manner followed by the arguments for any format specifiers in the format string. The function will print out the error message that we pass and the result of errno if it was set, then exit with -1. In main() we first check if the argument count is set correctly, and if not print a usage string. In the next if statement, we create a file descriptor (which remember, is just an int) which is returned from invoking the socket() function. We pass in AF_INET to specify that the socket will be communicating over the internet. If we wanted to make a Unix-Domain Socket instead, we’d use AF_UNIX here. The other parameter is set to SOCK_STREAM, which makes it a TCP/IP socket rather than a UDP socket. In order to make it a UDP socket, you’d pass in SOCK_DGRAM. The final parameter is the protocol number. 0 means use the default protocol. The bzero() function initializes the servaddr struct to 0 (which is sort of unecessary in my opinion since we could’ve initialized it to 0 with an initializer list, but I digress). The sin_family member just matches what we passed to socket(). sin_port takes in our port number, 80, but this first must be translated from a host byte to network byte order. This essentially will just convert 80 to the correct endianness for us. Next, we call inet_pton and pass in the ip address string that the user entered from the command line. This gets put into the sin_addr member of the servaddr struct as an aray of bytes. Next, we attempt to connect to the actual server using the struct we setup and the socket (file descriptor) that we’ve established. Next, we construct a string to send to the server. This string is an HTTP GET request. We request the root of the webpage that we would like with the ‘/’ character, and we specify that it’s over HTTP v1.1. We write these bytes into the file descriptor and then we memset our receive buffer to 0. Finally, we read each incoming byte into our recieve buffer and print them.</w:t>
       </w:r>
     </w:p>
@@ -31018,29 +31341,57 @@
       <w:r>
         <w:rPr>
           <w:rStyle w:val="SourceText"/>
-          <w:rFonts w:eastAsia="Calibri"/>
-        </w:rPr>
-        <w:t xml:space="preserve">-O0: </w:t>
-      </w:r>
-      <w:r>
-        <w:rPr/>
-        <w:t xml:space="preserve">No optimization (the default); generates unoptimized code but has the fastest compilation time. Note that many other compilers do substantial optimization even if ‘no optimization’ is specified. With gcc, it is very unusual to use </w:t>
+          <w:rFonts w:eastAsia="Calibri" w:cs="Noto Kufi Arabic"/>
+          <w:color w:val="auto"/>
+          <w:kern w:val="0"/>
+          <w:sz w:val="22"/>
+          <w:szCs w:val="22"/>
+          <w:lang w:val="en-CA" w:eastAsia="en-US" w:bidi="ar-SA"/>
+        </w:rPr>
+        <w:t>-O0:</w:t>
       </w:r>
       <w:r>
         <w:rPr>
           <w:rStyle w:val="SourceText"/>
           <w:rFonts w:eastAsia="Calibri"/>
         </w:rPr>
-        <w:t xml:space="preserve">-O0 </w:t>
-      </w:r>
-      <w:r>
-        <w:rPr/>
-        <w:t xml:space="preserve">for production if execution time is of any concern, since </w:t>
+        <w:t xml:space="preserve"> </w:t>
+      </w:r>
+      <w:r>
+        <w:rPr/>
+        <w:t>No optimization (the default); generates unoptimized code but has the fastest compilation time. Note that many other compilers do substantial optimization even if ‘no optimizati</w:t>
       </w:r>
       <w:r>
         <w:rPr>
           <w:rStyle w:val="SourceText"/>
           <w:rFonts w:eastAsia="Calibri"/>
+          <w:color w:val="auto"/>
+          <w:kern w:val="0"/>
+          <w:sz w:val="22"/>
+          <w:szCs w:val="22"/>
+          <w:lang w:val="en-CA" w:eastAsia="en-US" w:bidi="ar-SA"/>
+        </w:rPr>
+        <w:t>on</w:t>
+      </w:r>
+      <w:r>
+        <w:rPr/>
+        <w:t xml:space="preserve">’ is specified. With gcc, it is very unusual to use </w:t>
+      </w:r>
+      <w:r>
+        <w:rPr>
+          <w:rStyle w:val="SourceText"/>
+          <w:rFonts w:eastAsia="Calibri"/>
+        </w:rPr>
+        <w:t xml:space="preserve">-O0 </w:t>
+      </w:r>
+      <w:r>
+        <w:rPr/>
+        <w:t xml:space="preserve">for production if execution time is of any concern, since </w:t>
+      </w:r>
+      <w:r>
+        <w:rPr>
+          <w:rStyle w:val="SourceText"/>
+          <w:rFonts w:eastAsia="Calibri"/>
         </w:rPr>
         <w:t xml:space="preserve">-O0 </w:t>
       </w:r>
@@ -31074,6 +31425,11 @@
         <w:rPr>
           <w:rStyle w:val="SourceText"/>
           <w:rFonts w:eastAsia="Calibri"/>
+          <w:color w:val="auto"/>
+          <w:kern w:val="0"/>
+          <w:sz w:val="22"/>
+          <w:szCs w:val="22"/>
+          <w:lang w:val="en-CA" w:eastAsia="en-US" w:bidi="ar-SA"/>
         </w:rPr>
         <w:t xml:space="preserve">-O1: </w:t>
       </w:r>
@@ -31100,13 +31456,18 @@
       <w:r>
         <w:rPr>
           <w:rStyle w:val="SourceText"/>
-          <w:rFonts w:eastAsia="Calibri"/>
+          <w:rFonts w:eastAsia="Calibri" w:cs="Noto Kufi Arabic"/>
+          <w:color w:val="auto"/>
+          <w:kern w:val="0"/>
+          <w:sz w:val="22"/>
+          <w:szCs w:val="22"/>
+          <w:lang w:val="en-CA" w:eastAsia="en-US" w:bidi="ar-SA"/>
         </w:rPr>
         <w:t xml:space="preserve">-O2: </w:t>
       </w:r>
       <w:r>
         <w:rPr/>
-        <w:t>Full optimization; generates highly optimized code and has the slowest compilation time.</w:t>
+        <w:t>Full optimization; generates highly optimized code and has the slowest compilation time. O2 is considered to be the last “safe” optimization level.</w:t>
       </w:r>
     </w:p>
     <w:p>
@@ -31127,31 +31488,56 @@
       <w:r>
         <w:rPr>
           <w:rStyle w:val="SourceText"/>
-          <w:rFonts w:eastAsia="Calibri"/>
-        </w:rPr>
-        <w:t>-O3</w:t>
-      </w:r>
-    </w:p>
-    <w:p>
-      <w:pPr>
-        <w:pStyle w:val="ListContents"/>
-        <w:ind w:left="0" w:hanging="0"/>
-        <w:rPr/>
-      </w:pPr>
-      <w:r>
-        <w:rPr/>
-        <w:t xml:space="preserve">Full optimization as in </w:t>
+          <w:rFonts w:eastAsia="Calibri" w:cs="Noto Kufi Arabic"/>
+          <w:color w:val="auto"/>
+          <w:kern w:val="0"/>
+          <w:sz w:val="22"/>
+          <w:szCs w:val="22"/>
+          <w:lang w:val="en-CA" w:eastAsia="en-US" w:bidi="ar-SA"/>
+        </w:rPr>
+        <w:t xml:space="preserve">-O3: </w:t>
+      </w:r>
+      <w:r>
+        <w:rPr/>
+        <w:t>Full optimization, as in</w:t>
+      </w:r>
+      <w:r>
+        <w:rPr>
+          <w:rFonts w:eastAsia="Calibri" w:cs="Noto Kufi Arabic"/>
+          <w:color w:val="auto"/>
+          <w:kern w:val="0"/>
+          <w:sz w:val="22"/>
+          <w:szCs w:val="22"/>
+          <w:lang w:val="en-CA" w:eastAsia="en-US" w:bidi="ar-SA"/>
+        </w:rPr>
+        <w:t xml:space="preserve"> </w:t>
       </w:r>
       <w:r>
         <w:rPr>
           <w:rStyle w:val="SourceText"/>
-          <w:rFonts w:eastAsia="Calibri"/>
-        </w:rPr>
-        <w:t>-O2</w:t>
-      </w:r>
-      <w:r>
-        <w:rPr/>
-        <w:t>; also uses more aggressive automatic inlining of subprograms within a unit (</w:t>
+          <w:rFonts w:eastAsia="Calibri" w:cs="Noto Kufi Arabic"/>
+          <w:color w:val="auto"/>
+          <w:kern w:val="0"/>
+          <w:sz w:val="22"/>
+          <w:szCs w:val="22"/>
+          <w:lang w:val="en-CA" w:eastAsia="en-US" w:bidi="ar-SA"/>
+        </w:rPr>
+        <w:t>-O2,</w:t>
+      </w:r>
+      <w:r>
+        <w:rPr>
+          <w:rFonts w:eastAsia="Calibri" w:cs="Noto Kufi Arabic"/>
+          <w:color w:val="auto"/>
+          <w:kern w:val="0"/>
+          <w:sz w:val="22"/>
+          <w:szCs w:val="22"/>
+          <w:lang w:val="en-CA" w:eastAsia="en-US" w:bidi="ar-SA"/>
+        </w:rPr>
+        <w:t xml:space="preserve"> </w:t>
+      </w:r>
+      <w:r>
+        <w:rPr/>
+        <w:t>also uses more aggressive automatic inlining of subprograms within a unit (</w:t>
       </w:r>
       <w:r>
         <w:fldChar w:fldCharType="begin"/>
@@ -31190,7 +31576,7 @@
       </w:r>
       <w:r>
         <w:rPr/>
-        <w:t>) and attempts to vectorize loops.</w:t>
+        <w:t>) and attempts to vectorize loops. O3 is prone to break code, and is usually not used in favor of O2.</w:t>
       </w:r>
     </w:p>
     <w:p>
@@ -31211,7 +31597,12 @@
       <w:r>
         <w:rPr>
           <w:rStyle w:val="SourceText"/>
-          <w:rFonts w:eastAsia="Calibri"/>
+          <w:rFonts w:eastAsia="Calibri" w:cs="Noto Kufi Arabic"/>
+          <w:color w:val="auto"/>
+          <w:kern w:val="0"/>
+          <w:sz w:val="22"/>
+          <w:szCs w:val="22"/>
+          <w:lang w:val="en-CA" w:eastAsia="en-US" w:bidi="ar-SA"/>
         </w:rPr>
         <w:t xml:space="preserve">-Os: </w:t>
       </w:r>
@@ -31719,7 +32110,7 @@
       <w:r>
         <w:rPr/>
         <w:tab/>
-        <w:t>Static libraries have rapidly been losing their appeal due to the unfortunate draw-back of making code too large. To illustrate this, imagine that libc was a static library. Let’s also say that libc was 500MB in size. This might be acceptable for one program, but since virtually all C programs link with libc, every process on your computer would be taking up an additional 500MB of space. If you had 500 processes running, then you’d have 250GB taken up by libc!!! None-the-less, there are valid reasons for using static libraries, especially for the ease-of-use, so it’s good to know how to build one. Creating static libraries is unique in that we don’t actually do it using gcc. Instead, we use a command line utility called ar which stands for archive. This makes more sense when you realize that static libraries are really just archives that contain a bunch of object files. Assuming that we have 3 object files, file1.o, file2.o and file3.o, we can create a static library as follows: ar rcs libstatic.a file1.o file2.o file3.o. The usage of the ar command is a bit strange but essentially, rcs is actually 3 separate subcommands. The r stands for replace ie. replace an existing library with the same name if it exists, the c option stands for create ie. create the static library if it doesn’t exist, and s means index (not sure why it’s an s and not i) ie. create an index which tells the compiler that it’s a library file that we’re creating. Note that the library is the first file in the list of all files and then each proceeding file is assumed to be an object file that will be added to the archive. It is important that the name of our library starts with the prefix “lib” because another compiler flag, -l, assumes that all libraries start with that prefix. In order to link with our static library, we can either add it in the dependency list when compiling with gcc (along with the other object files), or we can link using the -l option in gcc eg. -lstatic means “link with libstatic.a”.</w:t>
+        <w:t>Static libraries have rapidly been losing their appeal due to the unfortunate draw-back of making code too large. To illustrate this, imagine that libc was a static library. Let’s also say that libc was 500MB in size. This might be acceptable for one program, but since virtually all C programs link with libc, every process on your computer would be taking up an additional 500MB of space. If you had 500 processes running, then you’d have 250GB taken up by libc!!! None-the-less, there are valid reasons for using static libraries, especially for the ease-of-use, so it’s good to know how to build one. Creating static libraries is unique in that we don’t actually do it using gcc. Instead, we use a command line utility called ar which stands for archive. This makes more sense when you realize that static libraries are really just archives that contain a bunch of object files. Assuming that we have 3 object files, file1.o, file2.o and file3.o, we can create a static library as follows: ar rcs libstatic.a file1.o file2.o file3.o. The usage of the ar command is a bit strange but essentially, rcs is actually 3 separate subcommands. The r stands for replace ie. replace an existing library with the same name if it exists, the c option stands for create ie. create the static library if it doesn’t exist, and s means index (not sure why it’s an s and not i) i.e. create an index which tells the compiler that it’s a library file that we’re creating. Note that the library is the first file in the list of all files and then each proceeding file is assumed to be an object file that will be added to the archive. It is important that the name of our library starts with the prefix “lib” because another compiler flag, -l, assumes that all libraries start with that prefix. In order to link with our static library, we can either add it in the dependency list when compiling with gcc (along with the other object files), or we can link using the -l option in gcc eg. -lstatic means “link with libstatic.a”.</w:t>
       </w:r>
     </w:p>
     <w:p>
@@ -32193,7 +32584,7 @@
       </w:hyperlink>
       <w:r>
         <w:rPr/>
-        <w:t xml:space="preserve"> . There is an option in gcc to disable compiler intrinsics using -fno-builtin. </w:t>
+        <w:t xml:space="preserve"> . There is an option in gcc to disable compiler intrinsics using -fno-builtin. I generally use this flag for debug builds, and omit it for the release build, unless you depend on not using builtins.  </w:t>
       </w:r>
     </w:p>
     <w:p>
